--- a/misc/ci/doc/add_new_machine.docx
+++ b/misc/ci/doc/add_new_machine.docx
@@ -1694,7 +1694,145 @@
       </w:r>
     </w:p>
     <w:p/>
-    <w:p/>
+    <w:p>
+      <w:pPr>
+        <w:pStyle w:val="Heading3"/>
+      </w:pPr>
+      <w:r>
+        <w:rPr>
+          <w:rFonts w:hint="eastAsia"/>
+        </w:rPr>
+        <w:t>安装</w:t>
+      </w:r>
+      <w:r>
+        <w:rPr>
+          <w:rFonts w:hint="eastAsia"/>
+        </w:rPr>
+        <w:t>lcov</w:t>
+      </w:r>
+    </w:p>
+    <w:p>
+      <w:r>
+        <w:rPr>
+          <w:rFonts w:hint="eastAsia"/>
+        </w:rPr>
+        <w:t>用于【测试机】。</w:t>
+      </w:r>
+    </w:p>
+    <w:p>
+      <w:pPr>
+        <w:rPr>
+          <w:rFonts w:hint="eastAsia"/>
+        </w:rPr>
+      </w:pPr>
+    </w:p>
+    <w:p>
+      <w:pPr>
+        <w:rPr>
+          <w:rFonts w:hint="eastAsia"/>
+        </w:rPr>
+      </w:pPr>
+      <w:r>
+        <w:rPr>
+          <w:rFonts w:hint="eastAsia"/>
+        </w:rPr>
+        <w:t>lcov</w:t>
+      </w:r>
+      <w:r>
+        <w:rPr>
+          <w:rFonts w:hint="eastAsia"/>
+        </w:rPr>
+        <w:t>工具用于生成</w:t>
+      </w:r>
+      <w:r>
+        <w:rPr>
+          <w:rFonts w:hint="eastAsia"/>
+        </w:rPr>
+        <w:t>html</w:t>
+      </w:r>
+      <w:r>
+        <w:rPr>
+          <w:rFonts w:hint="eastAsia"/>
+        </w:rPr>
+        <w:t>格式的代码覆盖率。</w:t>
+      </w:r>
+      <w:r>
+        <w:rPr>
+          <w:rFonts w:hint="eastAsia"/>
+        </w:rPr>
+        <w:t>安装步骤如下：</w:t>
+      </w:r>
+    </w:p>
+    <w:p>
+      <w:pPr>
+        <w:rPr>
+          <w:rFonts w:hint="eastAsia"/>
+        </w:rPr>
+      </w:pPr>
+      <w:r>
+        <w:rPr>
+          <w:rFonts w:hint="eastAsia"/>
+        </w:rPr>
+        <w:t>解压安装包</w:t>
+      </w:r>
+      <w:r>
+        <w:t>lcov-1.13.tar.gz</w:t>
+      </w:r>
+    </w:p>
+    <w:p>
+      <w:pPr>
+        <w:rPr>
+          <w:rFonts w:hint="eastAsia"/>
+        </w:rPr>
+      </w:pPr>
+      <w:r>
+        <w:rPr>
+          <w:rFonts w:hint="eastAsia"/>
+        </w:rPr>
+        <w:t xml:space="preserve">cd </w:t>
+      </w:r>
+      <w:r>
+        <w:t>lcov-1.13</w:t>
+      </w:r>
+    </w:p>
+    <w:p>
+      <w:pPr>
+        <w:rPr>
+          <w:rFonts w:hint="eastAsia"/>
+        </w:rPr>
+      </w:pPr>
+      <w:r>
+        <w:rPr>
+          <w:rFonts w:hint="eastAsia"/>
+        </w:rPr>
+        <w:t>make install</w:t>
+      </w:r>
+    </w:p>
+    <w:p>
+      <w:r>
+        <w:t>ln -s /usr/local/bin/genhtml /usr/bin/genhtml</w:t>
+      </w:r>
+    </w:p>
+    <w:p>
+      <w:r>
+        <w:t>ln -s /usr/local/bin/gendesc /usr/bin/gendesc</w:t>
+      </w:r>
+    </w:p>
+    <w:p>
+      <w:r>
+        <w:t>ln -s /usr/local/bin/geninfo /usr/bin/geninfo</w:t>
+      </w:r>
+    </w:p>
+    <w:p>
+      <w:r>
+        <w:t>ln -s /usr/local/bin/genpng /usr/bin/genpng</w:t>
+      </w:r>
+    </w:p>
+    <w:p>
+      <w:r>
+        <w:t>ln -s /usr/local/bin/lcov /usr/bin/lcov</w:t>
+      </w:r>
+    </w:p>
     <w:p>
       <w:pPr>
         <w:pStyle w:val="Heading2"/>
@@ -1812,6 +1950,7 @@
         <w:rPr>
           <w:rFonts w:hint="eastAsia"/>
         </w:rPr>
+        <w:lastRenderedPageBreak/>
         <w:t>安装</w:t>
       </w:r>
       <w:r>
@@ -1892,7 +2031,6 @@
         <w:rPr>
           <w:rFonts w:hint="eastAsia"/>
         </w:rPr>
-        <w:lastRenderedPageBreak/>
         <w:t>准备</w:t>
       </w:r>
       <w:r>
@@ -2937,7 +3075,7 @@
   <w:abstractNum w:abstractNumId="10">
     <w:nsid w:val="589E00D2"/>
     <w:multiLevelType w:val="hybridMultilevel"/>
-    <w:tmpl w:val="7464C31A"/>
+    <w:tmpl w:val="81CE3BA2"/>
     <w:lvl w:ilvl="0" w:tplc="C4BE6AC0">
       <w:start w:val="1"/>
       <w:numFmt w:val="decimal"/>
@@ -3355,6 +3493,12 @@
     </w:lvlOverride>
   </w:num>
   <w:num w:numId="24">
+    <w:abstractNumId w:val="10"/>
+    <w:lvlOverride w:ilvl="0">
+      <w:startOverride w:val="1"/>
+    </w:lvlOverride>
+  </w:num>
+  <w:num w:numId="25">
     <w:abstractNumId w:val="10"/>
     <w:lvlOverride w:ilvl="0">
       <w:startOverride w:val="1"/>

--- a/misc/ci/doc/add_new_machine.docx
+++ b/misc/ci/doc/add_new_machine.docx
@@ -1708,6 +1708,12 @@
         <w:rPr>
           <w:rFonts w:hint="eastAsia"/>
         </w:rPr>
+        <w:t xml:space="preserve">gcov </w:t>
+      </w:r>
+      <w:r>
+        <w:rPr>
+          <w:rFonts w:hint="eastAsia"/>
+        </w:rPr>
         <w:t>lcov</w:t>
       </w:r>
     </w:p>
@@ -1736,6 +1742,51 @@
         <w:rPr>
           <w:rFonts w:hint="eastAsia"/>
         </w:rPr>
+        <w:t>查看是否安装</w:t>
+      </w:r>
+      <w:r>
+        <w:rPr>
+          <w:rFonts w:hint="eastAsia"/>
+        </w:rPr>
+        <w:t>gcov</w:t>
+      </w:r>
+      <w:r>
+        <w:rPr>
+          <w:rFonts w:hint="eastAsia"/>
+        </w:rPr>
+        <w:t>，</w:t>
+      </w:r>
+      <w:r>
+        <w:rPr>
+          <w:rFonts w:hint="eastAsia"/>
+        </w:rPr>
+        <w:t>gcov</w:t>
+      </w:r>
+      <w:r>
+        <w:rPr>
+          <w:rFonts w:hint="eastAsia"/>
+        </w:rPr>
+        <w:t>是</w:t>
+      </w:r>
+      <w:r>
+        <w:rPr>
+          <w:rFonts w:hint="eastAsia"/>
+        </w:rPr>
+        <w:t>gcc</w:t>
+      </w:r>
+      <w:r>
+        <w:rPr>
+          <w:rFonts w:hint="eastAsia"/>
+        </w:rPr>
+        <w:t>自带的覆盖率工具。</w:t>
+      </w:r>
+    </w:p>
+    <w:p/>
+    <w:p>
+      <w:r>
+        <w:rPr>
+          <w:rFonts w:hint="eastAsia"/>
+        </w:rPr>
         <w:t>lcov</w:t>
       </w:r>
       <w:r>
@@ -1764,11 +1815,6 @@
       </w:r>
     </w:p>
     <w:p>
-      <w:pPr>
-        <w:rPr>
-          <w:rFonts w:hint="eastAsia"/>
-        </w:rPr>
-      </w:pPr>
       <w:r>
         <w:rPr>
           <w:rFonts w:hint="eastAsia"/>
@@ -1780,11 +1826,6 @@
       </w:r>
     </w:p>
     <w:p>
-      <w:pPr>
-        <w:rPr>
-          <w:rFonts w:hint="eastAsia"/>
-        </w:rPr>
-      </w:pPr>
       <w:r>
         <w:rPr>
           <w:rFonts w:hint="eastAsia"/>
@@ -1796,11 +1837,6 @@
       </w:r>
     </w:p>
     <w:p>
-      <w:pPr>
-        <w:rPr>
-          <w:rFonts w:hint="eastAsia"/>
-        </w:rPr>
-      </w:pPr>
       <w:r>
         <w:rPr>
           <w:rFonts w:hint="eastAsia"/>
@@ -1950,7 +1986,6 @@
         <w:rPr>
           <w:rFonts w:hint="eastAsia"/>
         </w:rPr>
-        <w:lastRenderedPageBreak/>
         <w:t>安装</w:t>
       </w:r>
       <w:r>

--- a/misc/ci/doc/add_new_machine.docx
+++ b/misc/ci/doc/add_new_machine.docx
@@ -1725,19 +1725,8 @@
         <w:t>用于【测试机】。</w:t>
       </w:r>
     </w:p>
-    <w:p>
-      <w:pPr>
-        <w:rPr>
-          <w:rFonts w:hint="eastAsia"/>
-        </w:rPr>
-      </w:pPr>
-    </w:p>
-    <w:p>
-      <w:pPr>
-        <w:rPr>
-          <w:rFonts w:hint="eastAsia"/>
-        </w:rPr>
-      </w:pPr>
+    <w:p/>
+    <w:p>
       <w:r>
         <w:rPr>
           <w:rFonts w:hint="eastAsia"/>
@@ -1934,6 +1923,357 @@
         <w:t>export PATH=/opt/installbuilder-8.5.2/bin:$PATH</w:t>
       </w:r>
     </w:p>
+    <w:p>
+      <w:pPr>
+        <w:pStyle w:val="Heading3"/>
+        <w:rPr>
+          <w:rFonts w:hint="eastAsia"/>
+        </w:rPr>
+      </w:pPr>
+      <w:r>
+        <w:rPr>
+          <w:rFonts w:hint="eastAsia"/>
+        </w:rPr>
+        <w:t>安装</w:t>
+      </w:r>
+      <w:r>
+        <w:rPr>
+          <w:rFonts w:hint="eastAsia"/>
+        </w:rPr>
+        <w:t>maven</w:t>
+      </w:r>
+    </w:p>
+    <w:p>
+      <w:pPr>
+        <w:rPr>
+          <w:rFonts w:hint="eastAsia"/>
+        </w:rPr>
+      </w:pPr>
+      <w:r>
+        <w:rPr>
+          <w:rFonts w:hint="eastAsia"/>
+        </w:rPr>
+        <w:t>安装包</w:t>
+      </w:r>
+      <w:r>
+        <w:rPr>
+          <w:rFonts w:hint="eastAsia"/>
+        </w:rPr>
+        <w:t>：</w:t>
+      </w:r>
+      <w:r>
+        <w:rPr>
+          <w:rFonts w:hint="eastAsia"/>
+        </w:rPr>
+        <w:t xml:space="preserve">svn  </w:t>
+      </w:r>
+      <w:r>
+        <w:t>trunk\thirdparty\CI-tools</w:t>
+      </w:r>
+      <w:r>
+        <w:rPr>
+          <w:rFonts w:hint="eastAsia"/>
+        </w:rPr>
+        <w:t>\</w:t>
+      </w:r>
+      <w:r>
+        <w:t xml:space="preserve"> apache-maven-3.3.9-bin</w:t>
+      </w:r>
+      <w:r>
+        <w:rPr>
+          <w:rFonts w:hint="eastAsia"/>
+        </w:rPr>
+        <w:t>.zip</w:t>
+      </w:r>
+    </w:p>
+    <w:p>
+      <w:pPr>
+        <w:rPr>
+          <w:rFonts w:hint="eastAsia"/>
+        </w:rPr>
+      </w:pPr>
+      <w:r>
+        <w:rPr>
+          <w:rFonts w:hint="eastAsia"/>
+        </w:rPr>
+        <w:t>解压到</w:t>
+      </w:r>
+      <w:r>
+        <w:rPr>
+          <w:rFonts w:hint="eastAsia"/>
+        </w:rPr>
+        <w:t>/opt</w:t>
+      </w:r>
+      <w:r>
+        <w:rPr>
+          <w:rFonts w:hint="eastAsia"/>
+        </w:rPr>
+        <w:t>下</w:t>
+      </w:r>
+    </w:p>
+    <w:p>
+      <w:pPr>
+        <w:rPr>
+          <w:rFonts w:hint="eastAsia"/>
+        </w:rPr>
+      </w:pPr>
+      <w:r>
+        <w:rPr>
+          <w:rFonts w:hint="eastAsia"/>
+        </w:rPr>
+        <w:t>配置环境变量</w:t>
+      </w:r>
+      <w:r>
+        <w:rPr>
+          <w:rFonts w:hint="eastAsia"/>
+        </w:rPr>
+        <w:t>，打开</w:t>
+      </w:r>
+      <w:r>
+        <w:t>/etc/profile</w:t>
+      </w:r>
+      <w:r>
+        <w:rPr>
+          <w:rFonts w:hint="eastAsia"/>
+        </w:rPr>
+        <w:t>和</w:t>
+      </w:r>
+      <w:r>
+        <w:t>~jenkins/.bashrc</w:t>
+      </w:r>
+      <w:r>
+        <w:rPr>
+          <w:rFonts w:hint="eastAsia"/>
+        </w:rPr>
+        <w:t>添加</w:t>
+      </w:r>
+      <w:r>
+        <w:rPr>
+          <w:rFonts w:hint="eastAsia"/>
+        </w:rPr>
+        <w:t>：</w:t>
+      </w:r>
+    </w:p>
+    <w:p>
+      <w:r>
+        <w:rPr>
+          <w:rFonts w:hint="eastAsia"/>
+        </w:rPr>
+        <w:lastRenderedPageBreak/>
+        <w:t xml:space="preserve">  </w:t>
+      </w:r>
+      <w:r>
+        <w:t>export MAVEN_HOME=/opt/apache-maven-3.3.9</w:t>
+      </w:r>
+    </w:p>
+    <w:p>
+      <w:pPr>
+        <w:rPr>
+          <w:rFonts w:hint="eastAsia"/>
+        </w:rPr>
+      </w:pPr>
+      <w:r>
+        <w:rPr>
+          <w:rFonts w:hint="eastAsia"/>
+        </w:rPr>
+        <w:t xml:space="preserve">  </w:t>
+      </w:r>
+      <w:r>
+        <w:t>export PATH=${PATH}:${MAVEN_HOME}/bin</w:t>
+      </w:r>
+    </w:p>
+    <w:p>
+      <w:pPr>
+        <w:rPr>
+          <w:rFonts w:hint="eastAsia"/>
+        </w:rPr>
+      </w:pPr>
+      <w:r>
+        <w:rPr>
+          <w:rFonts w:hint="eastAsia"/>
+        </w:rPr>
+        <w:t>创建用户配置文件：</w:t>
+      </w:r>
+    </w:p>
+    <w:p>
+      <w:pPr>
+        <w:rPr>
+          <w:rFonts w:hint="eastAsia"/>
+        </w:rPr>
+      </w:pPr>
+      <w:r>
+        <w:rPr>
+          <w:rFonts w:hint="eastAsia"/>
+        </w:rPr>
+        <w:t xml:space="preserve"> </w:t>
+      </w:r>
+      <w:r>
+        <w:rPr>
+          <w:rFonts w:hint="eastAsia"/>
+        </w:rPr>
+        <w:t>复制</w:t>
+      </w:r>
+      <w:r>
+        <w:rPr>
+          <w:rFonts w:hint="eastAsia"/>
+        </w:rPr>
+        <w:t>maven</w:t>
+      </w:r>
+      <w:r>
+        <w:rPr>
+          <w:rFonts w:hint="eastAsia"/>
+        </w:rPr>
+        <w:t>的全局配置文件</w:t>
+      </w:r>
+      <w:r>
+        <w:t>/opt/apache-maven-3.3.9/conf/</w:t>
+      </w:r>
+      <w:r>
+        <w:rPr>
+          <w:rFonts w:hint="eastAsia"/>
+        </w:rPr>
+        <w:t xml:space="preserve"> </w:t>
+      </w:r>
+      <w:r>
+        <w:rPr>
+          <w:rFonts w:hint="eastAsia"/>
+        </w:rPr>
+        <w:t>settings.xml</w:t>
+      </w:r>
+      <w:r>
+        <w:rPr>
+          <w:rFonts w:hint="eastAsia"/>
+        </w:rPr>
+        <w:t>到</w:t>
+      </w:r>
+      <w:r>
+        <w:rPr>
+          <w:rFonts w:hint="eastAsia"/>
+        </w:rPr>
+        <w:t>~</w:t>
+      </w:r>
+      <w:r>
+        <w:rPr>
+          <w:rFonts w:hint="eastAsia"/>
+        </w:rPr>
+        <w:t>jenkins</w:t>
+      </w:r>
+      <w:r>
+        <w:rPr>
+          <w:rFonts w:hint="eastAsia"/>
+        </w:rPr>
+        <w:t>/.m2</w:t>
+      </w:r>
+      <w:r>
+        <w:rPr>
+          <w:rFonts w:hint="eastAsia"/>
+        </w:rPr>
+        <w:t>目录下</w:t>
+      </w:r>
+      <w:r>
+        <w:rPr>
+          <w:rFonts w:hint="eastAsia"/>
+        </w:rPr>
+        <w:t>。</w:t>
+      </w:r>
+    </w:p>
+    <w:p>
+      <w:pPr>
+        <w:rPr>
+          <w:rFonts w:hint="eastAsia"/>
+        </w:rPr>
+      </w:pPr>
+      <w:r>
+        <w:rPr>
+          <w:rFonts w:hint="eastAsia"/>
+        </w:rPr>
+        <w:t>在用户配置文件中</w:t>
+      </w:r>
+      <w:r>
+        <w:rPr>
+          <w:rFonts w:hint="eastAsia"/>
+        </w:rPr>
+        <w:t>配置镜像文件</w:t>
+      </w:r>
+      <w:r>
+        <w:rPr>
+          <w:rFonts w:hint="eastAsia"/>
+        </w:rPr>
+        <w:t>：</w:t>
+      </w:r>
+    </w:p>
+    <w:p>
+      <w:r>
+        <w:t xml:space="preserve">    &lt;mirror&gt;</w:t>
+      </w:r>
+    </w:p>
+    <w:p>
+      <w:r>
+        <w:t xml:space="preserve">      &lt;id&gt;central&lt;/id&gt;</w:t>
+      </w:r>
+    </w:p>
+    <w:p>
+      <w:r>
+        <w:t xml:space="preserve">      &lt;mirrorOf&gt;*&lt;/mirrorOf&gt;</w:t>
+      </w:r>
+    </w:p>
+    <w:p>
+      <w:r>
+        <w:t xml:space="preserve">      &lt;name&gt;Human Readable Name for this Mirror.&lt;/name&gt;</w:t>
+      </w:r>
+    </w:p>
+    <w:p>
+      <w:r>
+        <w:t xml:space="preserve">      &lt;url&gt;http://192.168.31.204:8081/nexus/content/repositories/central/&lt;/url&gt;</w:t>
+      </w:r>
+    </w:p>
+    <w:p>
+      <w:r>
+        <w:t xml:space="preserve">    &lt;/mirror&gt;</w:t>
+      </w:r>
+    </w:p>
+    <w:p>
+      <w:pPr>
+        <w:pStyle w:val="Heading3"/>
+      </w:pPr>
+      <w:r>
+        <w:rPr>
+          <w:rFonts w:hint="eastAsia"/>
+        </w:rPr>
+        <w:t>安装原生</w:t>
+      </w:r>
+      <w:r>
+        <w:rPr>
+          <w:rFonts w:hint="eastAsia"/>
+        </w:rPr>
+        <w:t>pg</w:t>
+      </w:r>
+    </w:p>
+    <w:p>
+      <w:r>
+        <w:rPr>
+          <w:rFonts w:hint="eastAsia"/>
+        </w:rPr>
+        <w:t>拷贝</w:t>
+      </w:r>
+      <w:r>
+        <w:rPr>
+          <w:rFonts w:hint="eastAsia"/>
+        </w:rPr>
+        <w:t>pgsql</w:t>
+      </w:r>
+      <w:r>
+        <w:rPr>
+          <w:rFonts w:hint="eastAsia"/>
+        </w:rPr>
+        <w:t>目录</w:t>
+      </w:r>
+    </w:p>
+    <w:p>
+      <w:r>
+        <w:t>export PATH=/usr/local/pgsql/bin:$PATH</w:t>
+      </w:r>
+    </w:p>
     <w:p/>
     <w:p>
       <w:pPr>
@@ -1943,16 +2283,108 @@
         <w:rPr>
           <w:rFonts w:hint="eastAsia"/>
         </w:rPr>
-        <w:t>安装原生</w:t>
-      </w:r>
-      <w:r>
-        <w:rPr>
-          <w:rFonts w:hint="eastAsia"/>
-        </w:rPr>
-        <w:t>pg</w:t>
-      </w:r>
-    </w:p>
-    <w:p>
+        <w:t>安装</w:t>
+      </w:r>
+      <w:r>
+        <w:rPr>
+          <w:rFonts w:hint="eastAsia"/>
+        </w:rPr>
+        <w:t>Python</w:t>
+      </w:r>
+      <w:r>
+        <w:rPr>
+          <w:rFonts w:hint="eastAsia"/>
+        </w:rPr>
+        <w:t>、</w:t>
+      </w:r>
+      <w:r>
+        <w:rPr>
+          <w:rFonts w:hint="eastAsia"/>
+        </w:rPr>
+        <w:t xml:space="preserve">Python-devel </w:t>
+      </w:r>
+    </w:p>
+    <w:p/>
+    <w:p>
+      <w:r>
+        <w:rPr>
+          <w:rFonts w:hint="eastAsia"/>
+        </w:rPr>
+        <w:t>eg:</w:t>
+      </w:r>
+      <w:r>
+        <w:rPr>
+          <w:rFonts w:hint="eastAsia"/>
+        </w:rPr>
+        <w:t>源码安装</w:t>
+      </w:r>
+    </w:p>
+    <w:p>
+      <w:r>
+        <w:t>tar zxvf Python-2.7.7.tgz</w:t>
+      </w:r>
+    </w:p>
+    <w:p>
+      <w:r>
+        <w:t>cd Python-2.7.7</w:t>
+      </w:r>
+    </w:p>
+    <w:p>
+      <w:r>
+        <w:t>./configure --enable-shared --prefix=/usr/local/python2.7.7/</w:t>
+      </w:r>
+    </w:p>
+    <w:p>
+      <w:r>
+        <w:t>make</w:t>
+      </w:r>
+    </w:p>
+    <w:p>
+      <w:r>
+        <w:t>make install</w:t>
+      </w:r>
+    </w:p>
+    <w:p>
+      <w:r>
+        <w:t xml:space="preserve">echo /usr/local/python2.7.7/lib &gt; /etc/ld.so.conf.d/python2.7.conf </w:t>
+      </w:r>
+    </w:p>
+    <w:p>
+      <w:r>
+        <w:t>ldconfig</w:t>
+      </w:r>
+    </w:p>
+    <w:p/>
+    <w:p>
+      <w:pPr>
+        <w:pStyle w:val="Heading3"/>
+      </w:pPr>
+      <w:r>
+        <w:rPr>
+          <w:rFonts w:hint="eastAsia"/>
+        </w:rPr>
+        <w:t>准备</w:t>
+      </w:r>
+      <w:r>
+        <w:rPr>
+          <w:rFonts w:hint="eastAsia"/>
+        </w:rPr>
+        <w:t>spark</w:t>
+      </w:r>
+      <w:r>
+        <w:rPr>
+          <w:rFonts w:hint="eastAsia"/>
+        </w:rPr>
+        <w:t>编译环境</w:t>
+      </w:r>
+    </w:p>
+    <w:p>
+      <w:r>
+        <w:rPr>
+          <w:rFonts w:hint="eastAsia"/>
+        </w:rPr>
+        <w:t xml:space="preserve">   </w:t>
+      </w:r>
       <w:r>
         <w:rPr>
           <w:rFonts w:hint="eastAsia"/>
@@ -1963,176 +2395,199 @@
         <w:rPr>
           <w:rFonts w:hint="eastAsia"/>
         </w:rPr>
-        <w:t>pgsql</w:t>
-      </w:r>
-      <w:r>
-        <w:rPr>
-          <w:rFonts w:hint="eastAsia"/>
-        </w:rPr>
-        <w:t>目录</w:t>
-      </w:r>
-    </w:p>
-    <w:p>
-      <w:r>
-        <w:t>export PATH=/usr/local/pgsql/bin:$PATH</w:t>
+        <w:t>ivy2.tar.gz m2.tar.gz sbt.tar.gz sbt_build.tar.gz</w:t>
+      </w:r>
+      <w:r>
+        <w:rPr>
+          <w:rFonts w:hint="eastAsia"/>
+        </w:rPr>
+        <w:t>到</w:t>
+      </w:r>
+      <w:r>
+        <w:rPr>
+          <w:rFonts w:hint="eastAsia"/>
+        </w:rPr>
+        <w:t>jenkins</w:t>
+      </w:r>
+      <w:r>
+        <w:rPr>
+          <w:rFonts w:hint="eastAsia"/>
+        </w:rPr>
+        <w:t>家目录</w:t>
+      </w:r>
+    </w:p>
+    <w:p>
+      <w:r>
+        <w:rPr>
+          <w:rFonts w:hint="eastAsia"/>
+        </w:rPr>
+        <w:t xml:space="preserve">   </w:t>
+      </w:r>
+      <w:r>
+        <w:rPr>
+          <w:rFonts w:hint="eastAsia"/>
+        </w:rPr>
+        <w:t>解压</w:t>
+      </w:r>
+    </w:p>
+    <w:p>
+      <w:pPr>
+        <w:pStyle w:val="Heading3"/>
+      </w:pPr>
+      <w:r>
+        <w:rPr>
+          <w:rFonts w:hint="eastAsia"/>
+        </w:rPr>
+        <w:t>文档编译</w:t>
+      </w:r>
+      <w:r>
+        <w:rPr>
+          <w:rFonts w:hint="eastAsia"/>
+        </w:rPr>
+        <w:t>windows slave</w:t>
+      </w:r>
+      <w:r>
+        <w:rPr>
+          <w:rFonts w:hint="eastAsia"/>
+        </w:rPr>
+        <w:t>机开机自动连接</w:t>
+      </w:r>
+      <w:r>
+        <w:rPr>
+          <w:rFonts w:hint="eastAsia"/>
+        </w:rPr>
+        <w:t>linux jenkins master</w:t>
+      </w:r>
+    </w:p>
+    <w:p>
+      <w:r>
+        <w:rPr>
+          <w:rFonts w:hint="eastAsia"/>
+        </w:rPr>
+        <w:t xml:space="preserve">   </w:t>
+      </w:r>
+      <w:r>
+        <w:rPr>
+          <w:rFonts w:hint="eastAsia"/>
+        </w:rPr>
+        <w:t>下载</w:t>
+      </w:r>
+      <w:r>
+        <w:rPr>
+          <w:rFonts w:hint="eastAsia"/>
+        </w:rPr>
+        <w:t>linux jenkins master</w:t>
+      </w:r>
+      <w:r>
+        <w:rPr>
+          <w:rFonts w:hint="eastAsia"/>
+        </w:rPr>
+        <w:t>的</w:t>
+      </w:r>
+      <w:r>
+        <w:rPr>
+          <w:rFonts w:hint="eastAsia"/>
+        </w:rPr>
+        <w:t>slave.jar</w:t>
+      </w:r>
+      <w:r>
+        <w:rPr>
+          <w:rFonts w:hint="eastAsia"/>
+        </w:rPr>
+        <w:t>包放入</w:t>
+      </w:r>
+      <w:r>
+        <w:rPr>
+          <w:rFonts w:hint="eastAsia"/>
+        </w:rPr>
+        <w:t>winows</w:t>
+      </w:r>
+      <w:r>
+        <w:rPr>
+          <w:rFonts w:hint="eastAsia"/>
+        </w:rPr>
+        <w:t>的</w:t>
+      </w:r>
+      <w:r>
+        <w:rPr>
+          <w:rFonts w:hint="eastAsia"/>
+        </w:rPr>
+        <w:t>C</w:t>
+      </w:r>
+      <w:r>
+        <w:rPr>
+          <w:rFonts w:hint="eastAsia"/>
+        </w:rPr>
+        <w:t>:\users\jenkins\slave.jar</w:t>
+      </w:r>
+      <w:r>
+        <w:rPr>
+          <w:rFonts w:hint="eastAsia"/>
+        </w:rPr>
+        <w:t>编写</w:t>
+      </w:r>
+      <w:r>
+        <w:rPr>
+          <w:rFonts w:hint="eastAsia"/>
+        </w:rPr>
+        <w:lastRenderedPageBreak/>
+        <w:t>bat</w:t>
+      </w:r>
+      <w:r>
+        <w:rPr>
+          <w:rFonts w:hint="eastAsia"/>
+        </w:rPr>
+        <w:t>脚本</w:t>
+      </w:r>
+      <w:r>
+        <w:rPr>
+          <w:rFonts w:hint="eastAsia"/>
+        </w:rPr>
+        <w:t>:</w:t>
+      </w:r>
+    </w:p>
+    <w:p>
+      <w:r>
+        <w:rPr>
+          <w:rFonts w:hint="eastAsia"/>
+        </w:rPr>
+        <w:t>java -jar C:\users\jenkins\slave.jar</w:t>
+      </w:r>
+      <w:r>
+        <w:rPr>
+          <w:rFonts w:hint="eastAsia"/>
+        </w:rPr>
+        <w:t xml:space="preserve"> </w:t>
+      </w:r>
+      <w:r>
+        <w:t xml:space="preserve">-jnlpUrl </w:t>
+      </w:r>
+    </w:p>
+    <w:p>
+      <w:r>
+        <w:t xml:space="preserve">http://192.168.30.185:8080/computer/COMPILE_WINDOWS1/slave-agent.jnlp </w:t>
+      </w:r>
+    </w:p>
+    <w:p>
+      <w:r>
+        <w:t>-secret 24e9ac7caceb04ee3c48311dcbac673087da09f28baa47ce7eade0af4f757bc0</w:t>
+      </w:r>
+    </w:p>
+    <w:p>
+      <w:r>
+        <w:rPr>
+          <w:rFonts w:hint="eastAsia"/>
+        </w:rPr>
+        <w:t>slave.jar</w:t>
+      </w:r>
+      <w:r>
+        <w:rPr>
+          <w:rFonts w:hint="eastAsia"/>
+        </w:rPr>
+        <w:t>包的位置可更换</w:t>
       </w:r>
     </w:p>
     <w:p/>
-    <w:p>
-      <w:pPr>
-        <w:pStyle w:val="Heading3"/>
-      </w:pPr>
-      <w:r>
-        <w:rPr>
-          <w:rFonts w:hint="eastAsia"/>
-        </w:rPr>
-        <w:t>安装</w:t>
-      </w:r>
-      <w:r>
-        <w:rPr>
-          <w:rFonts w:hint="eastAsia"/>
-        </w:rPr>
-        <w:t>Python</w:t>
-      </w:r>
-      <w:r>
-        <w:rPr>
-          <w:rFonts w:hint="eastAsia"/>
-        </w:rPr>
-        <w:t>、</w:t>
-      </w:r>
-      <w:r>
-        <w:rPr>
-          <w:rFonts w:hint="eastAsia"/>
-        </w:rPr>
-        <w:t xml:space="preserve">Python-devel </w:t>
-      </w:r>
-    </w:p>
-    <w:p/>
-    <w:p>
-      <w:r>
-        <w:rPr>
-          <w:rFonts w:hint="eastAsia"/>
-        </w:rPr>
-        <w:t>eg:</w:t>
-      </w:r>
-      <w:r>
-        <w:rPr>
-          <w:rFonts w:hint="eastAsia"/>
-        </w:rPr>
-        <w:t>源码安装</w:t>
-      </w:r>
-    </w:p>
-    <w:p>
-      <w:r>
-        <w:t>tar zxvf Python-2.7.7.tgz</w:t>
-      </w:r>
-    </w:p>
-    <w:p>
-      <w:r>
-        <w:t>cd Python-2.7.7</w:t>
-      </w:r>
-    </w:p>
-    <w:p>
-      <w:r>
-        <w:t>./configure --enable-shared --prefix=/usr/local/python2.7.7/</w:t>
-      </w:r>
-    </w:p>
-    <w:p>
-      <w:r>
-        <w:t>make</w:t>
-      </w:r>
-    </w:p>
-    <w:p>
-      <w:r>
-        <w:t>make install</w:t>
-      </w:r>
-    </w:p>
-    <w:p>
-      <w:r>
-        <w:t xml:space="preserve">echo /usr/local/python2.7.7/lib &gt; /etc/ld.so.conf.d/python2.7.conf </w:t>
-      </w:r>
-    </w:p>
-    <w:p>
-      <w:r>
-        <w:t>ldconfig</w:t>
-      </w:r>
-    </w:p>
-    <w:p/>
-    <w:p>
-      <w:pPr>
-        <w:pStyle w:val="Heading3"/>
-      </w:pPr>
-      <w:r>
-        <w:rPr>
-          <w:rFonts w:hint="eastAsia"/>
-        </w:rPr>
-        <w:t>准备</w:t>
-      </w:r>
-      <w:r>
-        <w:rPr>
-          <w:rFonts w:hint="eastAsia"/>
-        </w:rPr>
-        <w:t>spark</w:t>
-      </w:r>
-      <w:r>
-        <w:rPr>
-          <w:rFonts w:hint="eastAsia"/>
-        </w:rPr>
-        <w:t>编译环境</w:t>
-      </w:r>
-    </w:p>
-    <w:p>
-      <w:r>
-        <w:rPr>
-          <w:rFonts w:hint="eastAsia"/>
-        </w:rPr>
-        <w:t xml:space="preserve">   </w:t>
-      </w:r>
-      <w:r>
-        <w:rPr>
-          <w:rFonts w:hint="eastAsia"/>
-        </w:rPr>
-        <w:t>拷贝</w:t>
-      </w:r>
-      <w:r>
-        <w:rPr>
-          <w:rFonts w:hint="eastAsia"/>
-        </w:rPr>
-        <w:t>ivy2.tar.gz m2.tar.gz sbt.tar.gz sbt_build.tar.gz</w:t>
-      </w:r>
-      <w:r>
-        <w:rPr>
-          <w:rFonts w:hint="eastAsia"/>
-        </w:rPr>
-        <w:t>到</w:t>
-      </w:r>
-      <w:r>
-        <w:rPr>
-          <w:rFonts w:hint="eastAsia"/>
-        </w:rPr>
-        <w:t>jenkins</w:t>
-      </w:r>
-      <w:r>
-        <w:rPr>
-          <w:rFonts w:hint="eastAsia"/>
-        </w:rPr>
-        <w:t>家目录</w:t>
-      </w:r>
-    </w:p>
-    <w:p>
-      <w:r>
-        <w:rPr>
-          <w:rFonts w:hint="eastAsia"/>
-        </w:rPr>
-        <w:t xml:space="preserve">   </w:t>
-      </w:r>
-      <w:r>
-        <w:rPr>
-          <w:rFonts w:hint="eastAsia"/>
-        </w:rPr>
-        <w:t>解压</w:t>
-      </w:r>
-    </w:p>
     <w:sectPr>
       <w:pgSz w:w="11906" w:h="16838"/>
       <w:pgMar w:top="1440" w:right="1800" w:bottom="1440" w:left="1800" w:header="851" w:footer="992" w:gutter="0"/>
@@ -4145,7 +4600,7 @@
         <a:sysClr val="windowText" lastClr="000000"/>
       </a:dk1>
       <a:lt1>
-        <a:sysClr val="window" lastClr="CCE8CF"/>
+        <a:sysClr val="window" lastClr="FFFFFF"/>
       </a:lt1>
       <a:dk2>
         <a:srgbClr val="1F497D"/>

--- a/misc/ci/doc/add_new_machine.docx
+++ b/misc/ci/doc/add_new_machine.docx
@@ -631,12 +631,30 @@
     </w:p>
     <w:p>
       <w:r>
-        <w:t>ln -s /usr/local/ibm-java-ppc64-71/bin/java /usr/bin/java</w:t>
-      </w:r>
-    </w:p>
-    <w:p>
-      <w:r>
-        <w:t>ln -s /usr/local/ibm-java-ppc64-71/bin/javac /usr/bin/javac</w:t>
+        <w:t xml:space="preserve">ln -s </w:t>
+      </w:r>
+      <w:r>
+        <w:t>/opt/jdk1.7.0_80/bin/java</w:t>
+      </w:r>
+      <w:r>
+        <w:t xml:space="preserve"> /usr/bin/java</w:t>
+      </w:r>
+    </w:p>
+    <w:p>
+      <w:r>
+        <w:t xml:space="preserve">ln -s </w:t>
+      </w:r>
+      <w:r>
+        <w:t>/opt/jdk1.7.0_80/bin/jav</w:t>
+      </w:r>
+      <w:r>
+        <w:rPr>
+          <w:rFonts w:hint="eastAsia"/>
+        </w:rPr>
+        <w:t>ac</w:t>
+      </w:r>
+      <w:r>
+        <w:t xml:space="preserve"> /usr/bin/javac</w:t>
       </w:r>
     </w:p>
     <w:p>
@@ -1926,9 +1944,6 @@
     <w:p>
       <w:pPr>
         <w:pStyle w:val="Heading3"/>
-        <w:rPr>
-          <w:rFonts w:hint="eastAsia"/>
-        </w:rPr>
       </w:pPr>
       <w:r>
         <w:rPr>
@@ -1944,11 +1959,6 @@
       </w:r>
     </w:p>
     <w:p>
-      <w:pPr>
-        <w:rPr>
-          <w:rFonts w:hint="eastAsia"/>
-        </w:rPr>
-      </w:pPr>
       <w:r>
         <w:rPr>
           <w:rFonts w:hint="eastAsia"/>
@@ -1987,11 +1997,6 @@
       </w:r>
     </w:p>
     <w:p>
-      <w:pPr>
-        <w:rPr>
-          <w:rFonts w:hint="eastAsia"/>
-        </w:rPr>
-      </w:pPr>
       <w:r>
         <w:rPr>
           <w:rFonts w:hint="eastAsia"/>
@@ -2012,11 +2017,6 @@
       </w:r>
     </w:p>
     <w:p>
-      <w:pPr>
-        <w:rPr>
-          <w:rFonts w:hint="eastAsia"/>
-        </w:rPr>
-      </w:pPr>
       <w:r>
         <w:rPr>
           <w:rFonts w:hint="eastAsia"/>
@@ -2067,11 +2067,6 @@
       </w:r>
     </w:p>
     <w:p>
-      <w:pPr>
-        <w:rPr>
-          <w:rFonts w:hint="eastAsia"/>
-        </w:rPr>
-      </w:pPr>
       <w:r>
         <w:rPr>
           <w:rFonts w:hint="eastAsia"/>
@@ -2083,11 +2078,6 @@
       </w:r>
     </w:p>
     <w:p>
-      <w:pPr>
-        <w:rPr>
-          <w:rFonts w:hint="eastAsia"/>
-        </w:rPr>
-      </w:pPr>
       <w:r>
         <w:rPr>
           <w:rFonts w:hint="eastAsia"/>
@@ -2096,11 +2086,6 @@
       </w:r>
     </w:p>
     <w:p>
-      <w:pPr>
-        <w:rPr>
-          <w:rFonts w:hint="eastAsia"/>
-        </w:rPr>
-      </w:pPr>
       <w:r>
         <w:rPr>
           <w:rFonts w:hint="eastAsia"/>
@@ -2178,11 +2163,6 @@
       </w:r>
     </w:p>
     <w:p>
-      <w:pPr>
-        <w:rPr>
-          <w:rFonts w:hint="eastAsia"/>
-        </w:rPr>
-      </w:pPr>
       <w:r>
         <w:rPr>
           <w:rFonts w:hint="eastAsia"/>

--- a/misc/ci/doc/add_new_machine.docx
+++ b/misc/ci/doc/add_new_machine.docx
@@ -600,7 +600,10 @@
     </w:p>
     <w:p>
       <w:r>
-        <w:t>export JAVA_HOME=/opt/ibm-java-ppc64-71</w:t>
+        <w:t>export JAVA_HOME=</w:t>
+      </w:r>
+      <w:r>
+        <w:t>/opt/jdk1.7.0_80</w:t>
       </w:r>
     </w:p>
     <w:p>
@@ -1872,8 +1875,727 @@
       </w:r>
     </w:p>
     <w:p>
+      <w:pPr>
+        <w:rPr>
+          <w:rFonts w:hint="eastAsia"/>
+        </w:rPr>
+      </w:pPr>
       <w:r>
         <w:t>ln -s /usr/local/bin/lcov /usr/bin/lcov</w:t>
+      </w:r>
+    </w:p>
+    <w:p>
+      <w:pPr>
+        <w:pStyle w:val="Heading3"/>
+        <w:rPr>
+          <w:rFonts w:hint="eastAsia"/>
+        </w:rPr>
+      </w:pPr>
+      <w:r>
+        <w:rPr>
+          <w:rFonts w:hint="eastAsia"/>
+        </w:rPr>
+        <w:t>设置</w:t>
+      </w:r>
+      <w:r>
+        <w:rPr>
+          <w:rFonts w:hint="eastAsia"/>
+        </w:rPr>
+        <w:t>core</w:t>
+      </w:r>
+      <w:r>
+        <w:rPr>
+          <w:rFonts w:hint="eastAsia"/>
+        </w:rPr>
+        <w:t>文件带</w:t>
+      </w:r>
+      <w:r>
+        <w:rPr>
+          <w:rFonts w:hint="eastAsia"/>
+        </w:rPr>
+        <w:t>PID</w:t>
+      </w:r>
+    </w:p>
+    <w:p>
+      <w:pPr>
+        <w:rPr>
+          <w:rFonts w:hint="eastAsia"/>
+        </w:rPr>
+      </w:pPr>
+      <w:r>
+        <w:rPr>
+          <w:rFonts w:hint="eastAsia"/>
+        </w:rPr>
+        <w:t xml:space="preserve"> </w:t>
+      </w:r>
+      <w:r>
+        <w:rPr>
+          <w:rFonts w:hint="eastAsia"/>
+        </w:rPr>
+        <w:t>echo "1" &gt; /proc/sys/kernel/core_uses_pid</w:t>
+      </w:r>
+    </w:p>
+    <w:p>
+      <w:pPr>
+        <w:pStyle w:val="Heading3"/>
+        <w:rPr>
+          <w:rFonts w:hint="eastAsia"/>
+        </w:rPr>
+      </w:pPr>
+      <w:r>
+        <w:rPr>
+          <w:rFonts w:hint="eastAsia"/>
+        </w:rPr>
+        <w:t>搭建</w:t>
+      </w:r>
+      <w:r>
+        <w:rPr>
+          <w:rFonts w:hint="eastAsia"/>
+        </w:rPr>
+        <w:t>Python</w:t>
+      </w:r>
+      <w:r>
+        <w:rPr>
+          <w:rFonts w:hint="eastAsia"/>
+        </w:rPr>
+        <w:t>环境</w:t>
+      </w:r>
+    </w:p>
+    <w:p>
+      <w:r>
+        <w:rPr>
+          <w:rFonts w:hint="eastAsia"/>
+        </w:rPr>
+        <w:t>1.</w:t>
+      </w:r>
+      <w:r>
+        <w:rPr>
+          <w:rFonts w:hint="eastAsia"/>
+        </w:rPr>
+        <w:t xml:space="preserve"> </w:t>
+      </w:r>
+      <w:r>
+        <w:rPr>
+          <w:rFonts w:hint="eastAsia"/>
+        </w:rPr>
+        <w:t>eg:</w:t>
+      </w:r>
+      <w:r>
+        <w:rPr>
+          <w:rFonts w:hint="eastAsia"/>
+        </w:rPr>
+        <w:t>源码安装</w:t>
+      </w:r>
+    </w:p>
+    <w:p>
+      <w:r>
+        <w:rPr>
+          <w:rFonts w:hint="eastAsia"/>
+        </w:rPr>
+        <w:t xml:space="preserve">  </w:t>
+      </w:r>
+      <w:r>
+        <w:t>tar zxvf Python-2.7.7.tgz</w:t>
+      </w:r>
+    </w:p>
+    <w:p>
+      <w:r>
+        <w:rPr>
+          <w:rFonts w:hint="eastAsia"/>
+        </w:rPr>
+        <w:t xml:space="preserve">  </w:t>
+      </w:r>
+      <w:r>
+        <w:t>cd Python-2.7.7</w:t>
+      </w:r>
+    </w:p>
+    <w:p>
+      <w:r>
+        <w:rPr>
+          <w:rFonts w:hint="eastAsia"/>
+        </w:rPr>
+        <w:t xml:space="preserve">  </w:t>
+      </w:r>
+      <w:r>
+        <w:t>./configure --enable-shared --prefix=/usr/local/python2.7.7/</w:t>
+      </w:r>
+    </w:p>
+    <w:p>
+      <w:r>
+        <w:rPr>
+          <w:rFonts w:hint="eastAsia"/>
+        </w:rPr>
+        <w:t xml:space="preserve">  </w:t>
+      </w:r>
+      <w:r>
+        <w:t>make</w:t>
+      </w:r>
+    </w:p>
+    <w:p>
+      <w:r>
+        <w:rPr>
+          <w:rFonts w:hint="eastAsia"/>
+        </w:rPr>
+        <w:t xml:space="preserve">  </w:t>
+      </w:r>
+      <w:r>
+        <w:t>make install</w:t>
+      </w:r>
+    </w:p>
+    <w:p>
+      <w:r>
+        <w:rPr>
+          <w:rFonts w:hint="eastAsia"/>
+        </w:rPr>
+        <w:t xml:space="preserve">  </w:t>
+      </w:r>
+      <w:r>
+        <w:t xml:space="preserve">echo /usr/local/python2.7.7/lib &gt; /etc/ld.so.conf.d/python2.7.conf </w:t>
+      </w:r>
+    </w:p>
+    <w:p>
+      <w:pPr>
+        <w:rPr>
+          <w:rFonts w:hint="eastAsia"/>
+        </w:rPr>
+      </w:pPr>
+      <w:r>
+        <w:rPr>
+          <w:rFonts w:hint="eastAsia"/>
+        </w:rPr>
+        <w:lastRenderedPageBreak/>
+        <w:t xml:space="preserve">  </w:t>
+      </w:r>
+      <w:r>
+        <w:t>ldconfig</w:t>
+      </w:r>
+    </w:p>
+    <w:p>
+      <w:r>
+        <w:rPr>
+          <w:rFonts w:hint="eastAsia"/>
+        </w:rPr>
+        <w:t xml:space="preserve">  </w:t>
+      </w:r>
+      <w:r>
+        <w:rPr>
+          <w:rFonts w:hint="eastAsia"/>
+        </w:rPr>
+        <w:t>建立软连接</w:t>
+      </w:r>
+      <w:r>
+        <w:rPr>
+          <w:rFonts w:hint="eastAsia"/>
+        </w:rPr>
+        <w:t>，例如：</w:t>
+      </w:r>
+      <w:r>
+        <w:rPr>
+          <w:rFonts w:hint="eastAsia"/>
+        </w:rPr>
+        <w:t xml:space="preserve">ln -s </w:t>
+      </w:r>
+      <w:r>
+        <w:t>/usr/local/python2.7.7/</w:t>
+      </w:r>
+      <w:r>
+        <w:rPr>
+          <w:rFonts w:hint="eastAsia"/>
+        </w:rPr>
+        <w:t>bin/python2.7 /usr/bin/python2</w:t>
+      </w:r>
+    </w:p>
+    <w:p>
+      <w:pPr>
+        <w:rPr>
+          <w:rFonts w:hint="eastAsia"/>
+        </w:rPr>
+      </w:pPr>
+      <w:r>
+        <w:rPr>
+          <w:rFonts w:hint="eastAsia"/>
+        </w:rPr>
+        <w:t xml:space="preserve">  note:</w:t>
+      </w:r>
+      <w:r>
+        <w:rPr>
+          <w:rFonts w:hint="eastAsia"/>
+        </w:rPr>
+        <w:t>需安装</w:t>
+      </w:r>
+      <w:r>
+        <w:rPr>
+          <w:rFonts w:hint="eastAsia"/>
+        </w:rPr>
+        <w:t>python2</w:t>
+      </w:r>
+      <w:r>
+        <w:rPr>
+          <w:rFonts w:hint="eastAsia"/>
+        </w:rPr>
+        <w:t>和</w:t>
+      </w:r>
+      <w:r>
+        <w:rPr>
+          <w:rFonts w:hint="eastAsia"/>
+        </w:rPr>
+        <w:t>python3</w:t>
+      </w:r>
+    </w:p>
+    <w:p>
+      <w:pPr>
+        <w:rPr>
+          <w:rFonts w:hint="eastAsia"/>
+        </w:rPr>
+      </w:pPr>
+      <w:r>
+        <w:rPr>
+          <w:rFonts w:hint="eastAsia"/>
+        </w:rPr>
+        <w:t>2.</w:t>
+      </w:r>
+      <w:r>
+        <w:rPr>
+          <w:rFonts w:hint="eastAsia"/>
+        </w:rPr>
+        <w:t>搭建</w:t>
+      </w:r>
+      <w:r>
+        <w:rPr>
+          <w:rFonts w:hint="eastAsia"/>
+        </w:rPr>
+        <w:t>CI</w:t>
+      </w:r>
+      <w:r>
+        <w:rPr>
+          <w:rFonts w:hint="eastAsia"/>
+        </w:rPr>
+        <w:t>使用</w:t>
+      </w:r>
+      <w:r>
+        <w:rPr>
+          <w:rFonts w:hint="eastAsia"/>
+        </w:rPr>
+        <w:t>unitest</w:t>
+      </w:r>
+      <w:r>
+        <w:rPr>
+          <w:rFonts w:hint="eastAsia"/>
+        </w:rPr>
+        <w:t>框架执行</w:t>
+      </w:r>
+      <w:r>
+        <w:rPr>
+          <w:rFonts w:hint="eastAsia"/>
+        </w:rPr>
+        <w:t>python</w:t>
+      </w:r>
+      <w:r>
+        <w:rPr>
+          <w:rFonts w:hint="eastAsia"/>
+        </w:rPr>
+        <w:t>用例依赖环境</w:t>
+      </w:r>
+      <w:r>
+        <w:rPr>
+          <w:rFonts w:hint="eastAsia"/>
+        </w:rPr>
+        <w:t>：</w:t>
+      </w:r>
+    </w:p>
+    <w:p>
+      <w:pPr>
+        <w:rPr>
+          <w:rFonts w:hint="eastAsia"/>
+        </w:rPr>
+      </w:pPr>
+      <w:r>
+        <w:rPr>
+          <w:rFonts w:hint="eastAsia"/>
+        </w:rPr>
+        <w:t xml:space="preserve">  a.</w:t>
+      </w:r>
+      <w:r>
+        <w:rPr>
+          <w:rFonts w:hint="eastAsia"/>
+        </w:rPr>
+        <w:t>安装</w:t>
+      </w:r>
+      <w:r>
+        <w:rPr>
+          <w:rFonts w:hint="eastAsia"/>
+        </w:rPr>
+        <w:t>setuptools</w:t>
+      </w:r>
+      <w:r>
+        <w:rPr>
+          <w:rFonts w:hint="eastAsia"/>
+        </w:rPr>
+        <w:t>模块：</w:t>
+      </w:r>
+    </w:p>
+    <w:p>
+      <w:pPr>
+        <w:rPr>
+          <w:rFonts w:hint="eastAsia"/>
+        </w:rPr>
+      </w:pPr>
+      <w:r>
+        <w:rPr>
+          <w:rFonts w:hint="eastAsia"/>
+        </w:rPr>
+        <w:t xml:space="preserve">    </w:t>
+      </w:r>
+      <w:r>
+        <w:rPr>
+          <w:rFonts w:hint="eastAsia"/>
+        </w:rPr>
+        <w:t>svn</w:t>
+      </w:r>
+      <w:r>
+        <w:rPr>
+          <w:rFonts w:hint="eastAsia"/>
+        </w:rPr>
+        <w:t>的</w:t>
+      </w:r>
+      <w:r>
+        <w:rPr>
+          <w:rFonts w:hint="eastAsia"/>
+        </w:rPr>
+        <w:t>trunk</w:t>
+      </w:r>
+      <w:r>
+        <w:rPr>
+          <w:rFonts w:hint="eastAsia"/>
+        </w:rPr>
+        <w:t>/</w:t>
+      </w:r>
+      <w:r>
+        <w:t>thirdparty</w:t>
+      </w:r>
+      <w:r>
+        <w:rPr>
+          <w:rFonts w:hint="eastAsia"/>
+        </w:rPr>
+        <w:t>/</w:t>
+      </w:r>
+      <w:r>
+        <w:t>CI-tools</w:t>
+      </w:r>
+      <w:r>
+        <w:rPr>
+          <w:rFonts w:hint="eastAsia"/>
+        </w:rPr>
+        <w:t>下获取</w:t>
+      </w:r>
+      <w:r>
+        <w:t>setuptools-2.0.tar.gz</w:t>
+      </w:r>
+      <w:r>
+        <w:rPr>
+          <w:rFonts w:hint="eastAsia"/>
+        </w:rPr>
+        <w:t>，拷贝到</w:t>
+      </w:r>
+      <w:r>
+        <w:rPr>
+          <w:rFonts w:hint="eastAsia"/>
+        </w:rPr>
+        <w:t>/usr/local/</w:t>
+      </w:r>
+      <w:r>
+        <w:rPr>
+          <w:rFonts w:hint="eastAsia"/>
+        </w:rPr>
+        <w:t>下解压</w:t>
+      </w:r>
+    </w:p>
+    <w:p>
+      <w:pPr>
+        <w:rPr>
+          <w:rFonts w:hint="eastAsia"/>
+        </w:rPr>
+      </w:pPr>
+      <w:r>
+        <w:rPr>
+          <w:rFonts w:hint="eastAsia"/>
+        </w:rPr>
+        <w:t xml:space="preserve">    cd /usr/local;tar zxvf </w:t>
+      </w:r>
+      <w:r>
+        <w:t>setuptools-2.0.tar.gz</w:t>
+      </w:r>
+      <w:r>
+        <w:rPr>
+          <w:rFonts w:hint="eastAsia"/>
+        </w:rPr>
+        <w:t>;</w:t>
+      </w:r>
+    </w:p>
+    <w:p>
+      <w:pPr>
+        <w:rPr>
+          <w:rFonts w:hint="eastAsia"/>
+        </w:rPr>
+      </w:pPr>
+      <w:r>
+        <w:rPr>
+          <w:rFonts w:hint="eastAsia"/>
+        </w:rPr>
+        <w:t xml:space="preserve">    cd /usr/local/</w:t>
+      </w:r>
+      <w:r>
+        <w:t xml:space="preserve"> </w:t>
+      </w:r>
+      <w:r>
+        <w:t>setuptools-2.0;python2 setup.py build;</w:t>
+      </w:r>
+      <w:r>
+        <w:t xml:space="preserve"> </w:t>
+      </w:r>
+      <w:r>
+        <w:t>python</w:t>
+      </w:r>
+      <w:r>
+        <w:rPr>
+          <w:rFonts w:hint="eastAsia"/>
+        </w:rPr>
+        <w:t>3</w:t>
+      </w:r>
+      <w:r>
+        <w:t xml:space="preserve"> setup.py build;</w:t>
+      </w:r>
+    </w:p>
+    <w:p>
+      <w:pPr>
+        <w:rPr>
+          <w:rFonts w:hint="eastAsia"/>
+        </w:rPr>
+      </w:pPr>
+      <w:r>
+        <w:rPr>
+          <w:rFonts w:hint="eastAsia"/>
+        </w:rPr>
+        <w:t xml:space="preserve">    </w:t>
+      </w:r>
+      <w:r>
+        <w:t>python2 setup</w:t>
+      </w:r>
+    </w:p>
+    <w:p>
+      <w:pPr>
+        <w:rPr>
+          <w:rFonts w:hint="eastAsia"/>
+        </w:rPr>
+      </w:pPr>
+      <w:r>
+        <w:t xml:space="preserve">.py </w:t>
+      </w:r>
+      <w:r>
+        <w:rPr>
+          <w:rFonts w:hint="eastAsia"/>
+        </w:rPr>
+        <w:t>install</w:t>
+      </w:r>
+      <w:r>
+        <w:t>;</w:t>
+      </w:r>
+      <w:r>
+        <w:t xml:space="preserve"> </w:t>
+      </w:r>
+      <w:r>
+        <w:t>python</w:t>
+      </w:r>
+      <w:r>
+        <w:rPr>
+          <w:rFonts w:hint="eastAsia"/>
+        </w:rPr>
+        <w:t>3</w:t>
+      </w:r>
+      <w:r>
+        <w:t xml:space="preserve"> setup.py </w:t>
+      </w:r>
+      <w:r>
+        <w:rPr>
+          <w:rFonts w:hint="eastAsia"/>
+        </w:rPr>
+        <w:t>install</w:t>
+      </w:r>
+      <w:r>
+        <w:t>;</w:t>
+      </w:r>
+    </w:p>
+    <w:p>
+      <w:pPr>
+        <w:rPr>
+          <w:rFonts w:hint="eastAsia"/>
+        </w:rPr>
+      </w:pPr>
+      <w:r>
+        <w:rPr>
+          <w:rFonts w:hint="eastAsia"/>
+        </w:rPr>
+        <w:t xml:space="preserve">  b.</w:t>
+      </w:r>
+      <w:r>
+        <w:rPr>
+          <w:rFonts w:hint="eastAsia"/>
+        </w:rPr>
+        <w:t>安装</w:t>
+      </w:r>
+      <w:r>
+        <w:t>xmlrunner</w:t>
+      </w:r>
+    </w:p>
+    <w:p>
+      <w:pPr>
+        <w:rPr>
+          <w:rFonts w:hint="eastAsia"/>
+        </w:rPr>
+      </w:pPr>
+      <w:r>
+        <w:rPr>
+          <w:rFonts w:hint="eastAsia"/>
+        </w:rPr>
+        <w:t xml:space="preserve">    </w:t>
+      </w:r>
+      <w:r>
+        <w:rPr>
+          <w:rFonts w:hint="eastAsia"/>
+        </w:rPr>
+        <w:t>svn</w:t>
+      </w:r>
+      <w:r>
+        <w:rPr>
+          <w:rFonts w:hint="eastAsia"/>
+        </w:rPr>
+        <w:t>的</w:t>
+      </w:r>
+      <w:r>
+        <w:rPr>
+          <w:rFonts w:hint="eastAsia"/>
+        </w:rPr>
+        <w:t>trunk/</w:t>
+      </w:r>
+      <w:r>
+        <w:t>thirdparty</w:t>
+      </w:r>
+      <w:r>
+        <w:rPr>
+          <w:rFonts w:hint="eastAsia"/>
+        </w:rPr>
+        <w:t>/</w:t>
+      </w:r>
+      <w:r>
+        <w:t>CI-tools</w:t>
+      </w:r>
+      <w:r>
+        <w:rPr>
+          <w:rFonts w:hint="eastAsia"/>
+        </w:rPr>
+        <w:t>下获取</w:t>
+      </w:r>
+      <w:r>
+        <w:t>pkg-python-xmlrunner-master_py2</w:t>
+      </w:r>
+      <w:r>
+        <w:rPr>
+          <w:rFonts w:hint="eastAsia"/>
+        </w:rPr>
+        <w:t>和</w:t>
+      </w:r>
+      <w:r>
+        <w:t>pkg-python-xmlrunner-master</w:t>
+      </w:r>
+      <w:r>
+        <w:t>_py</w:t>
+      </w:r>
+      <w:r>
+        <w:rPr>
+          <w:rFonts w:hint="eastAsia"/>
+        </w:rPr>
+        <w:t>3</w:t>
+      </w:r>
+      <w:r>
+        <w:rPr>
+          <w:rFonts w:hint="eastAsia"/>
+        </w:rPr>
+        <w:t>，</w:t>
+      </w:r>
+      <w:r>
+        <w:rPr>
+          <w:rFonts w:hint="eastAsia"/>
+        </w:rPr>
+        <w:t>拷贝到</w:t>
+      </w:r>
+      <w:r>
+        <w:rPr>
+          <w:rFonts w:hint="eastAsia"/>
+        </w:rPr>
+        <w:t>/usr/local/</w:t>
+      </w:r>
+      <w:r>
+        <w:rPr>
+          <w:rFonts w:hint="eastAsia"/>
+        </w:rPr>
+        <w:t>下</w:t>
+      </w:r>
+    </w:p>
+    <w:p>
+      <w:pPr>
+        <w:rPr>
+          <w:rFonts w:hint="eastAsia"/>
+        </w:rPr>
+      </w:pPr>
+      <w:r>
+        <w:rPr>
+          <w:rFonts w:hint="eastAsia"/>
+        </w:rPr>
+        <w:t xml:space="preserve">    cd /usr/local/</w:t>
+      </w:r>
+      <w:r>
+        <w:t>pkg-python-xmlrunner-master_py2</w:t>
+      </w:r>
+      <w:r>
+        <w:rPr>
+          <w:rFonts w:hint="eastAsia"/>
+        </w:rPr>
+        <w:t>;python2 setup.py install</w:t>
+      </w:r>
+    </w:p>
+    <w:p>
+      <w:r>
+        <w:rPr>
+          <w:rFonts w:hint="eastAsia"/>
+        </w:rPr>
+        <w:t xml:space="preserve">    cd /usr/local/</w:t>
+      </w:r>
+      <w:r>
+        <w:t>pkg-python-xmlrunner-master_py</w:t>
+      </w:r>
+      <w:r>
+        <w:rPr>
+          <w:rFonts w:hint="eastAsia"/>
+        </w:rPr>
+        <w:t>3</w:t>
+      </w:r>
+      <w:r>
+        <w:rPr>
+          <w:rFonts w:hint="eastAsia"/>
+        </w:rPr>
+        <w:t>;python</w:t>
+      </w:r>
+      <w:r>
+        <w:rPr>
+          <w:rFonts w:hint="eastAsia"/>
+        </w:rPr>
+        <w:t>3</w:t>
+      </w:r>
+      <w:r>
+        <w:rPr>
+          <w:rFonts w:hint="eastAsia"/>
+        </w:rPr>
+        <w:t xml:space="preserve"> setup.py install</w:t>
       </w:r>
     </w:p>
     <w:p>
@@ -2059,71 +2781,323 @@
         <w:rPr>
           <w:rFonts w:hint="eastAsia"/>
         </w:rPr>
+        <w:t xml:space="preserve">  </w:t>
+      </w:r>
+      <w:r>
+        <w:t>export MAVEN_HOME=/opt/apache-maven-3.3.9</w:t>
+      </w:r>
+    </w:p>
+    <w:p>
+      <w:r>
+        <w:rPr>
+          <w:rFonts w:hint="eastAsia"/>
+        </w:rPr>
+        <w:t xml:space="preserve">  </w:t>
+      </w:r>
+      <w:r>
+        <w:t>export PATH=${PATH}:${MAVEN_HOME}/bin</w:t>
+      </w:r>
+    </w:p>
+    <w:p>
+      <w:r>
+        <w:rPr>
+          <w:rFonts w:hint="eastAsia"/>
+        </w:rPr>
+        <w:t>创建用户配置文件：</w:t>
+      </w:r>
+    </w:p>
+    <w:p>
+      <w:r>
+        <w:rPr>
+          <w:rFonts w:hint="eastAsia"/>
+        </w:rPr>
+        <w:t xml:space="preserve"> </w:t>
+      </w:r>
+      <w:r>
+        <w:rPr>
+          <w:rFonts w:hint="eastAsia"/>
+        </w:rPr>
+        <w:t>复制</w:t>
+      </w:r>
+      <w:r>
+        <w:rPr>
+          <w:rFonts w:hint="eastAsia"/>
+        </w:rPr>
+        <w:t>maven</w:t>
+      </w:r>
+      <w:r>
+        <w:rPr>
+          <w:rFonts w:hint="eastAsia"/>
+        </w:rPr>
+        <w:t>的全局配置文件</w:t>
+      </w:r>
+      <w:r>
+        <w:t>/opt/apache-maven-3.3.9/conf/</w:t>
+      </w:r>
+      <w:r>
+        <w:rPr>
+          <w:rFonts w:hint="eastAsia"/>
+        </w:rPr>
+        <w:t xml:space="preserve"> </w:t>
+      </w:r>
+      <w:r>
+        <w:rPr>
+          <w:rFonts w:hint="eastAsia"/>
+        </w:rPr>
+        <w:t>settings.xml</w:t>
+      </w:r>
+      <w:r>
+        <w:rPr>
+          <w:rFonts w:hint="eastAsia"/>
+        </w:rPr>
+        <w:t>到</w:t>
+      </w:r>
+      <w:r>
+        <w:rPr>
+          <w:rFonts w:hint="eastAsia"/>
+        </w:rPr>
+        <w:t>~</w:t>
+      </w:r>
+      <w:r>
+        <w:rPr>
+          <w:rFonts w:hint="eastAsia"/>
+        </w:rPr>
+        <w:t>jenkins</w:t>
+      </w:r>
+      <w:r>
+        <w:rPr>
+          <w:rFonts w:hint="eastAsia"/>
+        </w:rPr>
+        <w:t>/.m2</w:t>
+      </w:r>
+      <w:r>
+        <w:rPr>
+          <w:rFonts w:hint="eastAsia"/>
+        </w:rPr>
+        <w:t>目录下</w:t>
+      </w:r>
+      <w:r>
+        <w:rPr>
+          <w:rFonts w:hint="eastAsia"/>
+        </w:rPr>
+        <w:t>。</w:t>
+      </w:r>
+    </w:p>
+    <w:p>
+      <w:r>
+        <w:rPr>
+          <w:rFonts w:hint="eastAsia"/>
+        </w:rPr>
+        <w:t>在用户配置文件中</w:t>
+      </w:r>
+      <w:r>
+        <w:rPr>
+          <w:rFonts w:hint="eastAsia"/>
+        </w:rPr>
+        <w:t>配置镜像文件</w:t>
+      </w:r>
+      <w:r>
+        <w:rPr>
+          <w:rFonts w:hint="eastAsia"/>
+        </w:rPr>
+        <w:t>：</w:t>
+      </w:r>
+    </w:p>
+    <w:p>
+      <w:r>
+        <w:t xml:space="preserve">    &lt;mirror&gt;</w:t>
+      </w:r>
+    </w:p>
+    <w:p>
+      <w:r>
+        <w:t xml:space="preserve">      &lt;id&gt;central&lt;/id&gt;</w:t>
+      </w:r>
+    </w:p>
+    <w:p>
+      <w:r>
+        <w:t xml:space="preserve">      &lt;mirrorOf&gt;*&lt;/mirrorOf&gt;</w:t>
+      </w:r>
+    </w:p>
+    <w:p>
+      <w:r>
+        <w:t xml:space="preserve">      &lt;name&gt;Human Readable Name for this Mirror.&lt;/name&gt;</w:t>
+      </w:r>
+    </w:p>
+    <w:p>
+      <w:r>
+        <w:t xml:space="preserve">      &lt;url&gt;http://192.168.31.204:8081/nexus/content/repositories/central/&lt;/url&gt;</w:t>
+      </w:r>
+    </w:p>
+    <w:p>
+      <w:r>
+        <w:t xml:space="preserve">    &lt;/mirror&gt;</w:t>
+      </w:r>
+    </w:p>
+    <w:p>
+      <w:pPr>
+        <w:pStyle w:val="Heading3"/>
+      </w:pPr>
+      <w:r>
+        <w:rPr>
+          <w:rFonts w:hint="eastAsia"/>
+        </w:rPr>
         <w:lastRenderedPageBreak/>
-        <w:t xml:space="preserve">  </w:t>
-      </w:r>
-      <w:r>
-        <w:t>export MAVEN_HOME=/opt/apache-maven-3.3.9</w:t>
-      </w:r>
-    </w:p>
-    <w:p>
-      <w:r>
-        <w:rPr>
-          <w:rFonts w:hint="eastAsia"/>
-        </w:rPr>
-        <w:t xml:space="preserve">  </w:t>
-      </w:r>
-      <w:r>
-        <w:t>export PATH=${PATH}:${MAVEN_HOME}/bin</w:t>
-      </w:r>
-    </w:p>
-    <w:p>
-      <w:r>
-        <w:rPr>
-          <w:rFonts w:hint="eastAsia"/>
-        </w:rPr>
-        <w:t>创建用户配置文件：</w:t>
-      </w:r>
-    </w:p>
-    <w:p>
-      <w:r>
-        <w:rPr>
-          <w:rFonts w:hint="eastAsia"/>
-        </w:rPr>
-        <w:t xml:space="preserve"> </w:t>
-      </w:r>
-      <w:r>
-        <w:rPr>
-          <w:rFonts w:hint="eastAsia"/>
-        </w:rPr>
-        <w:t>复制</w:t>
-      </w:r>
-      <w:r>
-        <w:rPr>
-          <w:rFonts w:hint="eastAsia"/>
-        </w:rPr>
-        <w:t>maven</w:t>
-      </w:r>
-      <w:r>
-        <w:rPr>
-          <w:rFonts w:hint="eastAsia"/>
-        </w:rPr>
-        <w:t>的全局配置文件</w:t>
-      </w:r>
-      <w:r>
-        <w:t>/opt/apache-maven-3.3.9/conf/</w:t>
-      </w:r>
-      <w:r>
-        <w:rPr>
-          <w:rFonts w:hint="eastAsia"/>
-        </w:rPr>
-        <w:t xml:space="preserve"> </w:t>
-      </w:r>
-      <w:r>
-        <w:rPr>
-          <w:rFonts w:hint="eastAsia"/>
-        </w:rPr>
-        <w:t>settings.xml</w:t>
+        <w:t>安装原生</w:t>
+      </w:r>
+      <w:r>
+        <w:rPr>
+          <w:rFonts w:hint="eastAsia"/>
+        </w:rPr>
+        <w:t>pg</w:t>
+      </w:r>
+    </w:p>
+    <w:p>
+      <w:r>
+        <w:rPr>
+          <w:rFonts w:hint="eastAsia"/>
+        </w:rPr>
+        <w:t>拷贝</w:t>
+      </w:r>
+      <w:r>
+        <w:rPr>
+          <w:rFonts w:hint="eastAsia"/>
+        </w:rPr>
+        <w:t>pgsql</w:t>
+      </w:r>
+      <w:r>
+        <w:rPr>
+          <w:rFonts w:hint="eastAsia"/>
+        </w:rPr>
+        <w:t>目录</w:t>
+      </w:r>
+    </w:p>
+    <w:p>
+      <w:r>
+        <w:t>export PATH=/usr/local/pgsql/bin:$PATH</w:t>
+      </w:r>
+    </w:p>
+    <w:p/>
+    <w:p>
+      <w:pPr>
+        <w:pStyle w:val="Heading3"/>
+      </w:pPr>
+      <w:r>
+        <w:rPr>
+          <w:rFonts w:hint="eastAsia"/>
+        </w:rPr>
+        <w:t>安装</w:t>
+      </w:r>
+      <w:r>
+        <w:rPr>
+          <w:rFonts w:hint="eastAsia"/>
+        </w:rPr>
+        <w:t>Python</w:t>
+      </w:r>
+      <w:r>
+        <w:rPr>
+          <w:rFonts w:hint="eastAsia"/>
+        </w:rPr>
+        <w:t>、</w:t>
+      </w:r>
+      <w:r>
+        <w:rPr>
+          <w:rFonts w:hint="eastAsia"/>
+        </w:rPr>
+        <w:t xml:space="preserve">Python-devel </w:t>
+      </w:r>
+    </w:p>
+    <w:p/>
+    <w:p>
+      <w:r>
+        <w:rPr>
+          <w:rFonts w:hint="eastAsia"/>
+        </w:rPr>
+        <w:t>eg:</w:t>
+      </w:r>
+      <w:r>
+        <w:rPr>
+          <w:rFonts w:hint="eastAsia"/>
+        </w:rPr>
+        <w:t>源码安装</w:t>
+      </w:r>
+    </w:p>
+    <w:p>
+      <w:r>
+        <w:t>tar zxvf Python-2.7.7.tgz</w:t>
+      </w:r>
+    </w:p>
+    <w:p>
+      <w:r>
+        <w:t>cd Python-2.7.7</w:t>
+      </w:r>
+    </w:p>
+    <w:p>
+      <w:r>
+        <w:t>./configure --enable-shared --prefix=/usr/local/python2.7.7/</w:t>
+      </w:r>
+    </w:p>
+    <w:p>
+      <w:r>
+        <w:t>make</w:t>
+      </w:r>
+    </w:p>
+    <w:p>
+      <w:r>
+        <w:t>make install</w:t>
+      </w:r>
+    </w:p>
+    <w:p>
+      <w:r>
+        <w:t xml:space="preserve">echo /usr/local/python2.7.7/lib &gt; /etc/ld.so.conf.d/python2.7.conf </w:t>
+      </w:r>
+    </w:p>
+    <w:p>
+      <w:r>
+        <w:t>ldconfig</w:t>
+      </w:r>
+    </w:p>
+    <w:p/>
+    <w:p>
+      <w:pPr>
+        <w:pStyle w:val="Heading3"/>
+      </w:pPr>
+      <w:r>
+        <w:rPr>
+          <w:rFonts w:hint="eastAsia"/>
+        </w:rPr>
+        <w:t>准备</w:t>
+      </w:r>
+      <w:r>
+        <w:rPr>
+          <w:rFonts w:hint="eastAsia"/>
+        </w:rPr>
+        <w:t>spark</w:t>
+      </w:r>
+      <w:r>
+        <w:rPr>
+          <w:rFonts w:hint="eastAsia"/>
+        </w:rPr>
+        <w:t>编译环境</w:t>
+      </w:r>
+    </w:p>
+    <w:p>
+      <w:r>
+        <w:rPr>
+          <w:rFonts w:hint="eastAsia"/>
+        </w:rPr>
+        <w:t xml:space="preserve">   </w:t>
+      </w:r>
+      <w:r>
+        <w:rPr>
+          <w:rFonts w:hint="eastAsia"/>
+        </w:rPr>
+        <w:t>拷贝</w:t>
+      </w:r>
+      <w:r>
+        <w:rPr>
+          <w:rFonts w:hint="eastAsia"/>
+        </w:rPr>
+        <w:t>ivy2.tar.gz m2.tar.gz sbt.tar.gz sbt_build.tar.gz</w:t>
       </w:r>
       <w:r>
         <w:rPr>
@@ -2135,81 +3109,27 @@
         <w:rPr>
           <w:rFonts w:hint="eastAsia"/>
         </w:rPr>
-        <w:t>~</w:t>
-      </w:r>
-      <w:r>
-        <w:rPr>
-          <w:rFonts w:hint="eastAsia"/>
-        </w:rPr>
         <w:t>jenkins</w:t>
       </w:r>
       <w:r>
         <w:rPr>
           <w:rFonts w:hint="eastAsia"/>
         </w:rPr>
-        <w:t>/.m2</w:t>
-      </w:r>
-      <w:r>
-        <w:rPr>
-          <w:rFonts w:hint="eastAsia"/>
-        </w:rPr>
-        <w:t>目录下</w:t>
-      </w:r>
-      <w:r>
-        <w:rPr>
-          <w:rFonts w:hint="eastAsia"/>
-        </w:rPr>
-        <w:t>。</w:t>
-      </w:r>
-    </w:p>
-    <w:p>
-      <w:r>
-        <w:rPr>
-          <w:rFonts w:hint="eastAsia"/>
-        </w:rPr>
-        <w:t>在用户配置文件中</w:t>
-      </w:r>
-      <w:r>
-        <w:rPr>
-          <w:rFonts w:hint="eastAsia"/>
-        </w:rPr>
-        <w:t>配置镜像文件</w:t>
-      </w:r>
-      <w:r>
-        <w:rPr>
-          <w:rFonts w:hint="eastAsia"/>
-        </w:rPr>
-        <w:t>：</w:t>
-      </w:r>
-    </w:p>
-    <w:p>
-      <w:r>
-        <w:t xml:space="preserve">    &lt;mirror&gt;</w:t>
-      </w:r>
-    </w:p>
-    <w:p>
-      <w:r>
-        <w:t xml:space="preserve">      &lt;id&gt;central&lt;/id&gt;</w:t>
-      </w:r>
-    </w:p>
-    <w:p>
-      <w:r>
-        <w:t xml:space="preserve">      &lt;mirrorOf&gt;*&lt;/mirrorOf&gt;</w:t>
-      </w:r>
-    </w:p>
-    <w:p>
-      <w:r>
-        <w:t xml:space="preserve">      &lt;name&gt;Human Readable Name for this Mirror.&lt;/name&gt;</w:t>
-      </w:r>
-    </w:p>
-    <w:p>
-      <w:r>
-        <w:t xml:space="preserve">      &lt;url&gt;http://192.168.31.204:8081/nexus/content/repositories/central/&lt;/url&gt;</w:t>
-      </w:r>
-    </w:p>
-    <w:p>
-      <w:r>
-        <w:t xml:space="preserve">    &lt;/mirror&gt;</w:t>
+        <w:t>家目录</w:t>
+      </w:r>
+    </w:p>
+    <w:p>
+      <w:r>
+        <w:rPr>
+          <w:rFonts w:hint="eastAsia"/>
+        </w:rPr>
+        <w:t xml:space="preserve">   </w:t>
+      </w:r>
+      <w:r>
+        <w:rPr>
+          <w:rFonts w:hint="eastAsia"/>
+        </w:rPr>
+        <w:t>解压</w:t>
       </w:r>
     </w:p>
     <w:p>
@@ -2220,142 +3140,25 @@
         <w:rPr>
           <w:rFonts w:hint="eastAsia"/>
         </w:rPr>
-        <w:t>安装原生</w:t>
-      </w:r>
-      <w:r>
-        <w:rPr>
-          <w:rFonts w:hint="eastAsia"/>
-        </w:rPr>
-        <w:t>pg</w:t>
-      </w:r>
-    </w:p>
-    <w:p>
-      <w:r>
-        <w:rPr>
-          <w:rFonts w:hint="eastAsia"/>
-        </w:rPr>
-        <w:t>拷贝</w:t>
-      </w:r>
-      <w:r>
-        <w:rPr>
-          <w:rFonts w:hint="eastAsia"/>
-        </w:rPr>
-        <w:t>pgsql</w:t>
-      </w:r>
-      <w:r>
-        <w:rPr>
-          <w:rFonts w:hint="eastAsia"/>
-        </w:rPr>
-        <w:t>目录</w:t>
-      </w:r>
-    </w:p>
-    <w:p>
-      <w:r>
-        <w:t>export PATH=/usr/local/pgsql/bin:$PATH</w:t>
-      </w:r>
-    </w:p>
-    <w:p/>
-    <w:p>
-      <w:pPr>
-        <w:pStyle w:val="Heading3"/>
-      </w:pPr>
-      <w:r>
-        <w:rPr>
-          <w:rFonts w:hint="eastAsia"/>
-        </w:rPr>
-        <w:t>安装</w:t>
-      </w:r>
-      <w:r>
-        <w:rPr>
-          <w:rFonts w:hint="eastAsia"/>
-        </w:rPr>
-        <w:t>Python</w:t>
-      </w:r>
-      <w:r>
-        <w:rPr>
-          <w:rFonts w:hint="eastAsia"/>
-        </w:rPr>
-        <w:t>、</w:t>
-      </w:r>
-      <w:r>
-        <w:rPr>
-          <w:rFonts w:hint="eastAsia"/>
-        </w:rPr>
-        <w:t xml:space="preserve">Python-devel </w:t>
-      </w:r>
-    </w:p>
-    <w:p/>
-    <w:p>
-      <w:r>
-        <w:rPr>
-          <w:rFonts w:hint="eastAsia"/>
-        </w:rPr>
-        <w:t>eg:</w:t>
-      </w:r>
-      <w:r>
-        <w:rPr>
-          <w:rFonts w:hint="eastAsia"/>
-        </w:rPr>
-        <w:t>源码安装</w:t>
-      </w:r>
-    </w:p>
-    <w:p>
-      <w:r>
-        <w:t>tar zxvf Python-2.7.7.tgz</w:t>
-      </w:r>
-    </w:p>
-    <w:p>
-      <w:r>
-        <w:t>cd Python-2.7.7</w:t>
-      </w:r>
-    </w:p>
-    <w:p>
-      <w:r>
-        <w:t>./configure --enable-shared --prefix=/usr/local/python2.7.7/</w:t>
-      </w:r>
-    </w:p>
-    <w:p>
-      <w:r>
-        <w:t>make</w:t>
-      </w:r>
-    </w:p>
-    <w:p>
-      <w:r>
-        <w:t>make install</w:t>
-      </w:r>
-    </w:p>
-    <w:p>
-      <w:r>
-        <w:t xml:space="preserve">echo /usr/local/python2.7.7/lib &gt; /etc/ld.so.conf.d/python2.7.conf </w:t>
-      </w:r>
-    </w:p>
-    <w:p>
-      <w:r>
-        <w:t>ldconfig</w:t>
-      </w:r>
-    </w:p>
-    <w:p/>
-    <w:p>
-      <w:pPr>
-        <w:pStyle w:val="Heading3"/>
-      </w:pPr>
-      <w:r>
-        <w:rPr>
-          <w:rFonts w:hint="eastAsia"/>
-        </w:rPr>
-        <w:t>准备</w:t>
-      </w:r>
-      <w:r>
-        <w:rPr>
-          <w:rFonts w:hint="eastAsia"/>
-        </w:rPr>
-        <w:t>spark</w:t>
-      </w:r>
-      <w:r>
-        <w:rPr>
-          <w:rFonts w:hint="eastAsia"/>
-        </w:rPr>
-        <w:t>编译环境</w:t>
+        <w:t>文档编译</w:t>
+      </w:r>
+      <w:r>
+        <w:rPr>
+          <w:rFonts w:hint="eastAsia"/>
+        </w:rPr>
+        <w:t>windows slave</w:t>
+      </w:r>
+      <w:r>
+        <w:rPr>
+          <w:rFonts w:hint="eastAsia"/>
+        </w:rPr>
+        <w:t>机开机自动连接</w:t>
+      </w:r>
+      <w:r>
+        <w:rPr>
+          <w:rFonts w:hint="eastAsia"/>
+        </w:rPr>
+        <w:t>linux jenkins master</w:t>
       </w:r>
     </w:p>
     <w:p>
@@ -2369,68 +3172,7 @@
         <w:rPr>
           <w:rFonts w:hint="eastAsia"/>
         </w:rPr>
-        <w:t>拷贝</w:t>
-      </w:r>
-      <w:r>
-        <w:rPr>
-          <w:rFonts w:hint="eastAsia"/>
-        </w:rPr>
-        <w:t>ivy2.tar.gz m2.tar.gz sbt.tar.gz sbt_build.tar.gz</w:t>
-      </w:r>
-      <w:r>
-        <w:rPr>
-          <w:rFonts w:hint="eastAsia"/>
-        </w:rPr>
-        <w:t>到</w:t>
-      </w:r>
-      <w:r>
-        <w:rPr>
-          <w:rFonts w:hint="eastAsia"/>
-        </w:rPr>
-        <w:t>jenkins</w:t>
-      </w:r>
-      <w:r>
-        <w:rPr>
-          <w:rFonts w:hint="eastAsia"/>
-        </w:rPr>
-        <w:t>家目录</w:t>
-      </w:r>
-    </w:p>
-    <w:p>
-      <w:r>
-        <w:rPr>
-          <w:rFonts w:hint="eastAsia"/>
-        </w:rPr>
-        <w:t xml:space="preserve">   </w:t>
-      </w:r>
-      <w:r>
-        <w:rPr>
-          <w:rFonts w:hint="eastAsia"/>
-        </w:rPr>
-        <w:t>解压</w:t>
-      </w:r>
-    </w:p>
-    <w:p>
-      <w:pPr>
-        <w:pStyle w:val="Heading3"/>
-      </w:pPr>
-      <w:r>
-        <w:rPr>
-          <w:rFonts w:hint="eastAsia"/>
-        </w:rPr>
-        <w:t>文档编译</w:t>
-      </w:r>
-      <w:r>
-        <w:rPr>
-          <w:rFonts w:hint="eastAsia"/>
-        </w:rPr>
-        <w:t>windows slave</w:t>
-      </w:r>
-      <w:r>
-        <w:rPr>
-          <w:rFonts w:hint="eastAsia"/>
-        </w:rPr>
-        <w:t>机开机自动连接</w:t>
+        <w:t>下载</w:t>
       </w:r>
       <w:r>
         <w:rPr>
@@ -2438,26 +3180,6 @@
         </w:rPr>
         <w:t>linux jenkins master</w:t>
       </w:r>
-    </w:p>
-    <w:p>
-      <w:r>
-        <w:rPr>
-          <w:rFonts w:hint="eastAsia"/>
-        </w:rPr>
-        <w:t xml:space="preserve">   </w:t>
-      </w:r>
-      <w:r>
-        <w:rPr>
-          <w:rFonts w:hint="eastAsia"/>
-        </w:rPr>
-        <w:t>下载</w:t>
-      </w:r>
-      <w:r>
-        <w:rPr>
-          <w:rFonts w:hint="eastAsia"/>
-        </w:rPr>
-        <w:t>linux jenkins master</w:t>
-      </w:r>
       <w:r>
         <w:rPr>
           <w:rFonts w:hint="eastAsia"/>
@@ -2510,7 +3232,6 @@
         <w:rPr>
           <w:rFonts w:hint="eastAsia"/>
         </w:rPr>
-        <w:lastRenderedPageBreak/>
         <w:t>bat</w:t>
       </w:r>
       <w:r>

--- a/misc/ci/doc/add_new_machine.docx
+++ b/misc/ci/doc/add_new_machine.docx
@@ -910,6 +910,12 @@
         <w:rPr>
           <w:rFonts w:hint="eastAsia"/>
         </w:rPr>
+        <w:t>,php7.0.0,php7.1.11</w:t>
+      </w:r>
+      <w:r>
+        <w:rPr>
+          <w:rFonts w:hint="eastAsia"/>
+        </w:rPr>
         <w:t>需要安装在机器上。</w:t>
       </w:r>
     </w:p>
@@ -1875,11 +1881,6 @@
       </w:r>
     </w:p>
     <w:p>
-      <w:pPr>
-        <w:rPr>
-          <w:rFonts w:hint="eastAsia"/>
-        </w:rPr>
-      </w:pPr>
       <w:r>
         <w:t>ln -s /usr/local/bin/lcov /usr/bin/lcov</w:t>
       </w:r>
@@ -1887,9 +1888,6 @@
     <w:p>
       <w:pPr>
         <w:pStyle w:val="Heading3"/>
-        <w:rPr>
-          <w:rFonts w:hint="eastAsia"/>
-        </w:rPr>
       </w:pPr>
       <w:r>
         <w:rPr>
@@ -1917,11 +1915,6 @@
       </w:r>
     </w:p>
     <w:p>
-      <w:pPr>
-        <w:rPr>
-          <w:rFonts w:hint="eastAsia"/>
-        </w:rPr>
-      </w:pPr>
       <w:r>
         <w:rPr>
           <w:rFonts w:hint="eastAsia"/>
@@ -1938,9 +1931,6 @@
     <w:p>
       <w:pPr>
         <w:pStyle w:val="Heading3"/>
-        <w:rPr>
-          <w:rFonts w:hint="eastAsia"/>
-        </w:rPr>
       </w:pPr>
       <w:r>
         <w:rPr>
@@ -2054,11 +2044,6 @@
       </w:r>
     </w:p>
     <w:p>
-      <w:pPr>
-        <w:rPr>
-          <w:rFonts w:hint="eastAsia"/>
-        </w:rPr>
-      </w:pPr>
       <w:r>
         <w:rPr>
           <w:rFonts w:hint="eastAsia"/>
@@ -2106,11 +2091,6 @@
       </w:r>
     </w:p>
     <w:p>
-      <w:pPr>
-        <w:rPr>
-          <w:rFonts w:hint="eastAsia"/>
-        </w:rPr>
-      </w:pPr>
       <w:r>
         <w:rPr>
           <w:rFonts w:hint="eastAsia"/>
@@ -2143,11 +2123,6 @@
       </w:r>
     </w:p>
     <w:p>
-      <w:pPr>
-        <w:rPr>
-          <w:rFonts w:hint="eastAsia"/>
-        </w:rPr>
-      </w:pPr>
       <w:r>
         <w:rPr>
           <w:rFonts w:hint="eastAsia"/>
@@ -2204,11 +2179,6 @@
       </w:r>
     </w:p>
     <w:p>
-      <w:pPr>
-        <w:rPr>
-          <w:rFonts w:hint="eastAsia"/>
-        </w:rPr>
-      </w:pPr>
       <w:r>
         <w:rPr>
           <w:rFonts w:hint="eastAsia"/>
@@ -2235,11 +2205,6 @@
       </w:r>
     </w:p>
     <w:p>
-      <w:pPr>
-        <w:rPr>
-          <w:rFonts w:hint="eastAsia"/>
-        </w:rPr>
-      </w:pPr>
       <w:r>
         <w:rPr>
           <w:rFonts w:hint="eastAsia"/>
@@ -2311,11 +2276,6 @@
       </w:r>
     </w:p>
     <w:p>
-      <w:pPr>
-        <w:rPr>
-          <w:rFonts w:hint="eastAsia"/>
-        </w:rPr>
-      </w:pPr>
       <w:r>
         <w:rPr>
           <w:rFonts w:hint="eastAsia"/>
@@ -2333,11 +2293,6 @@
       </w:r>
     </w:p>
     <w:p>
-      <w:pPr>
-        <w:rPr>
-          <w:rFonts w:hint="eastAsia"/>
-        </w:rPr>
-      </w:pPr>
       <w:r>
         <w:rPr>
           <w:rFonts w:hint="eastAsia"/>
@@ -2367,11 +2322,6 @@
       </w:r>
     </w:p>
     <w:p>
-      <w:pPr>
-        <w:rPr>
-          <w:rFonts w:hint="eastAsia"/>
-        </w:rPr>
-      </w:pPr>
       <w:r>
         <w:rPr>
           <w:rFonts w:hint="eastAsia"/>
@@ -2383,11 +2333,6 @@
       </w:r>
     </w:p>
     <w:p>
-      <w:pPr>
-        <w:rPr>
-          <w:rFonts w:hint="eastAsia"/>
-        </w:rPr>
-      </w:pPr>
       <w:r>
         <w:t xml:space="preserve">.py </w:t>
       </w:r>
@@ -2426,11 +2371,6 @@
       </w:r>
     </w:p>
     <w:p>
-      <w:pPr>
-        <w:rPr>
-          <w:rFonts w:hint="eastAsia"/>
-        </w:rPr>
-      </w:pPr>
       <w:r>
         <w:rPr>
           <w:rFonts w:hint="eastAsia"/>
@@ -2448,11 +2388,6 @@
       </w:r>
     </w:p>
     <w:p>
-      <w:pPr>
-        <w:rPr>
-          <w:rFonts w:hint="eastAsia"/>
-        </w:rPr>
-      </w:pPr>
       <w:r>
         <w:rPr>
           <w:rFonts w:hint="eastAsia"/>
@@ -2542,11 +2477,6 @@
       </w:r>
     </w:p>
     <w:p>
-      <w:pPr>
-        <w:rPr>
-          <w:rFonts w:hint="eastAsia"/>
-        </w:rPr>
-      </w:pPr>
       <w:r>
         <w:rPr>
           <w:rFonts w:hint="eastAsia"/>

--- a/misc/ci/doc/add_new_machine.docx
+++ b/misc/ci/doc/add_new_machine.docx
@@ -2528,6 +2528,100 @@
         <w:t xml:space="preserve"> setup.py install</w:t>
       </w:r>
     </w:p>
+    <w:p/>
+    <w:p/>
+    <w:p>
+      <w:pPr>
+        <w:pStyle w:val="Heading3"/>
+      </w:pPr>
+      <w:r>
+        <w:rPr>
+          <w:rFonts w:hint="eastAsia"/>
+        </w:rPr>
+        <w:t>ubuntu slave</w:t>
+      </w:r>
+      <w:r>
+        <w:rPr>
+          <w:rFonts w:hint="eastAsia"/>
+        </w:rPr>
+        <w:t>机器需配置节点环境变量</w:t>
+      </w:r>
+    </w:p>
+    <w:p>
+      <w:pPr>
+        <w:rPr>
+          <w:rFonts w:hint="eastAsia"/>
+        </w:rPr>
+      </w:pPr>
+      <w:r>
+        <w:rPr>
+          <w:rFonts w:hint="eastAsia"/>
+        </w:rPr>
+        <w:t>jenkins  master</w:t>
+      </w:r>
+      <w:r>
+        <w:rPr>
+          <w:rFonts w:hint="eastAsia"/>
+        </w:rPr>
+        <w:t>添加操作系统为</w:t>
+      </w:r>
+      <w:r>
+        <w:rPr>
+          <w:rFonts w:hint="eastAsia"/>
+        </w:rPr>
+        <w:t>ubuntu</w:t>
+      </w:r>
+      <w:r>
+        <w:rPr>
+          <w:rFonts w:hint="eastAsia"/>
+        </w:rPr>
+        <w:t>的机器作为</w:t>
+      </w:r>
+      <w:r>
+        <w:rPr>
+          <w:rFonts w:hint="eastAsia"/>
+        </w:rPr>
+        <w:t>slave</w:t>
+      </w:r>
+      <w:r>
+        <w:rPr>
+          <w:rFonts w:hint="eastAsia"/>
+        </w:rPr>
+        <w:t>节点时需在节点配置参数里面添加以下变量：</w:t>
+      </w:r>
+    </w:p>
+    <w:p>
+      <w:r>
+        <w:t>CLASSPATH</w:t>
+      </w:r>
+    </w:p>
+    <w:p>
+      <w:r>
+        <w:t>/usr/local/staf/lib/STAFAnt.jar:/usr/local/staf/samples/demo/STAFDemo.jar:/usr/local/staf/lib/JSTAF.jar:.:/lib/dt.jar:/lib/tools.jar</w:t>
+      </w:r>
+    </w:p>
+    <w:p/>
+    <w:p>
+      <w:r>
+        <w:t>LD_LIBRARY_PATH</w:t>
+      </w:r>
+    </w:p>
+    <w:p>
+      <w:r>
+        <w:t>/usr/local/staf/lib</w:t>
+      </w:r>
+    </w:p>
+    <w:p/>
+    <w:p>
+      <w:r>
+        <w:t>PATH</w:t>
+      </w:r>
+    </w:p>
+    <w:p>
+      <w:r>
+        <w:t>/usr/local/staf/bin:/opt/apache-ant-1.9.6/bin:/usr/local/sbin:/usr/local/bin:/usr/sbin:/usr/bin:/sbin:/bin:/usr/games:/bin</w:t>
+      </w:r>
+    </w:p>
     <w:p>
       <w:pPr>
         <w:pStyle w:val="Heading2"/>
@@ -2601,6 +2695,7 @@
         <w:rPr>
           <w:rFonts w:hint="eastAsia"/>
         </w:rPr>
+        <w:lastRenderedPageBreak/>
         <w:t>安装</w:t>
       </w:r>
       <w:r>
@@ -2871,205 +2966,205 @@
         <w:rPr>
           <w:rFonts w:hint="eastAsia"/>
         </w:rPr>
+        <w:t>安装原生</w:t>
+      </w:r>
+      <w:r>
+        <w:rPr>
+          <w:rFonts w:hint="eastAsia"/>
+        </w:rPr>
+        <w:t>pg</w:t>
+      </w:r>
+    </w:p>
+    <w:p>
+      <w:r>
+        <w:rPr>
+          <w:rFonts w:hint="eastAsia"/>
+        </w:rPr>
+        <w:t>拷贝</w:t>
+      </w:r>
+      <w:r>
+        <w:rPr>
+          <w:rFonts w:hint="eastAsia"/>
+        </w:rPr>
+        <w:t>pgsql</w:t>
+      </w:r>
+      <w:r>
+        <w:rPr>
+          <w:rFonts w:hint="eastAsia"/>
+        </w:rPr>
+        <w:t>目录</w:t>
+      </w:r>
+    </w:p>
+    <w:p>
+      <w:r>
+        <w:t>export PATH=/usr/local/pgsql/bin:$PATH</w:t>
+      </w:r>
+    </w:p>
+    <w:p/>
+    <w:p>
+      <w:pPr>
+        <w:pStyle w:val="Heading3"/>
+      </w:pPr>
+      <w:r>
+        <w:rPr>
+          <w:rFonts w:hint="eastAsia"/>
+        </w:rPr>
+        <w:t>安装</w:t>
+      </w:r>
+      <w:r>
+        <w:rPr>
+          <w:rFonts w:hint="eastAsia"/>
+        </w:rPr>
+        <w:t>Python</w:t>
+      </w:r>
+      <w:r>
+        <w:rPr>
+          <w:rFonts w:hint="eastAsia"/>
+        </w:rPr>
+        <w:t>、</w:t>
+      </w:r>
+      <w:r>
+        <w:rPr>
+          <w:rFonts w:hint="eastAsia"/>
+        </w:rPr>
+        <w:t xml:space="preserve">Python-devel </w:t>
+      </w:r>
+    </w:p>
+    <w:p/>
+    <w:p>
+      <w:r>
+        <w:rPr>
+          <w:rFonts w:hint="eastAsia"/>
+        </w:rPr>
+        <w:t>eg:</w:t>
+      </w:r>
+      <w:r>
+        <w:rPr>
+          <w:rFonts w:hint="eastAsia"/>
+        </w:rPr>
+        <w:t>源码安装</w:t>
+      </w:r>
+    </w:p>
+    <w:p>
+      <w:r>
+        <w:t>tar zxvf Python-2.7.7.tgz</w:t>
+      </w:r>
+    </w:p>
+    <w:p>
+      <w:r>
+        <w:t>cd Python-2.7.7</w:t>
+      </w:r>
+    </w:p>
+    <w:p>
+      <w:r>
+        <w:t>./configure --enable-shared --prefix=/usr/local/python2.7.7/</w:t>
+      </w:r>
+    </w:p>
+    <w:p>
+      <w:r>
+        <w:t>make</w:t>
+      </w:r>
+    </w:p>
+    <w:p>
+      <w:r>
+        <w:t>make install</w:t>
+      </w:r>
+    </w:p>
+    <w:p>
+      <w:r>
+        <w:t xml:space="preserve">echo /usr/local/python2.7.7/lib &gt; /etc/ld.so.conf.d/python2.7.conf </w:t>
+      </w:r>
+    </w:p>
+    <w:p>
+      <w:r>
+        <w:t>ldconfig</w:t>
+      </w:r>
+    </w:p>
+    <w:p/>
+    <w:p>
+      <w:pPr>
+        <w:pStyle w:val="Heading3"/>
+      </w:pPr>
+      <w:r>
+        <w:rPr>
+          <w:rFonts w:hint="eastAsia"/>
+        </w:rPr>
+        <w:t>准备</w:t>
+      </w:r>
+      <w:r>
+        <w:rPr>
+          <w:rFonts w:hint="eastAsia"/>
+        </w:rPr>
+        <w:t>spark</w:t>
+      </w:r>
+      <w:r>
+        <w:rPr>
+          <w:rFonts w:hint="eastAsia"/>
+        </w:rPr>
+        <w:t>编译环境</w:t>
+      </w:r>
+    </w:p>
+    <w:p>
+      <w:r>
+        <w:rPr>
+          <w:rFonts w:hint="eastAsia"/>
+        </w:rPr>
+        <w:t xml:space="preserve">   </w:t>
+      </w:r>
+      <w:r>
+        <w:rPr>
+          <w:rFonts w:hint="eastAsia"/>
+        </w:rPr>
+        <w:t>拷贝</w:t>
+      </w:r>
+      <w:r>
+        <w:rPr>
+          <w:rFonts w:hint="eastAsia"/>
+        </w:rPr>
+        <w:t>ivy2.tar.gz m2.tar.gz sbt.tar.gz sbt_build.tar.gz</w:t>
+      </w:r>
+      <w:r>
+        <w:rPr>
+          <w:rFonts w:hint="eastAsia"/>
+        </w:rPr>
+        <w:t>到</w:t>
+      </w:r>
+      <w:r>
+        <w:rPr>
+          <w:rFonts w:hint="eastAsia"/>
+        </w:rPr>
+        <w:t>jenkins</w:t>
+      </w:r>
+      <w:r>
+        <w:rPr>
+          <w:rFonts w:hint="eastAsia"/>
+        </w:rPr>
+        <w:t>家目录</w:t>
+      </w:r>
+    </w:p>
+    <w:p>
+      <w:r>
+        <w:rPr>
+          <w:rFonts w:hint="eastAsia"/>
+        </w:rPr>
+        <w:t xml:space="preserve">   </w:t>
+      </w:r>
+      <w:r>
+        <w:rPr>
+          <w:rFonts w:hint="eastAsia"/>
+        </w:rPr>
+        <w:t>解压</w:t>
+      </w:r>
+    </w:p>
+    <w:p>
+      <w:pPr>
+        <w:pStyle w:val="Heading3"/>
+      </w:pPr>
+      <w:r>
+        <w:rPr>
+          <w:rFonts w:hint="eastAsia"/>
+        </w:rPr>
         <w:lastRenderedPageBreak/>
-        <w:t>安装原生</w:t>
-      </w:r>
-      <w:r>
-        <w:rPr>
-          <w:rFonts w:hint="eastAsia"/>
-        </w:rPr>
-        <w:t>pg</w:t>
-      </w:r>
-    </w:p>
-    <w:p>
-      <w:r>
-        <w:rPr>
-          <w:rFonts w:hint="eastAsia"/>
-        </w:rPr>
-        <w:t>拷贝</w:t>
-      </w:r>
-      <w:r>
-        <w:rPr>
-          <w:rFonts w:hint="eastAsia"/>
-        </w:rPr>
-        <w:t>pgsql</w:t>
-      </w:r>
-      <w:r>
-        <w:rPr>
-          <w:rFonts w:hint="eastAsia"/>
-        </w:rPr>
-        <w:t>目录</w:t>
-      </w:r>
-    </w:p>
-    <w:p>
-      <w:r>
-        <w:t>export PATH=/usr/local/pgsql/bin:$PATH</w:t>
-      </w:r>
-    </w:p>
-    <w:p/>
-    <w:p>
-      <w:pPr>
-        <w:pStyle w:val="Heading3"/>
-      </w:pPr>
-      <w:r>
-        <w:rPr>
-          <w:rFonts w:hint="eastAsia"/>
-        </w:rPr>
-        <w:t>安装</w:t>
-      </w:r>
-      <w:r>
-        <w:rPr>
-          <w:rFonts w:hint="eastAsia"/>
-        </w:rPr>
-        <w:t>Python</w:t>
-      </w:r>
-      <w:r>
-        <w:rPr>
-          <w:rFonts w:hint="eastAsia"/>
-        </w:rPr>
-        <w:t>、</w:t>
-      </w:r>
-      <w:r>
-        <w:rPr>
-          <w:rFonts w:hint="eastAsia"/>
-        </w:rPr>
-        <w:t xml:space="preserve">Python-devel </w:t>
-      </w:r>
-    </w:p>
-    <w:p/>
-    <w:p>
-      <w:r>
-        <w:rPr>
-          <w:rFonts w:hint="eastAsia"/>
-        </w:rPr>
-        <w:t>eg:</w:t>
-      </w:r>
-      <w:r>
-        <w:rPr>
-          <w:rFonts w:hint="eastAsia"/>
-        </w:rPr>
-        <w:t>源码安装</w:t>
-      </w:r>
-    </w:p>
-    <w:p>
-      <w:r>
-        <w:t>tar zxvf Python-2.7.7.tgz</w:t>
-      </w:r>
-    </w:p>
-    <w:p>
-      <w:r>
-        <w:t>cd Python-2.7.7</w:t>
-      </w:r>
-    </w:p>
-    <w:p>
-      <w:r>
-        <w:t>./configure --enable-shared --prefix=/usr/local/python2.7.7/</w:t>
-      </w:r>
-    </w:p>
-    <w:p>
-      <w:r>
-        <w:t>make</w:t>
-      </w:r>
-    </w:p>
-    <w:p>
-      <w:r>
-        <w:t>make install</w:t>
-      </w:r>
-    </w:p>
-    <w:p>
-      <w:r>
-        <w:t xml:space="preserve">echo /usr/local/python2.7.7/lib &gt; /etc/ld.so.conf.d/python2.7.conf </w:t>
-      </w:r>
-    </w:p>
-    <w:p>
-      <w:r>
-        <w:t>ldconfig</w:t>
-      </w:r>
-    </w:p>
-    <w:p/>
-    <w:p>
-      <w:pPr>
-        <w:pStyle w:val="Heading3"/>
-      </w:pPr>
-      <w:r>
-        <w:rPr>
-          <w:rFonts w:hint="eastAsia"/>
-        </w:rPr>
-        <w:t>准备</w:t>
-      </w:r>
-      <w:r>
-        <w:rPr>
-          <w:rFonts w:hint="eastAsia"/>
-        </w:rPr>
-        <w:t>spark</w:t>
-      </w:r>
-      <w:r>
-        <w:rPr>
-          <w:rFonts w:hint="eastAsia"/>
-        </w:rPr>
-        <w:t>编译环境</w:t>
-      </w:r>
-    </w:p>
-    <w:p>
-      <w:r>
-        <w:rPr>
-          <w:rFonts w:hint="eastAsia"/>
-        </w:rPr>
-        <w:t xml:space="preserve">   </w:t>
-      </w:r>
-      <w:r>
-        <w:rPr>
-          <w:rFonts w:hint="eastAsia"/>
-        </w:rPr>
-        <w:t>拷贝</w:t>
-      </w:r>
-      <w:r>
-        <w:rPr>
-          <w:rFonts w:hint="eastAsia"/>
-        </w:rPr>
-        <w:t>ivy2.tar.gz m2.tar.gz sbt.tar.gz sbt_build.tar.gz</w:t>
-      </w:r>
-      <w:r>
-        <w:rPr>
-          <w:rFonts w:hint="eastAsia"/>
-        </w:rPr>
-        <w:t>到</w:t>
-      </w:r>
-      <w:r>
-        <w:rPr>
-          <w:rFonts w:hint="eastAsia"/>
-        </w:rPr>
-        <w:t>jenkins</w:t>
-      </w:r>
-      <w:r>
-        <w:rPr>
-          <w:rFonts w:hint="eastAsia"/>
-        </w:rPr>
-        <w:t>家目录</w:t>
-      </w:r>
-    </w:p>
-    <w:p>
-      <w:r>
-        <w:rPr>
-          <w:rFonts w:hint="eastAsia"/>
-        </w:rPr>
-        <w:t xml:space="preserve">   </w:t>
-      </w:r>
-      <w:r>
-        <w:rPr>
-          <w:rFonts w:hint="eastAsia"/>
-        </w:rPr>
-        <w:t>解压</w:t>
-      </w:r>
-    </w:p>
-    <w:p>
-      <w:pPr>
-        <w:pStyle w:val="Heading3"/>
-      </w:pPr>
-      <w:r>
-        <w:rPr>
-          <w:rFonts w:hint="eastAsia"/>
-        </w:rPr>
         <w:t>文档编译</w:t>
       </w:r>
       <w:r>

--- a/misc/ci/doc/add_new_machine.docx
+++ b/misc/ci/doc/add_new_machine.docx
@@ -2548,11 +2548,6 @@
       </w:r>
     </w:p>
     <w:p>
-      <w:pPr>
-        <w:rPr>
-          <w:rFonts w:hint="eastAsia"/>
-        </w:rPr>
-      </w:pPr>
       <w:r>
         <w:rPr>
           <w:rFonts w:hint="eastAsia"/>
@@ -2618,10 +2613,300 @@
       </w:r>
     </w:p>
     <w:p>
+      <w:pPr>
+        <w:rPr>
+          <w:rFonts w:hint="eastAsia"/>
+        </w:rPr>
+      </w:pPr>
       <w:r>
         <w:t>/usr/local/staf/bin:/opt/apache-ant-1.9.6/bin:/usr/local/sbin:/usr/local/bin:/usr/sbin:/usr/bin:/sbin:/bin:/usr/games:/bin</w:t>
       </w:r>
     </w:p>
+    <w:p>
+      <w:pPr>
+        <w:pStyle w:val="Heading3"/>
+        <w:rPr>
+          <w:rFonts w:hint="eastAsia"/>
+        </w:rPr>
+      </w:pPr>
+      <w:r>
+        <w:rPr>
+          <w:rFonts w:hint="eastAsia"/>
+        </w:rPr>
+        <w:t>安装</w:t>
+      </w:r>
+      <w:r>
+        <w:rPr>
+          <w:rFonts w:hint="eastAsia"/>
+        </w:rPr>
+        <w:t>es</w:t>
+      </w:r>
+    </w:p>
+    <w:p>
+      <w:pPr>
+        <w:rPr>
+          <w:rFonts w:hint="eastAsia"/>
+        </w:rPr>
+      </w:pPr>
+      <w:r>
+        <w:rPr>
+          <w:rFonts w:hint="eastAsia"/>
+        </w:rPr>
+        <w:t>es</w:t>
+      </w:r>
+      <w:r>
+        <w:rPr>
+          <w:rFonts w:hint="eastAsia"/>
+        </w:rPr>
+        <w:t>是全文索引相关用例需要使用的</w:t>
+      </w:r>
+    </w:p>
+    <w:p>
+      <w:pPr>
+        <w:rPr>
+          <w:rFonts w:hint="eastAsia"/>
+        </w:rPr>
+      </w:pPr>
+      <w:r>
+        <w:rPr>
+          <w:rFonts w:hint="eastAsia"/>
+        </w:rPr>
+        <w:t>官网下载</w:t>
+      </w:r>
+      <w:r>
+        <w:t>elasticsearch-6.2.2.tar.gz</w:t>
+      </w:r>
+    </w:p>
+    <w:p>
+      <w:pPr>
+        <w:rPr>
+          <w:rFonts w:hint="eastAsia"/>
+        </w:rPr>
+      </w:pPr>
+      <w:r>
+        <w:t>Elasticsearch</w:t>
+      </w:r>
+      <w:r>
+        <w:t>的运行需要</w:t>
+      </w:r>
+      <w:r>
+        <w:t>Java</w:t>
+      </w:r>
+      <w:r>
+        <w:t>环境，当前版本要求至少为</w:t>
+      </w:r>
+      <w:r>
+        <w:t>Java 7</w:t>
+      </w:r>
+      <w:r>
+        <w:t>，且配置好</w:t>
+      </w:r>
+      <w:r>
+        <w:t>JAVA_HOME</w:t>
+      </w:r>
+      <w:r>
+        <w:t>等。</w:t>
+      </w:r>
+    </w:p>
+    <w:p>
+      <w:pPr>
+        <w:rPr>
+          <w:rFonts w:hint="eastAsia"/>
+        </w:rPr>
+      </w:pPr>
+      <w:r>
+        <w:rPr>
+          <w:rFonts w:hint="eastAsia"/>
+        </w:rPr>
+        <w:t xml:space="preserve">cd </w:t>
+      </w:r>
+      <w:r>
+        <w:t>elasticsearch-6.2.2</w:t>
+      </w:r>
+    </w:p>
+    <w:p>
+      <w:pPr>
+        <w:rPr>
+          <w:rFonts w:hint="eastAsia"/>
+        </w:rPr>
+      </w:pPr>
+      <w:r>
+        <w:t>vi config/elasticsearch.yml</w:t>
+      </w:r>
+      <w:r>
+        <w:rPr>
+          <w:rFonts w:hint="eastAsia"/>
+        </w:rPr>
+        <w:t>修改</w:t>
+      </w:r>
+      <w:r>
+        <w:rPr>
+          <w:rFonts w:hint="eastAsia"/>
+        </w:rPr>
+        <w:t>如下内容：</w:t>
+      </w:r>
+    </w:p>
+    <w:p>
+      <w:pPr>
+        <w:rPr>
+          <w:rFonts w:hint="eastAsia"/>
+        </w:rPr>
+      </w:pPr>
+      <w:r>
+        <w:rPr>
+          <w:rFonts w:hint="eastAsia"/>
+        </w:rPr>
+        <w:t xml:space="preserve">                     </w:t>
+      </w:r>
+      <w:r>
+        <w:t>network.host</w:t>
+      </w:r>
+      <w:r>
+        <w:rPr>
+          <w:rFonts w:hint="eastAsia"/>
+        </w:rPr>
+        <w:t>为本机</w:t>
+      </w:r>
+      <w:r>
+        <w:rPr>
+          <w:rFonts w:hint="eastAsia"/>
+        </w:rPr>
+        <w:t>ip</w:t>
+      </w:r>
+    </w:p>
+    <w:p>
+      <w:r>
+        <w:rPr>
+          <w:rFonts w:hint="eastAsia"/>
+        </w:rPr>
+        <w:t xml:space="preserve">                     </w:t>
+      </w:r>
+      <w:r>
+        <w:t>bootstrap.memory_lock: false</w:t>
+      </w:r>
+    </w:p>
+    <w:p>
+      <w:pPr>
+        <w:rPr>
+          <w:rFonts w:hint="eastAsia"/>
+        </w:rPr>
+      </w:pPr>
+      <w:r>
+        <w:rPr>
+          <w:rFonts w:hint="eastAsia"/>
+        </w:rPr>
+        <w:lastRenderedPageBreak/>
+        <w:t xml:space="preserve">                     </w:t>
+      </w:r>
+      <w:r>
+        <w:t>bootstrap.system_call_filter: false</w:t>
+      </w:r>
+    </w:p>
+    <w:p>
+      <w:pPr>
+        <w:pStyle w:val="NormalWeb"/>
+      </w:pPr>
+      <w:r>
+        <w:t>以 root 权限修改 /etc/security/limits.conf</w:t>
+      </w:r>
+    </w:p>
+    <w:p>
+      <w:pPr>
+        <w:pStyle w:val="NormalWeb"/>
+      </w:pPr>
+      <w:r>
+        <w:t>添加如下内容：</w:t>
+      </w:r>
+    </w:p>
+    <w:p>
+      <w:pPr>
+        <w:pStyle w:val="NormalWeb"/>
+      </w:pPr>
+      <w:r>
+        <w:t>* soft nofile 65536</w:t>
+      </w:r>
+    </w:p>
+    <w:p>
+      <w:pPr>
+        <w:pStyle w:val="NormalWeb"/>
+      </w:pPr>
+      <w:r>
+        <w:t>* hard nofile 131072</w:t>
+      </w:r>
+    </w:p>
+    <w:p>
+      <w:pPr>
+        <w:pStyle w:val="NormalWeb"/>
+      </w:pPr>
+      <w:r>
+        <w:t>以 root 权限修改 sysctl.conf，添加以下配置：</w:t>
+      </w:r>
+    </w:p>
+    <w:p>
+      <w:pPr>
+        <w:pStyle w:val="NormalWeb"/>
+      </w:pPr>
+      <w:r>
+        <w:t>vm.max_map_count = 655360</w:t>
+      </w:r>
+    </w:p>
+    <w:p>
+      <w:pPr>
+        <w:pStyle w:val="NormalWeb"/>
+      </w:pPr>
+      <w:r>
+        <w:t>并执行以下命令使其立即生效：</w:t>
+      </w:r>
+    </w:p>
+    <w:p>
+      <w:pPr>
+        <w:pStyle w:val="NormalWeb"/>
+        <w:rPr>
+          <w:rFonts w:hint="eastAsia"/>
+        </w:rPr>
+      </w:pPr>
+      <w:r>
+        <w:t>sysctl -p</w:t>
+      </w:r>
+    </w:p>
+    <w:p>
+      <w:pPr>
+        <w:pStyle w:val="NormalWeb"/>
+        <w:rPr>
+          <w:rFonts w:hint="eastAsia"/>
+        </w:rPr>
+      </w:pPr>
+      <w:r>
+        <w:rPr>
+          <w:rFonts w:hint="eastAsia"/>
+        </w:rPr>
+        <w:t>修改</w:t>
+      </w:r>
+      <w:r>
+        <w:t>elasticsearch-6.2.2</w:t>
+      </w:r>
+      <w:r>
+        <w:rPr>
+          <w:rFonts w:hint="eastAsia"/>
+        </w:rPr>
+        <w:t>为非root用户例如sdbadmin</w:t>
+      </w:r>
+    </w:p>
+    <w:p>
+      <w:pPr>
+        <w:pStyle w:val="NormalWeb"/>
+      </w:pPr>
+      <w:r>
+        <w:rPr>
+          <w:rFonts w:hint="eastAsia"/>
+        </w:rPr>
+        <w:t>启动</w:t>
+      </w:r>
+      <w:r>
+        <w:t>./bin/elasticsearch -d</w:t>
+      </w:r>
+    </w:p>
+    <w:p/>
     <w:p>
       <w:pPr>
         <w:pStyle w:val="Heading2"/>
@@ -2695,181 +2980,433 @@
         <w:rPr>
           <w:rFonts w:hint="eastAsia"/>
         </w:rPr>
+        <w:t>安装</w:t>
+      </w:r>
+      <w:r>
+        <w:rPr>
+          <w:rFonts w:hint="eastAsia"/>
+        </w:rPr>
+        <w:t>maven</w:t>
+      </w:r>
+    </w:p>
+    <w:p>
+      <w:r>
+        <w:rPr>
+          <w:rFonts w:hint="eastAsia"/>
+        </w:rPr>
+        <w:t>安装包</w:t>
+      </w:r>
+      <w:r>
+        <w:rPr>
+          <w:rFonts w:hint="eastAsia"/>
+        </w:rPr>
+        <w:t>：</w:t>
+      </w:r>
+      <w:r>
+        <w:rPr>
+          <w:rFonts w:hint="eastAsia"/>
+        </w:rPr>
+        <w:t xml:space="preserve">svn  </w:t>
+      </w:r>
+      <w:r>
+        <w:t>trunk\thirdparty\CI-tools</w:t>
+      </w:r>
+      <w:r>
+        <w:rPr>
+          <w:rFonts w:hint="eastAsia"/>
+        </w:rPr>
+        <w:t>\</w:t>
+      </w:r>
+      <w:r>
+        <w:t xml:space="preserve"> apache-maven-3.3.9-bin</w:t>
+      </w:r>
+      <w:r>
+        <w:rPr>
+          <w:rFonts w:hint="eastAsia"/>
+        </w:rPr>
+        <w:t>.zip</w:t>
+      </w:r>
+    </w:p>
+    <w:p>
+      <w:r>
+        <w:rPr>
+          <w:rFonts w:hint="eastAsia"/>
+        </w:rPr>
+        <w:t>解压到</w:t>
+      </w:r>
+      <w:r>
+        <w:rPr>
+          <w:rFonts w:hint="eastAsia"/>
+        </w:rPr>
+        <w:t>/opt</w:t>
+      </w:r>
+      <w:r>
+        <w:rPr>
+          <w:rFonts w:hint="eastAsia"/>
+        </w:rPr>
+        <w:t>下</w:t>
+      </w:r>
+    </w:p>
+    <w:p>
+      <w:r>
+        <w:rPr>
+          <w:rFonts w:hint="eastAsia"/>
+        </w:rPr>
+        <w:t>配置环境变量</w:t>
+      </w:r>
+      <w:r>
+        <w:rPr>
+          <w:rFonts w:hint="eastAsia"/>
+        </w:rPr>
+        <w:t>，打开</w:t>
+      </w:r>
+      <w:r>
+        <w:t>/etc/profile</w:t>
+      </w:r>
+      <w:r>
+        <w:rPr>
+          <w:rFonts w:hint="eastAsia"/>
+        </w:rPr>
+        <w:t>和</w:t>
+      </w:r>
+      <w:r>
+        <w:t>~jenkins/.bashrc</w:t>
+      </w:r>
+      <w:r>
+        <w:rPr>
+          <w:rFonts w:hint="eastAsia"/>
+        </w:rPr>
+        <w:t>添加</w:t>
+      </w:r>
+      <w:r>
+        <w:rPr>
+          <w:rFonts w:hint="eastAsia"/>
+        </w:rPr>
+        <w:t>：</w:t>
+      </w:r>
+    </w:p>
+    <w:p>
+      <w:r>
+        <w:rPr>
+          <w:rFonts w:hint="eastAsia"/>
+        </w:rPr>
+        <w:t xml:space="preserve">  </w:t>
+      </w:r>
+      <w:r>
+        <w:t>export MAVEN_HOME=/opt/apache-maven-3.3.9</w:t>
+      </w:r>
+    </w:p>
+    <w:p>
+      <w:r>
+        <w:rPr>
+          <w:rFonts w:hint="eastAsia"/>
+        </w:rPr>
+        <w:t xml:space="preserve">  </w:t>
+      </w:r>
+      <w:r>
+        <w:t>export PATH=${PATH}:${MAVEN_HOME}/bin</w:t>
+      </w:r>
+    </w:p>
+    <w:p>
+      <w:r>
+        <w:rPr>
+          <w:rFonts w:hint="eastAsia"/>
+        </w:rPr>
+        <w:t>创建用户配置文件：</w:t>
+      </w:r>
+    </w:p>
+    <w:p>
+      <w:r>
+        <w:rPr>
+          <w:rFonts w:hint="eastAsia"/>
+        </w:rPr>
+        <w:t xml:space="preserve"> </w:t>
+      </w:r>
+      <w:r>
+        <w:rPr>
+          <w:rFonts w:hint="eastAsia"/>
+        </w:rPr>
+        <w:t>复制</w:t>
+      </w:r>
+      <w:r>
+        <w:rPr>
+          <w:rFonts w:hint="eastAsia"/>
+        </w:rPr>
+        <w:t>maven</w:t>
+      </w:r>
+      <w:r>
+        <w:rPr>
+          <w:rFonts w:hint="eastAsia"/>
+        </w:rPr>
+        <w:t>的全局配置文件</w:t>
+      </w:r>
+      <w:r>
+        <w:t>/opt/apache-maven-3.3.9/conf/</w:t>
+      </w:r>
+      <w:r>
+        <w:rPr>
+          <w:rFonts w:hint="eastAsia"/>
+        </w:rPr>
+        <w:t xml:space="preserve"> </w:t>
+      </w:r>
+      <w:r>
+        <w:rPr>
+          <w:rFonts w:hint="eastAsia"/>
+        </w:rPr>
+        <w:t>settings.xml</w:t>
+      </w:r>
+      <w:r>
+        <w:rPr>
+          <w:rFonts w:hint="eastAsia"/>
+        </w:rPr>
+        <w:t>到</w:t>
+      </w:r>
+      <w:r>
+        <w:rPr>
+          <w:rFonts w:hint="eastAsia"/>
+        </w:rPr>
+        <w:t>~</w:t>
+      </w:r>
+      <w:r>
+        <w:rPr>
+          <w:rFonts w:hint="eastAsia"/>
+        </w:rPr>
+        <w:t>jenkins</w:t>
+      </w:r>
+      <w:r>
+        <w:rPr>
+          <w:rFonts w:hint="eastAsia"/>
+        </w:rPr>
+        <w:t>/.m2</w:t>
+      </w:r>
+      <w:r>
+        <w:rPr>
+          <w:rFonts w:hint="eastAsia"/>
+        </w:rPr>
+        <w:t>目录下</w:t>
+      </w:r>
+      <w:r>
+        <w:rPr>
+          <w:rFonts w:hint="eastAsia"/>
+        </w:rPr>
+        <w:t>。</w:t>
+      </w:r>
+    </w:p>
+    <w:p>
+      <w:r>
+        <w:rPr>
+          <w:rFonts w:hint="eastAsia"/>
+        </w:rPr>
+        <w:t>在用户配置文件中</w:t>
+      </w:r>
+      <w:r>
+        <w:rPr>
+          <w:rFonts w:hint="eastAsia"/>
+        </w:rPr>
+        <w:t>配置镜像文件</w:t>
+      </w:r>
+      <w:r>
+        <w:rPr>
+          <w:rFonts w:hint="eastAsia"/>
+        </w:rPr>
+        <w:t>：</w:t>
+      </w:r>
+    </w:p>
+    <w:p>
+      <w:r>
+        <w:t xml:space="preserve">    &lt;mirror&gt;</w:t>
+      </w:r>
+    </w:p>
+    <w:p>
+      <w:r>
         <w:lastRenderedPageBreak/>
+        <w:t xml:space="preserve">      &lt;id&gt;central&lt;/id&gt;</w:t>
+      </w:r>
+    </w:p>
+    <w:p>
+      <w:r>
+        <w:t xml:space="preserve">      &lt;mirrorOf&gt;*&lt;/mirrorOf&gt;</w:t>
+      </w:r>
+    </w:p>
+    <w:p>
+      <w:r>
+        <w:t xml:space="preserve">      &lt;name&gt;Human Readable Name for this Mirror.&lt;/name&gt;</w:t>
+      </w:r>
+    </w:p>
+    <w:p>
+      <w:r>
+        <w:t xml:space="preserve">      &lt;url&gt;http://192.168.31.204:8081/nexus/content/repositories/central/&lt;/url&gt;</w:t>
+      </w:r>
+    </w:p>
+    <w:p>
+      <w:r>
+        <w:t xml:space="preserve">    &lt;/mirror&gt;</w:t>
+      </w:r>
+    </w:p>
+    <w:p>
+      <w:pPr>
+        <w:pStyle w:val="Heading3"/>
+      </w:pPr>
+      <w:r>
+        <w:rPr>
+          <w:rFonts w:hint="eastAsia"/>
+        </w:rPr>
+        <w:t>安装原生</w:t>
+      </w:r>
+      <w:r>
+        <w:rPr>
+          <w:rFonts w:hint="eastAsia"/>
+        </w:rPr>
+        <w:t>pg</w:t>
+      </w:r>
+    </w:p>
+    <w:p>
+      <w:r>
+        <w:rPr>
+          <w:rFonts w:hint="eastAsia"/>
+        </w:rPr>
+        <w:t>拷贝</w:t>
+      </w:r>
+      <w:r>
+        <w:rPr>
+          <w:rFonts w:hint="eastAsia"/>
+        </w:rPr>
+        <w:t>pgsql</w:t>
+      </w:r>
+      <w:r>
+        <w:rPr>
+          <w:rFonts w:hint="eastAsia"/>
+        </w:rPr>
+        <w:t>目录</w:t>
+      </w:r>
+    </w:p>
+    <w:p>
+      <w:r>
+        <w:t>export PATH=/usr/local/pgsql/bin:$PATH</w:t>
+      </w:r>
+    </w:p>
+    <w:p/>
+    <w:p>
+      <w:pPr>
+        <w:pStyle w:val="Heading3"/>
+      </w:pPr>
+      <w:r>
+        <w:rPr>
+          <w:rFonts w:hint="eastAsia"/>
+        </w:rPr>
         <w:t>安装</w:t>
       </w:r>
       <w:r>
         <w:rPr>
           <w:rFonts w:hint="eastAsia"/>
         </w:rPr>
-        <w:t>maven</w:t>
-      </w:r>
-    </w:p>
-    <w:p>
-      <w:r>
-        <w:rPr>
-          <w:rFonts w:hint="eastAsia"/>
-        </w:rPr>
-        <w:t>安装包</w:t>
-      </w:r>
-      <w:r>
-        <w:rPr>
-          <w:rFonts w:hint="eastAsia"/>
-        </w:rPr>
-        <w:t>：</w:t>
-      </w:r>
-      <w:r>
-        <w:rPr>
-          <w:rFonts w:hint="eastAsia"/>
-        </w:rPr>
-        <w:t xml:space="preserve">svn  </w:t>
-      </w:r>
-      <w:r>
-        <w:t>trunk\thirdparty\CI-tools</w:t>
-      </w:r>
-      <w:r>
-        <w:rPr>
-          <w:rFonts w:hint="eastAsia"/>
-        </w:rPr>
-        <w:t>\</w:t>
-      </w:r>
-      <w:r>
-        <w:t xml:space="preserve"> apache-maven-3.3.9-bin</w:t>
-      </w:r>
-      <w:r>
-        <w:rPr>
-          <w:rFonts w:hint="eastAsia"/>
-        </w:rPr>
-        <w:t>.zip</w:t>
-      </w:r>
-    </w:p>
-    <w:p>
-      <w:r>
-        <w:rPr>
-          <w:rFonts w:hint="eastAsia"/>
-        </w:rPr>
-        <w:t>解压到</w:t>
-      </w:r>
-      <w:r>
-        <w:rPr>
-          <w:rFonts w:hint="eastAsia"/>
-        </w:rPr>
-        <w:t>/opt</w:t>
-      </w:r>
-      <w:r>
-        <w:rPr>
-          <w:rFonts w:hint="eastAsia"/>
-        </w:rPr>
-        <w:t>下</w:t>
-      </w:r>
-    </w:p>
-    <w:p>
-      <w:r>
-        <w:rPr>
-          <w:rFonts w:hint="eastAsia"/>
-        </w:rPr>
-        <w:t>配置环境变量</w:t>
-      </w:r>
-      <w:r>
-        <w:rPr>
-          <w:rFonts w:hint="eastAsia"/>
-        </w:rPr>
-        <w:t>，打开</w:t>
-      </w:r>
-      <w:r>
-        <w:t>/etc/profile</w:t>
-      </w:r>
-      <w:r>
-        <w:rPr>
-          <w:rFonts w:hint="eastAsia"/>
-        </w:rPr>
-        <w:t>和</w:t>
-      </w:r>
-      <w:r>
-        <w:t>~jenkins/.bashrc</w:t>
-      </w:r>
-      <w:r>
-        <w:rPr>
-          <w:rFonts w:hint="eastAsia"/>
-        </w:rPr>
-        <w:t>添加</w:t>
-      </w:r>
-      <w:r>
-        <w:rPr>
-          <w:rFonts w:hint="eastAsia"/>
-        </w:rPr>
-        <w:t>：</w:t>
-      </w:r>
-    </w:p>
-    <w:p>
-      <w:r>
-        <w:rPr>
-          <w:rFonts w:hint="eastAsia"/>
-        </w:rPr>
-        <w:t xml:space="preserve">  </w:t>
-      </w:r>
-      <w:r>
-        <w:t>export MAVEN_HOME=/opt/apache-maven-3.3.9</w:t>
-      </w:r>
-    </w:p>
-    <w:p>
-      <w:r>
-        <w:rPr>
-          <w:rFonts w:hint="eastAsia"/>
-        </w:rPr>
-        <w:t xml:space="preserve">  </w:t>
-      </w:r>
-      <w:r>
-        <w:t>export PATH=${PATH}:${MAVEN_HOME}/bin</w:t>
-      </w:r>
-    </w:p>
-    <w:p>
-      <w:r>
-        <w:rPr>
-          <w:rFonts w:hint="eastAsia"/>
-        </w:rPr>
-        <w:t>创建用户配置文件：</w:t>
-      </w:r>
-    </w:p>
-    <w:p>
-      <w:r>
-        <w:rPr>
-          <w:rFonts w:hint="eastAsia"/>
-        </w:rPr>
-        <w:t xml:space="preserve"> </w:t>
-      </w:r>
-      <w:r>
-        <w:rPr>
-          <w:rFonts w:hint="eastAsia"/>
-        </w:rPr>
-        <w:t>复制</w:t>
-      </w:r>
-      <w:r>
-        <w:rPr>
-          <w:rFonts w:hint="eastAsia"/>
-        </w:rPr>
-        <w:t>maven</w:t>
-      </w:r>
-      <w:r>
-        <w:rPr>
-          <w:rFonts w:hint="eastAsia"/>
-        </w:rPr>
-        <w:t>的全局配置文件</w:t>
-      </w:r>
-      <w:r>
-        <w:t>/opt/apache-maven-3.3.9/conf/</w:t>
-      </w:r>
-      <w:r>
-        <w:rPr>
-          <w:rFonts w:hint="eastAsia"/>
-        </w:rPr>
-        <w:t xml:space="preserve"> </w:t>
-      </w:r>
-      <w:r>
-        <w:rPr>
-          <w:rFonts w:hint="eastAsia"/>
-        </w:rPr>
-        <w:t>settings.xml</w:t>
+        <w:t>Python</w:t>
+      </w:r>
+      <w:r>
+        <w:rPr>
+          <w:rFonts w:hint="eastAsia"/>
+        </w:rPr>
+        <w:t>、</w:t>
+      </w:r>
+      <w:r>
+        <w:rPr>
+          <w:rFonts w:hint="eastAsia"/>
+        </w:rPr>
+        <w:t xml:space="preserve">Python-devel </w:t>
+      </w:r>
+    </w:p>
+    <w:p/>
+    <w:p>
+      <w:r>
+        <w:rPr>
+          <w:rFonts w:hint="eastAsia"/>
+        </w:rPr>
+        <w:t>eg:</w:t>
+      </w:r>
+      <w:r>
+        <w:rPr>
+          <w:rFonts w:hint="eastAsia"/>
+        </w:rPr>
+        <w:t>源码安装</w:t>
+      </w:r>
+    </w:p>
+    <w:p>
+      <w:r>
+        <w:t>tar zxvf Python-2.7.7.tgz</w:t>
+      </w:r>
+    </w:p>
+    <w:p>
+      <w:r>
+        <w:t>cd Python-2.7.7</w:t>
+      </w:r>
+    </w:p>
+    <w:p>
+      <w:r>
+        <w:t>./configure --enable-shared --prefix=/usr/local/python2.7.7/</w:t>
+      </w:r>
+    </w:p>
+    <w:p>
+      <w:r>
+        <w:t>make</w:t>
+      </w:r>
+    </w:p>
+    <w:p>
+      <w:r>
+        <w:t>make install</w:t>
+      </w:r>
+    </w:p>
+    <w:p>
+      <w:r>
+        <w:t xml:space="preserve">echo /usr/local/python2.7.7/lib &gt; /etc/ld.so.conf.d/python2.7.conf </w:t>
+      </w:r>
+    </w:p>
+    <w:p>
+      <w:r>
+        <w:t>ldconfig</w:t>
+      </w:r>
+    </w:p>
+    <w:p/>
+    <w:p>
+      <w:pPr>
+        <w:pStyle w:val="Heading3"/>
+      </w:pPr>
+      <w:r>
+        <w:rPr>
+          <w:rFonts w:hint="eastAsia"/>
+        </w:rPr>
+        <w:t>准备</w:t>
+      </w:r>
+      <w:r>
+        <w:rPr>
+          <w:rFonts w:hint="eastAsia"/>
+        </w:rPr>
+        <w:t>spark</w:t>
+      </w:r>
+      <w:r>
+        <w:rPr>
+          <w:rFonts w:hint="eastAsia"/>
+        </w:rPr>
+        <w:t>编译环境</w:t>
+      </w:r>
+    </w:p>
+    <w:p>
+      <w:r>
+        <w:rPr>
+          <w:rFonts w:hint="eastAsia"/>
+        </w:rPr>
+        <w:t xml:space="preserve">   </w:t>
+      </w:r>
+      <w:r>
+        <w:rPr>
+          <w:rFonts w:hint="eastAsia"/>
+        </w:rPr>
+        <w:t>拷贝</w:t>
+      </w:r>
+      <w:r>
+        <w:rPr>
+          <w:rFonts w:hint="eastAsia"/>
+        </w:rPr>
+        <w:t>ivy2.tar.gz m2.tar.gz sbt.tar.gz sbt_build.tar.gz</w:t>
       </w:r>
       <w:r>
         <w:rPr>
@@ -2881,81 +3418,27 @@
         <w:rPr>
           <w:rFonts w:hint="eastAsia"/>
         </w:rPr>
-        <w:t>~</w:t>
-      </w:r>
-      <w:r>
-        <w:rPr>
-          <w:rFonts w:hint="eastAsia"/>
-        </w:rPr>
         <w:t>jenkins</w:t>
       </w:r>
       <w:r>
         <w:rPr>
           <w:rFonts w:hint="eastAsia"/>
         </w:rPr>
-        <w:t>/.m2</w:t>
-      </w:r>
-      <w:r>
-        <w:rPr>
-          <w:rFonts w:hint="eastAsia"/>
-        </w:rPr>
-        <w:t>目录下</w:t>
-      </w:r>
-      <w:r>
-        <w:rPr>
-          <w:rFonts w:hint="eastAsia"/>
-        </w:rPr>
-        <w:t>。</w:t>
-      </w:r>
-    </w:p>
-    <w:p>
-      <w:r>
-        <w:rPr>
-          <w:rFonts w:hint="eastAsia"/>
-        </w:rPr>
-        <w:t>在用户配置文件中</w:t>
-      </w:r>
-      <w:r>
-        <w:rPr>
-          <w:rFonts w:hint="eastAsia"/>
-        </w:rPr>
-        <w:t>配置镜像文件</w:t>
-      </w:r>
-      <w:r>
-        <w:rPr>
-          <w:rFonts w:hint="eastAsia"/>
-        </w:rPr>
-        <w:t>：</w:t>
-      </w:r>
-    </w:p>
-    <w:p>
-      <w:r>
-        <w:t xml:space="preserve">    &lt;mirror&gt;</w:t>
-      </w:r>
-    </w:p>
-    <w:p>
-      <w:r>
-        <w:t xml:space="preserve">      &lt;id&gt;central&lt;/id&gt;</w:t>
-      </w:r>
-    </w:p>
-    <w:p>
-      <w:r>
-        <w:t xml:space="preserve">      &lt;mirrorOf&gt;*&lt;/mirrorOf&gt;</w:t>
-      </w:r>
-    </w:p>
-    <w:p>
-      <w:r>
-        <w:t xml:space="preserve">      &lt;name&gt;Human Readable Name for this Mirror.&lt;/name&gt;</w:t>
-      </w:r>
-    </w:p>
-    <w:p>
-      <w:r>
-        <w:t xml:space="preserve">      &lt;url&gt;http://192.168.31.204:8081/nexus/content/repositories/central/&lt;/url&gt;</w:t>
-      </w:r>
-    </w:p>
-    <w:p>
-      <w:r>
-        <w:t xml:space="preserve">    &lt;/mirror&gt;</w:t>
+        <w:t>家目录</w:t>
+      </w:r>
+    </w:p>
+    <w:p>
+      <w:r>
+        <w:rPr>
+          <w:rFonts w:hint="eastAsia"/>
+        </w:rPr>
+        <w:t xml:space="preserve">   </w:t>
+      </w:r>
+      <w:r>
+        <w:rPr>
+          <w:rFonts w:hint="eastAsia"/>
+        </w:rPr>
+        <w:t>解压</w:t>
       </w:r>
     </w:p>
     <w:p>
@@ -2966,205 +3449,6 @@
         <w:rPr>
           <w:rFonts w:hint="eastAsia"/>
         </w:rPr>
-        <w:t>安装原生</w:t>
-      </w:r>
-      <w:r>
-        <w:rPr>
-          <w:rFonts w:hint="eastAsia"/>
-        </w:rPr>
-        <w:t>pg</w:t>
-      </w:r>
-    </w:p>
-    <w:p>
-      <w:r>
-        <w:rPr>
-          <w:rFonts w:hint="eastAsia"/>
-        </w:rPr>
-        <w:t>拷贝</w:t>
-      </w:r>
-      <w:r>
-        <w:rPr>
-          <w:rFonts w:hint="eastAsia"/>
-        </w:rPr>
-        <w:t>pgsql</w:t>
-      </w:r>
-      <w:r>
-        <w:rPr>
-          <w:rFonts w:hint="eastAsia"/>
-        </w:rPr>
-        <w:t>目录</w:t>
-      </w:r>
-    </w:p>
-    <w:p>
-      <w:r>
-        <w:t>export PATH=/usr/local/pgsql/bin:$PATH</w:t>
-      </w:r>
-    </w:p>
-    <w:p/>
-    <w:p>
-      <w:pPr>
-        <w:pStyle w:val="Heading3"/>
-      </w:pPr>
-      <w:r>
-        <w:rPr>
-          <w:rFonts w:hint="eastAsia"/>
-        </w:rPr>
-        <w:t>安装</w:t>
-      </w:r>
-      <w:r>
-        <w:rPr>
-          <w:rFonts w:hint="eastAsia"/>
-        </w:rPr>
-        <w:t>Python</w:t>
-      </w:r>
-      <w:r>
-        <w:rPr>
-          <w:rFonts w:hint="eastAsia"/>
-        </w:rPr>
-        <w:t>、</w:t>
-      </w:r>
-      <w:r>
-        <w:rPr>
-          <w:rFonts w:hint="eastAsia"/>
-        </w:rPr>
-        <w:t xml:space="preserve">Python-devel </w:t>
-      </w:r>
-    </w:p>
-    <w:p/>
-    <w:p>
-      <w:r>
-        <w:rPr>
-          <w:rFonts w:hint="eastAsia"/>
-        </w:rPr>
-        <w:t>eg:</w:t>
-      </w:r>
-      <w:r>
-        <w:rPr>
-          <w:rFonts w:hint="eastAsia"/>
-        </w:rPr>
-        <w:t>源码安装</w:t>
-      </w:r>
-    </w:p>
-    <w:p>
-      <w:r>
-        <w:t>tar zxvf Python-2.7.7.tgz</w:t>
-      </w:r>
-    </w:p>
-    <w:p>
-      <w:r>
-        <w:t>cd Python-2.7.7</w:t>
-      </w:r>
-    </w:p>
-    <w:p>
-      <w:r>
-        <w:t>./configure --enable-shared --prefix=/usr/local/python2.7.7/</w:t>
-      </w:r>
-    </w:p>
-    <w:p>
-      <w:r>
-        <w:t>make</w:t>
-      </w:r>
-    </w:p>
-    <w:p>
-      <w:r>
-        <w:t>make install</w:t>
-      </w:r>
-    </w:p>
-    <w:p>
-      <w:r>
-        <w:t xml:space="preserve">echo /usr/local/python2.7.7/lib &gt; /etc/ld.so.conf.d/python2.7.conf </w:t>
-      </w:r>
-    </w:p>
-    <w:p>
-      <w:r>
-        <w:t>ldconfig</w:t>
-      </w:r>
-    </w:p>
-    <w:p/>
-    <w:p>
-      <w:pPr>
-        <w:pStyle w:val="Heading3"/>
-      </w:pPr>
-      <w:r>
-        <w:rPr>
-          <w:rFonts w:hint="eastAsia"/>
-        </w:rPr>
-        <w:t>准备</w:t>
-      </w:r>
-      <w:r>
-        <w:rPr>
-          <w:rFonts w:hint="eastAsia"/>
-        </w:rPr>
-        <w:t>spark</w:t>
-      </w:r>
-      <w:r>
-        <w:rPr>
-          <w:rFonts w:hint="eastAsia"/>
-        </w:rPr>
-        <w:t>编译环境</w:t>
-      </w:r>
-    </w:p>
-    <w:p>
-      <w:r>
-        <w:rPr>
-          <w:rFonts w:hint="eastAsia"/>
-        </w:rPr>
-        <w:t xml:space="preserve">   </w:t>
-      </w:r>
-      <w:r>
-        <w:rPr>
-          <w:rFonts w:hint="eastAsia"/>
-        </w:rPr>
-        <w:t>拷贝</w:t>
-      </w:r>
-      <w:r>
-        <w:rPr>
-          <w:rFonts w:hint="eastAsia"/>
-        </w:rPr>
-        <w:t>ivy2.tar.gz m2.tar.gz sbt.tar.gz sbt_build.tar.gz</w:t>
-      </w:r>
-      <w:r>
-        <w:rPr>
-          <w:rFonts w:hint="eastAsia"/>
-        </w:rPr>
-        <w:t>到</w:t>
-      </w:r>
-      <w:r>
-        <w:rPr>
-          <w:rFonts w:hint="eastAsia"/>
-        </w:rPr>
-        <w:t>jenkins</w:t>
-      </w:r>
-      <w:r>
-        <w:rPr>
-          <w:rFonts w:hint="eastAsia"/>
-        </w:rPr>
-        <w:t>家目录</w:t>
-      </w:r>
-    </w:p>
-    <w:p>
-      <w:r>
-        <w:rPr>
-          <w:rFonts w:hint="eastAsia"/>
-        </w:rPr>
-        <w:t xml:space="preserve">   </w:t>
-      </w:r>
-      <w:r>
-        <w:rPr>
-          <w:rFonts w:hint="eastAsia"/>
-        </w:rPr>
-        <w:t>解压</w:t>
-      </w:r>
-    </w:p>
-    <w:p>
-      <w:pPr>
-        <w:pStyle w:val="Heading3"/>
-      </w:pPr>
-      <w:r>
-        <w:rPr>
-          <w:rFonts w:hint="eastAsia"/>
-        </w:rPr>
-        <w:lastRenderedPageBreak/>
         <w:t>文档编译</w:t>
       </w:r>
       <w:r>
@@ -5315,6 +5599,26 @@
       <w:szCs w:val="18"/>
     </w:rPr>
   </w:style>
+  <w:style w:type="paragraph" w:styleId="NormalWeb">
+    <w:name w:val="Normal (Web)"/>
+    <w:basedOn w:val="Normal"/>
+    <w:uiPriority w:val="99"/>
+    <w:semiHidden/>
+    <w:unhideWhenUsed/>
+    <w:rsid w:val="00ED1ED5"/>
+    <w:pPr>
+      <w:widowControl/>
+      <w:spacing w:before="100" w:beforeAutospacing="1" w:after="100" w:afterAutospacing="1"/>
+      <w:ind w:left="0"/>
+      <w:jc w:val="left"/>
+    </w:pPr>
+    <w:rPr>
+      <w:rFonts w:ascii="宋体" w:eastAsia="宋体" w:hAnsi="宋体" w:cs="宋体"/>
+      <w:kern w:val="0"/>
+      <w:sz w:val="24"/>
+      <w:szCs w:val="24"/>
+    </w:rPr>
+  </w:style>
 </w:styles>
 </file>
 

--- a/misc/ci/doc/add_new_machine.docx
+++ b/misc/ci/doc/add_new_machine.docx
@@ -2613,11 +2613,6 @@
       </w:r>
     </w:p>
     <w:p>
-      <w:pPr>
-        <w:rPr>
-          <w:rFonts w:hint="eastAsia"/>
-        </w:rPr>
-      </w:pPr>
       <w:r>
         <w:t>/usr/local/staf/bin:/opt/apache-ant-1.9.6/bin:/usr/local/sbin:/usr/local/bin:/usr/sbin:/usr/bin:/sbin:/bin:/usr/games:/bin</w:t>
       </w:r>
@@ -2625,9 +2620,6 @@
     <w:p>
       <w:pPr>
         <w:pStyle w:val="Heading3"/>
-        <w:rPr>
-          <w:rFonts w:hint="eastAsia"/>
-        </w:rPr>
       </w:pPr>
       <w:r>
         <w:rPr>
@@ -2643,11 +2635,6 @@
       </w:r>
     </w:p>
     <w:p>
-      <w:pPr>
-        <w:rPr>
-          <w:rFonts w:hint="eastAsia"/>
-        </w:rPr>
-      </w:pPr>
       <w:r>
         <w:rPr>
           <w:rFonts w:hint="eastAsia"/>
@@ -2662,11 +2649,6 @@
       </w:r>
     </w:p>
     <w:p>
-      <w:pPr>
-        <w:rPr>
-          <w:rFonts w:hint="eastAsia"/>
-        </w:rPr>
-      </w:pPr>
       <w:r>
         <w:rPr>
           <w:rFonts w:hint="eastAsia"/>
@@ -2678,11 +2660,6 @@
       </w:r>
     </w:p>
     <w:p>
-      <w:pPr>
-        <w:rPr>
-          <w:rFonts w:hint="eastAsia"/>
-        </w:rPr>
-      </w:pPr>
       <w:r>
         <w:t>Elasticsearch</w:t>
       </w:r>
@@ -2709,11 +2686,6 @@
       </w:r>
     </w:p>
     <w:p>
-      <w:pPr>
-        <w:rPr>
-          <w:rFonts w:hint="eastAsia"/>
-        </w:rPr>
-      </w:pPr>
       <w:r>
         <w:rPr>
           <w:rFonts w:hint="eastAsia"/>
@@ -2725,11 +2697,6 @@
       </w:r>
     </w:p>
     <w:p>
-      <w:pPr>
-        <w:rPr>
-          <w:rFonts w:hint="eastAsia"/>
-        </w:rPr>
-      </w:pPr>
       <w:r>
         <w:t>vi config/elasticsearch.yml</w:t>
       </w:r>
@@ -2747,11 +2714,6 @@
       </w:r>
     </w:p>
     <w:p>
-      <w:pPr>
-        <w:rPr>
-          <w:rFonts w:hint="eastAsia"/>
-        </w:rPr>
-      </w:pPr>
       <w:r>
         <w:rPr>
           <w:rFonts w:hint="eastAsia"/>
@@ -2786,11 +2748,6 @@
       </w:r>
     </w:p>
     <w:p>
-      <w:pPr>
-        <w:rPr>
-          <w:rFonts w:hint="eastAsia"/>
-        </w:rPr>
-      </w:pPr>
       <w:r>
         <w:rPr>
           <w:rFonts w:hint="eastAsia"/>
@@ -2861,9 +2818,6 @@
     <w:p>
       <w:pPr>
         <w:pStyle w:val="NormalWeb"/>
-        <w:rPr>
-          <w:rFonts w:hint="eastAsia"/>
-        </w:rPr>
       </w:pPr>
       <w:r>
         <w:t>sysctl -p</w:t>
@@ -2872,9 +2826,6 @@
     <w:p>
       <w:pPr>
         <w:pStyle w:val="NormalWeb"/>
-        <w:rPr>
-          <w:rFonts w:hint="eastAsia"/>
-        </w:rPr>
       </w:pPr>
       <w:r>
         <w:rPr>
@@ -2904,6 +2855,107 @@
       </w:r>
       <w:r>
         <w:t>./bin/elasticsearch -d</w:t>
+      </w:r>
+    </w:p>
+    <w:p>
+      <w:pPr>
+        <w:pStyle w:val="NormalWeb"/>
+      </w:pPr>
+      <w:r>
+        <w:rPr>
+          <w:rFonts w:hint="eastAsia"/>
+        </w:rPr>
+        <w:t>安装</w:t>
+      </w:r>
+      <w:r>
+        <w:t>kibana</w:t>
+      </w:r>
+      <w:r>
+        <w:rPr>
+          <w:rFonts w:hint="eastAsia"/>
+        </w:rPr>
+        <w:t>(</w:t>
+      </w:r>
+      <w:r>
+        <w:rPr>
+          <w:rFonts w:hint="eastAsia"/>
+        </w:rPr>
+        <w:t>便于测试通过界面查看es里面的全文索引数据</w:t>
+      </w:r>
+      <w:r>
+        <w:rPr>
+          <w:rFonts w:hint="eastAsia"/>
+        </w:rPr>
+        <w:t>):</w:t>
+      </w:r>
+    </w:p>
+    <w:p>
+      <w:pPr>
+        <w:pStyle w:val="NormalWeb"/>
+      </w:pPr>
+      <w:r>
+        <w:rPr>
+          <w:rFonts w:hint="eastAsia"/>
+        </w:rPr>
+        <w:t xml:space="preserve">    解压</w:t>
+      </w:r>
+      <w:r>
+        <w:t>kibana-6.2.2-linux-x86_64.tar.gz</w:t>
+      </w:r>
+    </w:p>
+    <w:p>
+      <w:pPr>
+        <w:pStyle w:val="NormalWeb"/>
+        <w:rPr>
+          <w:rFonts w:hint="eastAsia"/>
+        </w:rPr>
+      </w:pPr>
+      <w:r>
+        <w:rPr>
+          <w:rFonts w:hint="eastAsia"/>
+        </w:rPr>
+        <w:t xml:space="preserve">    修改配置项</w:t>
+      </w:r>
+      <w:r>
+        <w:t>kibana-6.2.2-linux-x86_64/config/kibana.yml</w:t>
+      </w:r>
+      <w:r>
+        <w:rPr>
+          <w:rFonts w:hint="eastAsia"/>
+        </w:rPr>
+        <w:t>中</w:t>
+      </w:r>
+      <w:r>
+        <w:t>server.host</w:t>
+      </w:r>
+      <w:r>
+        <w:rPr>
+          <w:rFonts w:hint="eastAsia"/>
+        </w:rPr>
+        <w:t>为es所在机器ip,</w:t>
+      </w:r>
+      <w:r>
+        <w:t xml:space="preserve"> elasticsearch.url</w:t>
+      </w:r>
+      <w:r>
+        <w:rPr>
+          <w:rFonts w:hint="eastAsia"/>
+        </w:rPr>
+        <w:t>修改为实际的esurl</w:t>
+      </w:r>
+    </w:p>
+    <w:p>
+      <w:pPr>
+        <w:pStyle w:val="NormalWeb"/>
+      </w:pPr>
+      <w:r>
+        <w:rPr>
+          <w:rFonts w:hint="eastAsia"/>
+        </w:rPr>
+        <w:t xml:space="preserve">    启动:</w:t>
+      </w:r>
+      <w:r>
+        <w:t xml:space="preserve"> ./kibana-6.2.2-linux-x86_64/bin/kibana &amp;</w:t>
       </w:r>
     </w:p>
     <w:p/>
@@ -3052,6 +3104,7 @@
         <w:rPr>
           <w:rFonts w:hint="eastAsia"/>
         </w:rPr>
+        <w:lastRenderedPageBreak/>
         <w:t>配置环境变量</w:t>
       </w:r>
       <w:r>
@@ -3219,236 +3272,236 @@
     </w:p>
     <w:p>
       <w:r>
+        <w:t xml:space="preserve">      &lt;id&gt;central&lt;/id&gt;</w:t>
+      </w:r>
+    </w:p>
+    <w:p>
+      <w:r>
+        <w:t xml:space="preserve">      &lt;mirrorOf&gt;*&lt;/mirrorOf&gt;</w:t>
+      </w:r>
+    </w:p>
+    <w:p>
+      <w:r>
+        <w:t xml:space="preserve">      &lt;name&gt;Human Readable Name for this Mirror.&lt;/name&gt;</w:t>
+      </w:r>
+    </w:p>
+    <w:p>
+      <w:r>
+        <w:t xml:space="preserve">      &lt;url&gt;http://192.168.31.204:8081/nexus/content/repositories/central/&lt;/url&gt;</w:t>
+      </w:r>
+    </w:p>
+    <w:p>
+      <w:r>
+        <w:t xml:space="preserve">    &lt;/mirror&gt;</w:t>
+      </w:r>
+    </w:p>
+    <w:p>
+      <w:pPr>
+        <w:pStyle w:val="Heading3"/>
+      </w:pPr>
+      <w:r>
+        <w:rPr>
+          <w:rFonts w:hint="eastAsia"/>
+        </w:rPr>
+        <w:t>安装原生</w:t>
+      </w:r>
+      <w:r>
+        <w:rPr>
+          <w:rFonts w:hint="eastAsia"/>
+        </w:rPr>
+        <w:t>pg</w:t>
+      </w:r>
+    </w:p>
+    <w:p>
+      <w:r>
+        <w:rPr>
+          <w:rFonts w:hint="eastAsia"/>
+        </w:rPr>
+        <w:t>拷贝</w:t>
+      </w:r>
+      <w:r>
+        <w:rPr>
+          <w:rFonts w:hint="eastAsia"/>
+        </w:rPr>
+        <w:t>pgsql</w:t>
+      </w:r>
+      <w:r>
+        <w:rPr>
+          <w:rFonts w:hint="eastAsia"/>
+        </w:rPr>
+        <w:t>目录</w:t>
+      </w:r>
+    </w:p>
+    <w:p>
+      <w:r>
+        <w:t>export PATH=/usr/local/pgsql/bin:$PATH</w:t>
+      </w:r>
+    </w:p>
+    <w:p/>
+    <w:p>
+      <w:pPr>
+        <w:pStyle w:val="Heading3"/>
+      </w:pPr>
+      <w:r>
+        <w:rPr>
+          <w:rFonts w:hint="eastAsia"/>
+        </w:rPr>
+        <w:t>安装</w:t>
+      </w:r>
+      <w:r>
+        <w:rPr>
+          <w:rFonts w:hint="eastAsia"/>
+        </w:rPr>
+        <w:t>Python</w:t>
+      </w:r>
+      <w:r>
+        <w:rPr>
+          <w:rFonts w:hint="eastAsia"/>
+        </w:rPr>
+        <w:t>、</w:t>
+      </w:r>
+      <w:r>
+        <w:rPr>
+          <w:rFonts w:hint="eastAsia"/>
+        </w:rPr>
+        <w:t xml:space="preserve">Python-devel </w:t>
+      </w:r>
+    </w:p>
+    <w:p/>
+    <w:p>
+      <w:r>
+        <w:rPr>
+          <w:rFonts w:hint="eastAsia"/>
+        </w:rPr>
+        <w:t>eg:</w:t>
+      </w:r>
+      <w:r>
+        <w:rPr>
+          <w:rFonts w:hint="eastAsia"/>
+        </w:rPr>
+        <w:t>源码安装</w:t>
+      </w:r>
+    </w:p>
+    <w:p>
+      <w:r>
+        <w:t>tar zxvf Python-2.7.7.tgz</w:t>
+      </w:r>
+    </w:p>
+    <w:p>
+      <w:r>
+        <w:t>cd Python-2.7.7</w:t>
+      </w:r>
+    </w:p>
+    <w:p>
+      <w:r>
+        <w:t>./configure --enable-shared --prefix=/usr/local/python2.7.7/</w:t>
+      </w:r>
+    </w:p>
+    <w:p>
+      <w:r>
+        <w:t>make</w:t>
+      </w:r>
+    </w:p>
+    <w:p>
+      <w:r>
+        <w:t>make install</w:t>
+      </w:r>
+    </w:p>
+    <w:p>
+      <w:r>
+        <w:t xml:space="preserve">echo /usr/local/python2.7.7/lib &gt; /etc/ld.so.conf.d/python2.7.conf </w:t>
+      </w:r>
+    </w:p>
+    <w:p>
+      <w:r>
+        <w:t>ldconfig</w:t>
+      </w:r>
+    </w:p>
+    <w:p/>
+    <w:p>
+      <w:pPr>
+        <w:pStyle w:val="Heading3"/>
+      </w:pPr>
+      <w:r>
+        <w:rPr>
+          <w:rFonts w:hint="eastAsia"/>
+        </w:rPr>
+        <w:t>准备</w:t>
+      </w:r>
+      <w:r>
+        <w:rPr>
+          <w:rFonts w:hint="eastAsia"/>
+        </w:rPr>
+        <w:t>spark</w:t>
+      </w:r>
+      <w:r>
+        <w:rPr>
+          <w:rFonts w:hint="eastAsia"/>
+        </w:rPr>
+        <w:t>编译环境</w:t>
+      </w:r>
+    </w:p>
+    <w:p>
+      <w:r>
+        <w:rPr>
+          <w:rFonts w:hint="eastAsia"/>
+        </w:rPr>
+        <w:t xml:space="preserve">   </w:t>
+      </w:r>
+      <w:r>
+        <w:rPr>
+          <w:rFonts w:hint="eastAsia"/>
+        </w:rPr>
+        <w:t>拷贝</w:t>
+      </w:r>
+      <w:r>
+        <w:rPr>
+          <w:rFonts w:hint="eastAsia"/>
+        </w:rPr>
+        <w:t>ivy2.tar.gz m2.tar.gz sbt.tar.gz sbt_build.tar.gz</w:t>
+      </w:r>
+      <w:r>
+        <w:rPr>
+          <w:rFonts w:hint="eastAsia"/>
+        </w:rPr>
+        <w:t>到</w:t>
+      </w:r>
+      <w:r>
+        <w:rPr>
+          <w:rFonts w:hint="eastAsia"/>
+        </w:rPr>
+        <w:t>jenkins</w:t>
+      </w:r>
+      <w:r>
+        <w:rPr>
+          <w:rFonts w:hint="eastAsia"/>
+        </w:rPr>
+        <w:t>家目录</w:t>
+      </w:r>
+    </w:p>
+    <w:p>
+      <w:r>
+        <w:rPr>
+          <w:rFonts w:hint="eastAsia"/>
+        </w:rPr>
+        <w:t xml:space="preserve">   </w:t>
+      </w:r>
+      <w:r>
+        <w:rPr>
+          <w:rFonts w:hint="eastAsia"/>
+        </w:rPr>
+        <w:t>解压</w:t>
+      </w:r>
+    </w:p>
+    <w:p>
+      <w:pPr>
+        <w:pStyle w:val="Heading3"/>
+      </w:pPr>
+      <w:r>
+        <w:rPr>
+          <w:rFonts w:hint="eastAsia"/>
+        </w:rPr>
         <w:lastRenderedPageBreak/>
-        <w:t xml:space="preserve">      &lt;id&gt;central&lt;/id&gt;</w:t>
-      </w:r>
-    </w:p>
-    <w:p>
-      <w:r>
-        <w:t xml:space="preserve">      &lt;mirrorOf&gt;*&lt;/mirrorOf&gt;</w:t>
-      </w:r>
-    </w:p>
-    <w:p>
-      <w:r>
-        <w:t xml:space="preserve">      &lt;name&gt;Human Readable Name for this Mirror.&lt;/name&gt;</w:t>
-      </w:r>
-    </w:p>
-    <w:p>
-      <w:r>
-        <w:t xml:space="preserve">      &lt;url&gt;http://192.168.31.204:8081/nexus/content/repositories/central/&lt;/url&gt;</w:t>
-      </w:r>
-    </w:p>
-    <w:p>
-      <w:r>
-        <w:t xml:space="preserve">    &lt;/mirror&gt;</w:t>
-      </w:r>
-    </w:p>
-    <w:p>
-      <w:pPr>
-        <w:pStyle w:val="Heading3"/>
-      </w:pPr>
-      <w:r>
-        <w:rPr>
-          <w:rFonts w:hint="eastAsia"/>
-        </w:rPr>
-        <w:t>安装原生</w:t>
-      </w:r>
-      <w:r>
-        <w:rPr>
-          <w:rFonts w:hint="eastAsia"/>
-        </w:rPr>
-        <w:t>pg</w:t>
-      </w:r>
-    </w:p>
-    <w:p>
-      <w:r>
-        <w:rPr>
-          <w:rFonts w:hint="eastAsia"/>
-        </w:rPr>
-        <w:t>拷贝</w:t>
-      </w:r>
-      <w:r>
-        <w:rPr>
-          <w:rFonts w:hint="eastAsia"/>
-        </w:rPr>
-        <w:t>pgsql</w:t>
-      </w:r>
-      <w:r>
-        <w:rPr>
-          <w:rFonts w:hint="eastAsia"/>
-        </w:rPr>
-        <w:t>目录</w:t>
-      </w:r>
-    </w:p>
-    <w:p>
-      <w:r>
-        <w:t>export PATH=/usr/local/pgsql/bin:$PATH</w:t>
-      </w:r>
-    </w:p>
-    <w:p/>
-    <w:p>
-      <w:pPr>
-        <w:pStyle w:val="Heading3"/>
-      </w:pPr>
-      <w:r>
-        <w:rPr>
-          <w:rFonts w:hint="eastAsia"/>
-        </w:rPr>
-        <w:t>安装</w:t>
-      </w:r>
-      <w:r>
-        <w:rPr>
-          <w:rFonts w:hint="eastAsia"/>
-        </w:rPr>
-        <w:t>Python</w:t>
-      </w:r>
-      <w:r>
-        <w:rPr>
-          <w:rFonts w:hint="eastAsia"/>
-        </w:rPr>
-        <w:t>、</w:t>
-      </w:r>
-      <w:r>
-        <w:rPr>
-          <w:rFonts w:hint="eastAsia"/>
-        </w:rPr>
-        <w:t xml:space="preserve">Python-devel </w:t>
-      </w:r>
-    </w:p>
-    <w:p/>
-    <w:p>
-      <w:r>
-        <w:rPr>
-          <w:rFonts w:hint="eastAsia"/>
-        </w:rPr>
-        <w:t>eg:</w:t>
-      </w:r>
-      <w:r>
-        <w:rPr>
-          <w:rFonts w:hint="eastAsia"/>
-        </w:rPr>
-        <w:t>源码安装</w:t>
-      </w:r>
-    </w:p>
-    <w:p>
-      <w:r>
-        <w:t>tar zxvf Python-2.7.7.tgz</w:t>
-      </w:r>
-    </w:p>
-    <w:p>
-      <w:r>
-        <w:t>cd Python-2.7.7</w:t>
-      </w:r>
-    </w:p>
-    <w:p>
-      <w:r>
-        <w:t>./configure --enable-shared --prefix=/usr/local/python2.7.7/</w:t>
-      </w:r>
-    </w:p>
-    <w:p>
-      <w:r>
-        <w:t>make</w:t>
-      </w:r>
-    </w:p>
-    <w:p>
-      <w:r>
-        <w:t>make install</w:t>
-      </w:r>
-    </w:p>
-    <w:p>
-      <w:r>
-        <w:t xml:space="preserve">echo /usr/local/python2.7.7/lib &gt; /etc/ld.so.conf.d/python2.7.conf </w:t>
-      </w:r>
-    </w:p>
-    <w:p>
-      <w:r>
-        <w:t>ldconfig</w:t>
-      </w:r>
-    </w:p>
-    <w:p/>
-    <w:p>
-      <w:pPr>
-        <w:pStyle w:val="Heading3"/>
-      </w:pPr>
-      <w:r>
-        <w:rPr>
-          <w:rFonts w:hint="eastAsia"/>
-        </w:rPr>
-        <w:t>准备</w:t>
-      </w:r>
-      <w:r>
-        <w:rPr>
-          <w:rFonts w:hint="eastAsia"/>
-        </w:rPr>
-        <w:t>spark</w:t>
-      </w:r>
-      <w:r>
-        <w:rPr>
-          <w:rFonts w:hint="eastAsia"/>
-        </w:rPr>
-        <w:t>编译环境</w:t>
-      </w:r>
-    </w:p>
-    <w:p>
-      <w:r>
-        <w:rPr>
-          <w:rFonts w:hint="eastAsia"/>
-        </w:rPr>
-        <w:t xml:space="preserve">   </w:t>
-      </w:r>
-      <w:r>
-        <w:rPr>
-          <w:rFonts w:hint="eastAsia"/>
-        </w:rPr>
-        <w:t>拷贝</w:t>
-      </w:r>
-      <w:r>
-        <w:rPr>
-          <w:rFonts w:hint="eastAsia"/>
-        </w:rPr>
-        <w:t>ivy2.tar.gz m2.tar.gz sbt.tar.gz sbt_build.tar.gz</w:t>
-      </w:r>
-      <w:r>
-        <w:rPr>
-          <w:rFonts w:hint="eastAsia"/>
-        </w:rPr>
-        <w:t>到</w:t>
-      </w:r>
-      <w:r>
-        <w:rPr>
-          <w:rFonts w:hint="eastAsia"/>
-        </w:rPr>
-        <w:t>jenkins</w:t>
-      </w:r>
-      <w:r>
-        <w:rPr>
-          <w:rFonts w:hint="eastAsia"/>
-        </w:rPr>
-        <w:t>家目录</w:t>
-      </w:r>
-    </w:p>
-    <w:p>
-      <w:r>
-        <w:rPr>
-          <w:rFonts w:hint="eastAsia"/>
-        </w:rPr>
-        <w:t xml:space="preserve">   </w:t>
-      </w:r>
-      <w:r>
-        <w:rPr>
-          <w:rFonts w:hint="eastAsia"/>
-        </w:rPr>
-        <w:t>解压</w:t>
-      </w:r>
-    </w:p>
-    <w:p>
-      <w:pPr>
-        <w:pStyle w:val="Heading3"/>
-      </w:pPr>
-      <w:r>
-        <w:rPr>
-          <w:rFonts w:hint="eastAsia"/>
-        </w:rPr>
         <w:t>文档编译</w:t>
       </w:r>
       <w:r>

--- a/misc/ci/doc/add_new_machine.docx
+++ b/misc/ci/doc/add_new_machine.docx
@@ -2826,6 +2826,9 @@
     <w:p>
       <w:pPr>
         <w:pStyle w:val="NormalWeb"/>
+        <w:rPr>
+          <w:rFonts w:hint="eastAsia"/>
+        </w:rPr>
       </w:pPr>
       <w:r>
         <w:rPr>
@@ -2851,6 +2854,35 @@
         <w:rPr>
           <w:rFonts w:hint="eastAsia"/>
         </w:rPr>
+        <w:t>开启debug日志:修改config/log4j2.properties</w:t>
+      </w:r>
+      <w:r>
+        <w:rPr>
+          <w:rFonts w:hint="eastAsia"/>
+        </w:rPr>
+        <w:t>中的</w:t>
+      </w:r>
+      <w:r>
+        <w:t>rootLogger.level = debug</w:t>
+      </w:r>
+      <w:r>
+        <w:rPr>
+          <w:rFonts w:hint="eastAsia"/>
+        </w:rPr>
+        <w:t>和</w:t>
+      </w:r>
+      <w:r>
+        <w:t>logger.deprecation.level = debug</w:t>
+      </w:r>
+    </w:p>
+    <w:p>
+      <w:pPr>
+        <w:pStyle w:val="NormalWeb"/>
+      </w:pPr>
+      <w:r>
+        <w:rPr>
+          <w:rFonts w:hint="eastAsia"/>
+        </w:rPr>
         <w:t>启动</w:t>
       </w:r>
       <w:r>
@@ -2906,9 +2938,6 @@
     <w:p>
       <w:pPr>
         <w:pStyle w:val="NormalWeb"/>
-        <w:rPr>
-          <w:rFonts w:hint="eastAsia"/>
-        </w:rPr>
       </w:pPr>
       <w:r>
         <w:rPr>
@@ -3032,6 +3061,7 @@
         <w:rPr>
           <w:rFonts w:hint="eastAsia"/>
         </w:rPr>
+        <w:lastRenderedPageBreak/>
         <w:t>安装</w:t>
       </w:r>
       <w:r>
@@ -3104,7 +3134,6 @@
         <w:rPr>
           <w:rFonts w:hint="eastAsia"/>
         </w:rPr>
-        <w:lastRenderedPageBreak/>
         <w:t>配置环境变量</w:t>
       </w:r>
       <w:r>
@@ -5956,4 +5985,16 @@
   <a:objectDefaults/>
   <a:extraClrSchemeLst/>
 </a:theme>
+</file>
+
+<file path=customXml/item1.xml><?xml version="1.0" encoding="utf-8"?>
+<b:Sources xmlns:b="http://schemas.openxmlformats.org/officeDocument/2006/bibliography" xmlns="http://schemas.openxmlformats.org/officeDocument/2006/bibliography" SelectedStyle="\APA.XSL" StyleName="APA"/>
+</file>
+
+<file path=customXml/itemProps1.xml><?xml version="1.0" encoding="utf-8"?>
+<ds:datastoreItem xmlns:ds="http://schemas.openxmlformats.org/officeDocument/2006/customXml" ds:itemID="{B96752AE-74A3-4482-95F3-1F01EC7238F2}">
+  <ds:schemaRefs>
+    <ds:schemaRef ds:uri="http://schemas.openxmlformats.org/officeDocument/2006/bibliography"/>
+  </ds:schemaRefs>
+</ds:datastoreItem>
 </file>
--- a/misc/ci/doc/add_new_machine.docx
+++ b/misc/ci/doc/add_new_machine.docx
@@ -2826,9 +2826,6 @@
     <w:p>
       <w:pPr>
         <w:pStyle w:val="NormalWeb"/>
-        <w:rPr>
-          <w:rFonts w:hint="eastAsia"/>
-        </w:rPr>
       </w:pPr>
       <w:r>
         <w:rPr>
@@ -2984,7 +2981,168 @@
         <w:t xml:space="preserve">    启动:</w:t>
       </w:r>
       <w:r>
-        <w:t xml:space="preserve"> ./kibana-6.2.2-linux-x86_64/bin/kibana &amp;</w:t>
+        <w:t xml:space="preserve"> </w:t>
+      </w:r>
+      <w:r>
+        <w:rPr>
+          <w:rFonts w:hint="eastAsia"/>
+        </w:rPr>
+        <w:t xml:space="preserve">nohup </w:t>
+      </w:r>
+      <w:r>
+        <w:t>./kibana-6.2.2-linux-x86_64/bin/kibana &amp;</w:t>
+      </w:r>
+    </w:p>
+    <w:p>
+      <w:pPr>
+        <w:pStyle w:val="NormalWeb"/>
+      </w:pPr>
+    </w:p>
+    <w:p>
+      <w:pPr>
+        <w:pStyle w:val="Heading3"/>
+      </w:pPr>
+      <w:r>
+        <w:rPr>
+          <w:rFonts w:hint="eastAsia"/>
+        </w:rPr>
+        <w:t>安装</w:t>
+      </w:r>
+      <w:r>
+        <w:rPr>
+          <w:rFonts w:hint="eastAsia"/>
+        </w:rPr>
+        <w:t>git</w:t>
+      </w:r>
+    </w:p>
+    <w:p>
+      <w:r>
+        <w:rPr>
+          <w:rFonts w:hint="eastAsia"/>
+        </w:rPr>
+        <w:t>suse</w:t>
+      </w:r>
+      <w:r>
+        <w:rPr>
+          <w:rFonts w:hint="eastAsia"/>
+        </w:rPr>
+        <w:t xml:space="preserve">: </w:t>
+      </w:r>
+    </w:p>
+    <w:p>
+      <w:r>
+        <w:rPr>
+          <w:rFonts w:hint="eastAsia"/>
+        </w:rPr>
+        <w:t>添加数据源：</w:t>
+      </w:r>
+    </w:p>
+    <w:p>
+      <w:r>
+        <w:t>zypper addrepo -f http://134.76.12.6/pub/opensuse/discontinued/update/11.2 main</w:t>
+      </w:r>
+    </w:p>
+    <w:p>
+      <w:r>
+        <w:t>zypper addrepo -f http://134.76.12.6/pub/opensuse/discontinued/dirtribution/11.2/repo/non-oss/ nonoss</w:t>
+      </w:r>
+    </w:p>
+    <w:p>
+      <w:r>
+        <w:t>zypper addrepo -f http://134.76.12.6/pub/opensuse/discontinued/dirtribution/11.2/repo/oss/ oss</w:t>
+      </w:r>
+    </w:p>
+    <w:p>
+      <w:r>
+        <w:rPr>
+          <w:rFonts w:hint="eastAsia"/>
+        </w:rPr>
+        <w:lastRenderedPageBreak/>
+        <w:t>zypper install git</w:t>
+      </w:r>
+    </w:p>
+    <w:p/>
+    <w:p>
+      <w:r>
+        <w:rPr>
+          <w:rFonts w:hint="eastAsia"/>
+        </w:rPr>
+        <w:t>其它：</w:t>
+      </w:r>
+    </w:p>
+    <w:p>
+      <w:r>
+        <w:rPr>
+          <w:rFonts w:hint="eastAsia"/>
+        </w:rPr>
+        <w:t>下载安装包</w:t>
+      </w:r>
+      <w:r>
+        <w:t>git-2.22.0.tar.gz</w:t>
+      </w:r>
+    </w:p>
+    <w:p>
+      <w:r>
+        <w:rPr>
+          <w:rFonts w:hint="eastAsia"/>
+        </w:rPr>
+        <w:t>解压</w:t>
+      </w:r>
+      <w:r>
+        <w:rPr>
+          <w:rFonts w:hint="eastAsia"/>
+        </w:rPr>
+        <w:t xml:space="preserve"> tar -zxvf </w:t>
+      </w:r>
+      <w:r>
+        <w:t>git-2.22.0.tar.gz</w:t>
+      </w:r>
+    </w:p>
+    <w:p>
+      <w:r>
+        <w:rPr>
+          <w:rFonts w:hint="eastAsia"/>
+        </w:rPr>
+        <w:t xml:space="preserve">cd </w:t>
+      </w:r>
+      <w:r>
+        <w:t>git-2.22.0</w:t>
+      </w:r>
+    </w:p>
+    <w:p>
+      <w:r>
+        <w:t>make prefix=/usr/local/git all</w:t>
+      </w:r>
+    </w:p>
+    <w:p>
+      <w:r>
+        <w:t>make prefix=/usr/local/git install</w:t>
+      </w:r>
+    </w:p>
+    <w:p>
+      <w:r>
+        <w:rPr>
+          <w:rFonts w:hint="eastAsia"/>
+        </w:rPr>
+        <w:t>部分机器也可以使用</w:t>
+      </w:r>
+      <w:r>
+        <w:rPr>
+          <w:rFonts w:hint="eastAsia"/>
+        </w:rPr>
+        <w:t xml:space="preserve"> yum install git</w:t>
+      </w:r>
+      <w:r>
+        <w:rPr>
+          <w:rFonts w:hint="eastAsia"/>
+        </w:rPr>
+        <w:t>或者</w:t>
+      </w:r>
+      <w:r>
+        <w:rPr>
+          <w:rFonts w:hint="eastAsia"/>
+        </w:rPr>
+        <w:t>apt-get install git</w:t>
       </w:r>
     </w:p>
     <w:p/>
@@ -3061,28 +3219,895 @@
         <w:rPr>
           <w:rFonts w:hint="eastAsia"/>
         </w:rPr>
+        <w:t>安装</w:t>
+      </w:r>
+      <w:r>
+        <w:rPr>
+          <w:rFonts w:hint="eastAsia"/>
+        </w:rPr>
+        <w:t>maven</w:t>
+      </w:r>
+    </w:p>
+    <w:p>
+      <w:r>
+        <w:rPr>
+          <w:rFonts w:hint="eastAsia"/>
+        </w:rPr>
+        <w:t>安装包</w:t>
+      </w:r>
+      <w:r>
+        <w:rPr>
+          <w:rFonts w:hint="eastAsia"/>
+        </w:rPr>
+        <w:t>：</w:t>
+      </w:r>
+      <w:r>
+        <w:rPr>
+          <w:rFonts w:hint="eastAsia"/>
+        </w:rPr>
+        <w:t xml:space="preserve">svn  </w:t>
+      </w:r>
+      <w:r>
+        <w:t>trunk\thirdparty\CI-tools</w:t>
+      </w:r>
+      <w:r>
+        <w:rPr>
+          <w:rFonts w:hint="eastAsia"/>
+        </w:rPr>
+        <w:t>\</w:t>
+      </w:r>
+      <w:r>
+        <w:t xml:space="preserve"> apache-maven-3.3.9-bin</w:t>
+      </w:r>
+      <w:r>
+        <w:rPr>
+          <w:rFonts w:hint="eastAsia"/>
+        </w:rPr>
+        <w:t>.zip</w:t>
+      </w:r>
+    </w:p>
+    <w:p>
+      <w:r>
+        <w:rPr>
+          <w:rFonts w:hint="eastAsia"/>
+        </w:rPr>
+        <w:t>解压到</w:t>
+      </w:r>
+      <w:r>
+        <w:rPr>
+          <w:rFonts w:hint="eastAsia"/>
+        </w:rPr>
+        <w:t>/opt</w:t>
+      </w:r>
+      <w:r>
+        <w:rPr>
+          <w:rFonts w:hint="eastAsia"/>
+        </w:rPr>
+        <w:t>下</w:t>
+      </w:r>
+    </w:p>
+    <w:p>
+      <w:r>
+        <w:rPr>
+          <w:rFonts w:hint="eastAsia"/>
+        </w:rPr>
+        <w:t>配置环境变量</w:t>
+      </w:r>
+      <w:r>
+        <w:rPr>
+          <w:rFonts w:hint="eastAsia"/>
+        </w:rPr>
+        <w:t>，打开</w:t>
+      </w:r>
+      <w:r>
+        <w:t>/etc/profile</w:t>
+      </w:r>
+      <w:r>
+        <w:rPr>
+          <w:rFonts w:hint="eastAsia"/>
+        </w:rPr>
+        <w:t>和</w:t>
+      </w:r>
+      <w:r>
+        <w:t>~jenkins/.bashrc</w:t>
+      </w:r>
+      <w:r>
+        <w:rPr>
+          <w:rFonts w:hint="eastAsia"/>
+        </w:rPr>
+        <w:t>添加</w:t>
+      </w:r>
+      <w:r>
+        <w:rPr>
+          <w:rFonts w:hint="eastAsia"/>
+        </w:rPr>
+        <w:t>：</w:t>
+      </w:r>
+    </w:p>
+    <w:p>
+      <w:r>
+        <w:rPr>
+          <w:rFonts w:hint="eastAsia"/>
+        </w:rPr>
+        <w:t xml:space="preserve">  </w:t>
+      </w:r>
+      <w:r>
+        <w:t>export MAVEN_HOME=/opt/apache-maven-3.3.9</w:t>
+      </w:r>
+    </w:p>
+    <w:p>
+      <w:r>
+        <w:rPr>
+          <w:rFonts w:hint="eastAsia"/>
+        </w:rPr>
+        <w:t xml:space="preserve">  </w:t>
+      </w:r>
+      <w:r>
+        <w:t>export PATH=${PATH}:${MAVEN_HOME}/bin</w:t>
+      </w:r>
+    </w:p>
+    <w:p>
+      <w:r>
+        <w:rPr>
+          <w:rFonts w:hint="eastAsia"/>
+        </w:rPr>
+        <w:t>创建用户配置文件：</w:t>
+      </w:r>
+    </w:p>
+    <w:p>
+      <w:r>
+        <w:rPr>
+          <w:rFonts w:hint="eastAsia"/>
+        </w:rPr>
+        <w:t xml:space="preserve"> </w:t>
+      </w:r>
+      <w:r>
+        <w:rPr>
+          <w:rFonts w:hint="eastAsia"/>
+        </w:rPr>
+        <w:t>复制</w:t>
+      </w:r>
+      <w:r>
+        <w:rPr>
+          <w:rFonts w:hint="eastAsia"/>
+        </w:rPr>
+        <w:t>maven</w:t>
+      </w:r>
+      <w:r>
+        <w:rPr>
+          <w:rFonts w:hint="eastAsia"/>
+        </w:rPr>
+        <w:t>的全局配置文件</w:t>
+      </w:r>
+      <w:r>
+        <w:t>/opt/apache-maven-3.3.9/conf/</w:t>
+      </w:r>
+      <w:r>
+        <w:rPr>
+          <w:rFonts w:hint="eastAsia"/>
+        </w:rPr>
+        <w:t xml:space="preserve"> </w:t>
+      </w:r>
+      <w:r>
+        <w:rPr>
+          <w:rFonts w:hint="eastAsia"/>
+        </w:rPr>
+        <w:t>settings.xml</w:t>
+      </w:r>
+      <w:r>
+        <w:rPr>
+          <w:rFonts w:hint="eastAsia"/>
+        </w:rPr>
+        <w:t>到</w:t>
+      </w:r>
+      <w:r>
+        <w:rPr>
+          <w:rFonts w:hint="eastAsia"/>
+        </w:rPr>
+        <w:t>~</w:t>
+      </w:r>
+      <w:r>
+        <w:rPr>
+          <w:rFonts w:hint="eastAsia"/>
+        </w:rPr>
+        <w:t>jenkins</w:t>
+      </w:r>
+      <w:r>
+        <w:rPr>
+          <w:rFonts w:hint="eastAsia"/>
+        </w:rPr>
+        <w:t>/.m2</w:t>
+      </w:r>
+      <w:r>
+        <w:rPr>
+          <w:rFonts w:hint="eastAsia"/>
+        </w:rPr>
+        <w:t>目录下</w:t>
+      </w:r>
+      <w:r>
+        <w:rPr>
+          <w:rFonts w:hint="eastAsia"/>
+        </w:rPr>
+        <w:t>。</w:t>
+      </w:r>
+    </w:p>
+    <w:p>
+      <w:r>
+        <w:rPr>
+          <w:rFonts w:hint="eastAsia"/>
+        </w:rPr>
+        <w:t>在用户配置文件中</w:t>
+      </w:r>
+      <w:r>
+        <w:rPr>
+          <w:rFonts w:hint="eastAsia"/>
+        </w:rPr>
+        <w:t>配置镜像文件</w:t>
+      </w:r>
+      <w:r>
+        <w:rPr>
+          <w:rFonts w:hint="eastAsia"/>
+        </w:rPr>
+        <w:t>：</w:t>
+      </w:r>
+    </w:p>
+    <w:p>
+      <w:r>
+        <w:t xml:space="preserve">    &lt;mirror&gt;</w:t>
+      </w:r>
+    </w:p>
+    <w:p>
+      <w:r>
+        <w:t xml:space="preserve">      &lt;id&gt;central&lt;/id&gt;</w:t>
+      </w:r>
+    </w:p>
+    <w:p>
+      <w:r>
+        <w:t xml:space="preserve">      &lt;mirrorOf&gt;*&lt;/mirrorOf&gt;</w:t>
+      </w:r>
+    </w:p>
+    <w:p>
+      <w:r>
+        <w:t xml:space="preserve">      &lt;name&gt;Human Readable Name for this Mirror.&lt;/name&gt;</w:t>
+      </w:r>
+    </w:p>
+    <w:p>
+      <w:r>
+        <w:t xml:space="preserve">      &lt;url&gt;http://192.168.31.204:8081/nexus/content/repositories/central/&lt;/url&gt;</w:t>
+      </w:r>
+    </w:p>
+    <w:p>
+      <w:r>
+        <w:t xml:space="preserve">    &lt;/mirror&gt;</w:t>
+      </w:r>
+    </w:p>
+    <w:p>
+      <w:pPr>
+        <w:pStyle w:val="Heading3"/>
+      </w:pPr>
+      <w:r>
+        <w:rPr>
+          <w:rFonts w:hint="eastAsia"/>
+        </w:rPr>
+        <w:t>安装原生</w:t>
+      </w:r>
+      <w:r>
+        <w:rPr>
+          <w:rFonts w:hint="eastAsia"/>
+        </w:rPr>
+        <w:t>pg</w:t>
+      </w:r>
+    </w:p>
+    <w:p>
+      <w:r>
+        <w:rPr>
+          <w:rFonts w:hint="eastAsia"/>
+        </w:rPr>
+        <w:t>拷贝</w:t>
+      </w:r>
+      <w:r>
+        <w:rPr>
+          <w:rFonts w:hint="eastAsia"/>
+        </w:rPr>
+        <w:t>pgsql</w:t>
+      </w:r>
+      <w:r>
+        <w:rPr>
+          <w:rFonts w:hint="eastAsia"/>
+        </w:rPr>
+        <w:t>目录</w:t>
+      </w:r>
+    </w:p>
+    <w:p>
+      <w:r>
+        <w:t>export PATH=/usr/local/pgsql/bin:$PATH</w:t>
+      </w:r>
+    </w:p>
+    <w:p/>
+    <w:p>
+      <w:pPr>
+        <w:pStyle w:val="Heading3"/>
+      </w:pPr>
+      <w:r>
+        <w:rPr>
+          <w:rFonts w:hint="eastAsia"/>
+        </w:rPr>
         <w:lastRenderedPageBreak/>
+        <w:t>make</w:t>
+      </w:r>
+      <w:r>
+        <w:rPr>
+          <w:rFonts w:hint="eastAsia"/>
+        </w:rPr>
         <w:t>安装</w:t>
       </w:r>
       <w:r>
         <w:rPr>
           <w:rFonts w:hint="eastAsia"/>
         </w:rPr>
-        <w:t>maven</w:t>
-      </w:r>
-    </w:p>
-    <w:p>
-      <w:r>
-        <w:rPr>
-          <w:rFonts w:hint="eastAsia"/>
-        </w:rPr>
-        <w:t>安装包</w:t>
-      </w:r>
-      <w:r>
-        <w:rPr>
-          <w:rFonts w:hint="eastAsia"/>
-        </w:rPr>
-        <w:t>：</w:t>
+        <w:t>Python</w:t>
+      </w:r>
+      <w:r>
+        <w:rPr>
+          <w:rFonts w:hint="eastAsia"/>
+        </w:rPr>
+        <w:t>、</w:t>
+      </w:r>
+      <w:r>
+        <w:rPr>
+          <w:rFonts w:hint="eastAsia"/>
+        </w:rPr>
+        <w:t xml:space="preserve">Python-devel </w:t>
+      </w:r>
+    </w:p>
+    <w:p/>
+    <w:p>
+      <w:r>
+        <w:rPr>
+          <w:rFonts w:hint="eastAsia"/>
+        </w:rPr>
+        <w:t>eg:</w:t>
+      </w:r>
+      <w:r>
+        <w:rPr>
+          <w:rFonts w:hint="eastAsia"/>
+        </w:rPr>
+        <w:t>源码安装</w:t>
+      </w:r>
+    </w:p>
+    <w:p>
+      <w:r>
+        <w:t>tar zxvf Python-2.7.7.tgz</w:t>
+      </w:r>
+    </w:p>
+    <w:p>
+      <w:r>
+        <w:t>cd Python-2.7.7</w:t>
+      </w:r>
+    </w:p>
+    <w:p>
+      <w:r>
+        <w:t>./configure --enable-shared --prefix=/usr/local/python2.7.7/</w:t>
+      </w:r>
+    </w:p>
+    <w:p>
+      <w:r>
+        <w:t>make</w:t>
+      </w:r>
+    </w:p>
+    <w:p>
+      <w:r>
+        <w:t>make install</w:t>
+      </w:r>
+    </w:p>
+    <w:p>
+      <w:r>
+        <w:t xml:space="preserve">echo /usr/local/python2.7.7/lib &gt; /etc/ld.so.conf.d/python2.7.conf </w:t>
+      </w:r>
+    </w:p>
+    <w:p>
+      <w:r>
+        <w:t>ldconfig</w:t>
+      </w:r>
+    </w:p>
+    <w:p/>
+    <w:p>
+      <w:pPr>
+        <w:pStyle w:val="Heading3"/>
+      </w:pPr>
+      <w:r>
+        <w:rPr>
+          <w:rFonts w:hint="eastAsia"/>
+        </w:rPr>
+        <w:t>准备</w:t>
+      </w:r>
+      <w:r>
+        <w:rPr>
+          <w:rFonts w:hint="eastAsia"/>
+        </w:rPr>
+        <w:t>spark</w:t>
+      </w:r>
+      <w:r>
+        <w:rPr>
+          <w:rFonts w:hint="eastAsia"/>
+        </w:rPr>
+        <w:t>编译环境</w:t>
+      </w:r>
+    </w:p>
+    <w:p>
+      <w:r>
+        <w:rPr>
+          <w:rFonts w:hint="eastAsia"/>
+        </w:rPr>
+        <w:t xml:space="preserve">   </w:t>
+      </w:r>
+      <w:r>
+        <w:rPr>
+          <w:rFonts w:hint="eastAsia"/>
+        </w:rPr>
+        <w:t>拷贝</w:t>
+      </w:r>
+      <w:r>
+        <w:rPr>
+          <w:rFonts w:hint="eastAsia"/>
+        </w:rPr>
+        <w:t>ivy2.tar.gz m2.tar.gz sbt.tar.gz sbt_build.tar.gz</w:t>
+      </w:r>
+      <w:r>
+        <w:rPr>
+          <w:rFonts w:hint="eastAsia"/>
+        </w:rPr>
+        <w:t>到</w:t>
+      </w:r>
+      <w:r>
+        <w:rPr>
+          <w:rFonts w:hint="eastAsia"/>
+        </w:rPr>
+        <w:t>jenkins</w:t>
+      </w:r>
+      <w:r>
+        <w:rPr>
+          <w:rFonts w:hint="eastAsia"/>
+        </w:rPr>
+        <w:t>家目录</w:t>
+      </w:r>
+    </w:p>
+    <w:p>
+      <w:r>
+        <w:rPr>
+          <w:rFonts w:hint="eastAsia"/>
+        </w:rPr>
+        <w:t xml:space="preserve">   </w:t>
+      </w:r>
+      <w:r>
+        <w:rPr>
+          <w:rFonts w:hint="eastAsia"/>
+        </w:rPr>
+        <w:t>解压</w:t>
+      </w:r>
+    </w:p>
+    <w:p>
+      <w:pPr>
+        <w:pStyle w:val="Heading3"/>
+      </w:pPr>
+      <w:r>
+        <w:rPr>
+          <w:rFonts w:hint="eastAsia"/>
+        </w:rPr>
+        <w:t>文档编译</w:t>
+      </w:r>
+      <w:r>
+        <w:rPr>
+          <w:rFonts w:hint="eastAsia"/>
+        </w:rPr>
+        <w:t>windows slave</w:t>
+      </w:r>
+      <w:r>
+        <w:rPr>
+          <w:rFonts w:hint="eastAsia"/>
+        </w:rPr>
+        <w:t>机开机自动连接</w:t>
+      </w:r>
+      <w:r>
+        <w:rPr>
+          <w:rFonts w:hint="eastAsia"/>
+        </w:rPr>
+        <w:t>linux jenkins master</w:t>
+      </w:r>
+    </w:p>
+    <w:p>
+      <w:r>
+        <w:rPr>
+          <w:rFonts w:hint="eastAsia"/>
+        </w:rPr>
+        <w:t xml:space="preserve">   </w:t>
+      </w:r>
+      <w:r>
+        <w:rPr>
+          <w:rFonts w:hint="eastAsia"/>
+        </w:rPr>
+        <w:t>下载</w:t>
+      </w:r>
+      <w:r>
+        <w:rPr>
+          <w:rFonts w:hint="eastAsia"/>
+        </w:rPr>
+        <w:t>linux jenkins master</w:t>
+      </w:r>
+      <w:r>
+        <w:rPr>
+          <w:rFonts w:hint="eastAsia"/>
+        </w:rPr>
+        <w:t>的</w:t>
+      </w:r>
+      <w:r>
+        <w:rPr>
+          <w:rFonts w:hint="eastAsia"/>
+        </w:rPr>
+        <w:t>slave.jar</w:t>
+      </w:r>
+      <w:r>
+        <w:rPr>
+          <w:rFonts w:hint="eastAsia"/>
+        </w:rPr>
+        <w:t>包放入</w:t>
+      </w:r>
+      <w:r>
+        <w:rPr>
+          <w:rFonts w:hint="eastAsia"/>
+        </w:rPr>
+        <w:t>winows</w:t>
+      </w:r>
+      <w:r>
+        <w:rPr>
+          <w:rFonts w:hint="eastAsia"/>
+        </w:rPr>
+        <w:t>的</w:t>
+      </w:r>
+      <w:r>
+        <w:rPr>
+          <w:rFonts w:hint="eastAsia"/>
+        </w:rPr>
+        <w:t>C</w:t>
+      </w:r>
+      <w:r>
+        <w:rPr>
+          <w:rFonts w:hint="eastAsia"/>
+        </w:rPr>
+        <w:t>:\users\jenkins\slave.jar</w:t>
+      </w:r>
+      <w:r>
+        <w:rPr>
+          <w:rFonts w:hint="eastAsia"/>
+        </w:rPr>
+        <w:t>编写</w:t>
+      </w:r>
+      <w:r>
+        <w:rPr>
+          <w:rFonts w:hint="eastAsia"/>
+        </w:rPr>
+        <w:t>bat</w:t>
+      </w:r>
+      <w:r>
+        <w:rPr>
+          <w:rFonts w:hint="eastAsia"/>
+        </w:rPr>
+        <w:t>脚本</w:t>
+      </w:r>
+      <w:r>
+        <w:rPr>
+          <w:rFonts w:hint="eastAsia"/>
+        </w:rPr>
+        <w:t>:</w:t>
+      </w:r>
+    </w:p>
+    <w:p>
+      <w:r>
+        <w:rPr>
+          <w:rFonts w:hint="eastAsia"/>
+        </w:rPr>
+        <w:t>java -jar C:\users\jenkins\slave.jar</w:t>
+      </w:r>
+      <w:r>
+        <w:rPr>
+          <w:rFonts w:hint="eastAsia"/>
+        </w:rPr>
+        <w:t xml:space="preserve"> </w:t>
+      </w:r>
+      <w:r>
+        <w:t xml:space="preserve">-jnlpUrl </w:t>
+      </w:r>
+    </w:p>
+    <w:p>
+      <w:r>
+        <w:t xml:space="preserve">http://192.168.30.185:8080/computer/COMPILE_WINDOWS1/slave-agent.jnlp </w:t>
+      </w:r>
+    </w:p>
+    <w:p>
+      <w:r>
+        <w:t>-secret 24e9ac7caceb04ee3c48311dcbac673087da09f28baa47ce7eade0af4f757bc0</w:t>
+      </w:r>
+    </w:p>
+    <w:p>
+      <w:r>
+        <w:rPr>
+          <w:rFonts w:hint="eastAsia"/>
+        </w:rPr>
+        <w:t>slave.jar</w:t>
+      </w:r>
+      <w:r>
+        <w:rPr>
+          <w:rFonts w:hint="eastAsia"/>
+        </w:rPr>
+        <w:t>包的位置可更换</w:t>
+      </w:r>
+    </w:p>
+    <w:p/>
+    <w:p>
+      <w:pPr>
+        <w:pStyle w:val="Heading3"/>
+      </w:pPr>
+      <w:r>
+        <w:rPr>
+          <w:rFonts w:hint="eastAsia"/>
+        </w:rPr>
+        <w:t>pg</w:t>
+      </w:r>
+      <w:r>
+        <w:rPr>
+          <w:rFonts w:hint="eastAsia"/>
+        </w:rPr>
+        <w:t>编译环境</w:t>
+      </w:r>
+    </w:p>
+    <w:p>
+      <w:r>
+        <w:rPr>
+          <w:rFonts w:hint="eastAsia"/>
+        </w:rPr>
+        <w:t>安装</w:t>
+      </w:r>
+      <w:r>
+        <w:rPr>
+          <w:rFonts w:hint="eastAsia"/>
+        </w:rPr>
+        <w:t>xml</w:t>
+      </w:r>
+      <w:r>
+        <w:rPr>
+          <w:rFonts w:hint="eastAsia"/>
+        </w:rPr>
+        <w:t>库</w:t>
+      </w:r>
+    </w:p>
+    <w:p>
+      <w:r>
+        <w:rPr>
+          <w:rFonts w:hint="eastAsia"/>
+        </w:rPr>
+        <w:t xml:space="preserve">  </w:t>
+      </w:r>
+      <w:r>
+        <w:rPr>
+          <w:rFonts w:hint="eastAsia"/>
+        </w:rPr>
+        <w:t>yum install libxml2</w:t>
+      </w:r>
+    </w:p>
+    <w:p>
+      <w:pPr>
+        <w:rPr>
+          <w:rFonts w:hint="eastAsia"/>
+        </w:rPr>
+      </w:pPr>
+      <w:r>
+        <w:rPr>
+          <w:rFonts w:hint="eastAsia"/>
+        </w:rPr>
+        <w:t xml:space="preserve">  </w:t>
+      </w:r>
+      <w:r>
+        <w:rPr>
+          <w:rFonts w:hint="eastAsia"/>
+        </w:rPr>
+        <w:t>yum install libxml2-devel</w:t>
+      </w:r>
+    </w:p>
+    <w:p>
+      <w:pPr>
+        <w:pStyle w:val="Heading3"/>
+        <w:rPr>
+          <w:rFonts w:hint="eastAsia"/>
+        </w:rPr>
+      </w:pPr>
+      <w:r>
+        <w:rPr>
+          <w:rFonts w:hint="eastAsia"/>
+        </w:rPr>
+        <w:t>安装</w:t>
+      </w:r>
+      <w:r>
+        <w:t>autoconf-2.13</w:t>
+      </w:r>
+    </w:p>
+    <w:p>
+      <w:pPr>
+        <w:rPr>
+          <w:rFonts w:hint="eastAsia"/>
+        </w:rPr>
+      </w:pPr>
+      <w:r>
+        <w:rPr>
+          <w:rFonts w:hint="eastAsia"/>
+        </w:rPr>
+        <w:t>编译第三方库所需软件，</w:t>
+      </w:r>
+      <w:r>
+        <w:rPr>
+          <w:rFonts w:hint="eastAsia"/>
+        </w:rPr>
+        <w:t>安装方式如下：</w:t>
+      </w:r>
+    </w:p>
+    <w:p>
+      <w:pPr>
+        <w:rPr>
+          <w:rFonts w:hint="eastAsia"/>
+        </w:rPr>
+      </w:pPr>
+      <w:r>
+        <w:rPr>
+          <w:rFonts w:hint="eastAsia"/>
+        </w:rPr>
+        <w:t>1.</w:t>
+      </w:r>
+      <w:r>
+        <w:rPr>
+          <w:rFonts w:hint="eastAsia"/>
+        </w:rPr>
+        <w:t>从</w:t>
+      </w:r>
+      <w:r>
+        <w:rPr>
+          <w:rFonts w:hint="eastAsia"/>
+        </w:rPr>
+        <w:t>svn trunk/tools/compile/</w:t>
+      </w:r>
+      <w:r>
+        <w:t>autoconf-2.13</w:t>
+      </w:r>
+      <w:r>
+        <w:rPr>
+          <w:rFonts w:hint="eastAsia"/>
+        </w:rPr>
+        <w:t>拷贝到编译机</w:t>
+      </w:r>
+    </w:p>
+    <w:p>
+      <w:pPr>
+        <w:rPr>
+          <w:rFonts w:hint="eastAsia"/>
+        </w:rPr>
+      </w:pPr>
+      <w:r>
+        <w:rPr>
+          <w:rFonts w:hint="eastAsia"/>
+        </w:rPr>
+        <w:t xml:space="preserve">2.cd </w:t>
+      </w:r>
+      <w:r>
+        <w:t>autoconf-2.13</w:t>
+      </w:r>
+      <w:r>
+        <w:rPr>
+          <w:rFonts w:hint="eastAsia"/>
+        </w:rPr>
+        <w:t>，执行</w:t>
+      </w:r>
+      <w:r>
+        <w:rPr>
+          <w:rFonts w:hint="eastAsia"/>
+        </w:rPr>
+        <w:t>./configure --program-suffix=2.13</w:t>
+      </w:r>
+    </w:p>
+    <w:p>
+      <w:pPr>
+        <w:rPr>
+          <w:rFonts w:hint="eastAsia"/>
+        </w:rPr>
+      </w:pPr>
+      <w:r>
+        <w:rPr>
+          <w:rFonts w:hint="eastAsia"/>
+        </w:rPr>
+        <w:lastRenderedPageBreak/>
+        <w:t>3.make</w:t>
+      </w:r>
+    </w:p>
+    <w:p>
+      <w:pPr>
+        <w:rPr>
+          <w:rFonts w:hint="eastAsia"/>
+        </w:rPr>
+      </w:pPr>
+      <w:r>
+        <w:rPr>
+          <w:rFonts w:hint="eastAsia"/>
+        </w:rPr>
+        <w:t>4.sudo make install</w:t>
+      </w:r>
+    </w:p>
+    <w:p>
+      <w:r>
+        <w:rPr>
+          <w:rFonts w:hint="eastAsia"/>
+        </w:rPr>
+        <w:t>5.which autoconf2.13</w:t>
+      </w:r>
+      <w:r>
+        <w:rPr>
+          <w:rFonts w:hint="eastAsia"/>
+        </w:rPr>
+        <w:t>查找程序</w:t>
+      </w:r>
+      <w:r>
+        <w:rPr>
+          <w:rFonts w:hint="eastAsia"/>
+        </w:rPr>
+        <w:t>，确认安装</w:t>
+      </w:r>
+    </w:p>
+    <w:p/>
+    <w:p>
+      <w:pPr>
+        <w:pStyle w:val="Heading2"/>
+        <w:numPr>
+          <w:ilvl w:val="0"/>
+          <w:numId w:val="0"/>
+        </w:numPr>
+        <w:ind w:left="777"/>
+      </w:pPr>
+      <w:r>
+        <w:rPr>
+          <w:rFonts w:hint="eastAsia"/>
+        </w:rPr>
+        <w:t>SCM</w:t>
+      </w:r>
+      <w:r>
+        <w:rPr>
+          <w:rFonts w:hint="eastAsia"/>
+        </w:rPr>
+        <w:t>环境搭建</w:t>
+      </w:r>
+    </w:p>
+    <w:p>
+      <w:pPr>
+        <w:pStyle w:val="Heading3"/>
+        <w:numPr>
+          <w:ilvl w:val="0"/>
+          <w:numId w:val="26"/>
+        </w:numPr>
+      </w:pPr>
+      <w:r>
+        <w:rPr>
+          <w:rFonts w:hint="eastAsia"/>
+        </w:rPr>
+        <w:t>搭建</w:t>
+      </w:r>
+      <w:r>
+        <w:rPr>
+          <w:rFonts w:hint="eastAsia"/>
+        </w:rPr>
+        <w:t>zookeeper</w:t>
+      </w:r>
+    </w:p>
+    <w:p>
+      <w:r>
+        <w:rPr>
+          <w:rFonts w:hint="eastAsia"/>
+        </w:rPr>
+        <w:t>从</w:t>
       </w:r>
       <w:r>
         <w:rPr>
@@ -3091,175 +4116,63 @@
         <w:t xml:space="preserve">svn  </w:t>
       </w:r>
       <w:r>
-        <w:t>trunk\thirdparty\CI-tools</w:t>
-      </w:r>
-      <w:r>
-        <w:rPr>
-          <w:rFonts w:hint="eastAsia"/>
-        </w:rPr>
-        <w:t>\</w:t>
-      </w:r>
-      <w:r>
-        <w:t xml:space="preserve"> apache-maven-3.3.9-bin</w:t>
-      </w:r>
-      <w:r>
-        <w:rPr>
-          <w:rFonts w:hint="eastAsia"/>
-        </w:rPr>
-        <w:t>.zip</w:t>
-      </w:r>
-    </w:p>
-    <w:p>
-      <w:r>
-        <w:rPr>
-          <w:rFonts w:hint="eastAsia"/>
-        </w:rPr>
-        <w:t>解压到</w:t>
-      </w:r>
-      <w:r>
-        <w:rPr>
-          <w:rFonts w:hint="eastAsia"/>
-        </w:rPr>
-        <w:t>/opt</w:t>
-      </w:r>
-      <w:r>
-        <w:rPr>
-          <w:rFonts w:hint="eastAsia"/>
-        </w:rPr>
-        <w:t>下</w:t>
-      </w:r>
-    </w:p>
-    <w:p>
-      <w:r>
-        <w:rPr>
-          <w:rFonts w:hint="eastAsia"/>
-        </w:rPr>
-        <w:t>配置环境变量</w:t>
-      </w:r>
-      <w:r>
-        <w:rPr>
-          <w:rFonts w:hint="eastAsia"/>
-        </w:rPr>
-        <w:t>，打开</w:t>
-      </w:r>
-      <w:r>
-        <w:t>/etc/profile</w:t>
-      </w:r>
-      <w:r>
-        <w:rPr>
-          <w:rFonts w:hint="eastAsia"/>
-        </w:rPr>
-        <w:t>和</w:t>
-      </w:r>
-      <w:r>
-        <w:t>~jenkins/.bashrc</w:t>
-      </w:r>
-      <w:r>
-        <w:rPr>
-          <w:rFonts w:hint="eastAsia"/>
-        </w:rPr>
-        <w:t>添加</w:t>
-      </w:r>
-      <w:r>
-        <w:rPr>
-          <w:rFonts w:hint="eastAsia"/>
-        </w:rPr>
-        <w:t>：</w:t>
-      </w:r>
-    </w:p>
-    <w:p>
-      <w:r>
-        <w:rPr>
-          <w:rFonts w:hint="eastAsia"/>
-        </w:rPr>
-        <w:t xml:space="preserve">  </w:t>
-      </w:r>
-      <w:r>
-        <w:t>export MAVEN_HOME=/opt/apache-maven-3.3.9</w:t>
-      </w:r>
-    </w:p>
-    <w:p>
-      <w:r>
-        <w:rPr>
-          <w:rFonts w:hint="eastAsia"/>
-        </w:rPr>
-        <w:t xml:space="preserve">  </w:t>
-      </w:r>
-      <w:r>
-        <w:t>export PATH=${PATH}:${MAVEN_HOME}/bin</w:t>
-      </w:r>
-    </w:p>
-    <w:p>
-      <w:r>
-        <w:rPr>
-          <w:rFonts w:hint="eastAsia"/>
-        </w:rPr>
-        <w:t>创建用户配置文件：</w:t>
-      </w:r>
-    </w:p>
-    <w:p>
-      <w:r>
-        <w:rPr>
-          <w:rFonts w:hint="eastAsia"/>
-        </w:rPr>
-        <w:t xml:space="preserve"> </w:t>
-      </w:r>
-      <w:r>
-        <w:rPr>
-          <w:rFonts w:hint="eastAsia"/>
-        </w:rPr>
-        <w:t>复制</w:t>
-      </w:r>
-      <w:r>
-        <w:rPr>
-          <w:rFonts w:hint="eastAsia"/>
-        </w:rPr>
-        <w:t>maven</w:t>
-      </w:r>
-      <w:r>
-        <w:rPr>
-          <w:rFonts w:hint="eastAsia"/>
-        </w:rPr>
-        <w:t>的全局配置文件</w:t>
-      </w:r>
-      <w:r>
-        <w:t>/opt/apache-maven-3.3.9/conf/</w:t>
-      </w:r>
-      <w:r>
-        <w:rPr>
-          <w:rFonts w:hint="eastAsia"/>
-        </w:rPr>
-        <w:t xml:space="preserve"> </w:t>
-      </w:r>
-      <w:r>
-        <w:rPr>
-          <w:rFonts w:hint="eastAsia"/>
-        </w:rPr>
-        <w:t>settings.xml</w:t>
-      </w:r>
-      <w:r>
-        <w:rPr>
-          <w:rFonts w:hint="eastAsia"/>
-        </w:rPr>
-        <w:t>到</w:t>
-      </w:r>
-      <w:r>
-        <w:rPr>
-          <w:rFonts w:hint="eastAsia"/>
-        </w:rPr>
-        <w:t>~</w:t>
-      </w:r>
-      <w:r>
-        <w:rPr>
-          <w:rFonts w:hint="eastAsia"/>
-        </w:rPr>
-        <w:t>jenkins</w:t>
-      </w:r>
-      <w:r>
-        <w:rPr>
-          <w:rFonts w:hint="eastAsia"/>
-        </w:rPr>
-        <w:t>/.m2</w:t>
+        <w:rPr>
+          <w:rFonts w:hint="eastAsia"/>
+        </w:rPr>
+        <w:t>下载</w:t>
+      </w:r>
+    </w:p>
+    <w:p>
+      <w:r>
+        <w:t>http://192.168.20.11/scm-infrastructure/trunk/thirdparty/zookeeper</w:t>
+      </w:r>
+      <w:r>
+        <w:rPr>
+          <w:rFonts w:hint="eastAsia"/>
+        </w:rPr>
+        <w:t>/</w:t>
+      </w:r>
+      <w:r>
+        <w:t>zookeeper-3.4.12.tar.gz</w:t>
+      </w:r>
+    </w:p>
+    <w:p>
+      <w:r>
+        <w:t>http://192.168.20.11/scm-infrastructure/trunk/</w:t>
+      </w:r>
+      <w:r>
+        <w:t>deploy_zk.json</w:t>
+      </w:r>
+    </w:p>
+    <w:p>
+      <w:r>
+        <w:t>http://192.168.20.11/scm-infrastructure/trunk/</w:t>
+      </w:r>
+      <w:r>
+        <w:t>deploy_zk.</w:t>
+      </w:r>
+      <w:r>
+        <w:rPr>
+          <w:rFonts w:hint="eastAsia"/>
+        </w:rPr>
+        <w:t>py</w:t>
+      </w:r>
+    </w:p>
+    <w:p>
+      <w:r>
+        <w:rPr>
+          <w:rFonts w:hint="eastAsia"/>
+        </w:rPr>
+        <w:t>拷贝至测试机</w:t>
+      </w:r>
+      <w:r>
+        <w:rPr>
+          <w:rFonts w:hint="eastAsia"/>
+        </w:rPr>
+        <w:t>/opt/</w:t>
+      </w:r>
+      <w:r>
+        <w:t>zookeeper</w:t>
       </w:r>
       <w:r>
         <w:rPr>
@@ -3267,418 +4180,83 @@
         </w:rPr>
         <w:t>目录下</w:t>
       </w:r>
-      <w:r>
-        <w:rPr>
-          <w:rFonts w:hint="eastAsia"/>
-        </w:rPr>
-        <w:t>。</w:t>
-      </w:r>
-    </w:p>
-    <w:p>
-      <w:r>
-        <w:rPr>
-          <w:rFonts w:hint="eastAsia"/>
-        </w:rPr>
-        <w:t>在用户配置文件中</w:t>
-      </w:r>
-      <w:r>
-        <w:rPr>
-          <w:rFonts w:hint="eastAsia"/>
-        </w:rPr>
-        <w:t>配置镜像文件</w:t>
-      </w:r>
-      <w:r>
-        <w:rPr>
-          <w:rFonts w:hint="eastAsia"/>
-        </w:rPr>
-        <w:t>：</w:t>
-      </w:r>
-    </w:p>
-    <w:p>
-      <w:r>
-        <w:t xml:space="preserve">    &lt;mirror&gt;</w:t>
-      </w:r>
-    </w:p>
-    <w:p>
-      <w:r>
-        <w:t xml:space="preserve">      &lt;id&gt;central&lt;/id&gt;</w:t>
-      </w:r>
-    </w:p>
-    <w:p>
-      <w:r>
-        <w:t xml:space="preserve">      &lt;mirrorOf&gt;*&lt;/mirrorOf&gt;</w:t>
-      </w:r>
-    </w:p>
-    <w:p>
-      <w:r>
-        <w:t xml:space="preserve">      &lt;name&gt;Human Readable Name for this Mirror.&lt;/name&gt;</w:t>
-      </w:r>
-    </w:p>
-    <w:p>
-      <w:r>
-        <w:t xml:space="preserve">      &lt;url&gt;http://192.168.31.204:8081/nexus/content/repositories/central/&lt;/url&gt;</w:t>
-      </w:r>
-    </w:p>
-    <w:p>
-      <w:r>
-        <w:t xml:space="preserve">    &lt;/mirror&gt;</w:t>
-      </w:r>
-    </w:p>
-    <w:p>
-      <w:pPr>
-        <w:pStyle w:val="Heading3"/>
-      </w:pPr>
-      <w:r>
-        <w:rPr>
-          <w:rFonts w:hint="eastAsia"/>
-        </w:rPr>
-        <w:t>安装原生</w:t>
-      </w:r>
-      <w:r>
-        <w:rPr>
-          <w:rFonts w:hint="eastAsia"/>
-        </w:rPr>
-        <w:t>pg</w:t>
-      </w:r>
-    </w:p>
-    <w:p>
-      <w:r>
-        <w:rPr>
-          <w:rFonts w:hint="eastAsia"/>
-        </w:rPr>
-        <w:t>拷贝</w:t>
-      </w:r>
-      <w:r>
-        <w:rPr>
-          <w:rFonts w:hint="eastAsia"/>
-        </w:rPr>
-        <w:t>pgsql</w:t>
-      </w:r>
-      <w:r>
-        <w:rPr>
-          <w:rFonts w:hint="eastAsia"/>
-        </w:rPr>
-        <w:t>目录</w:t>
-      </w:r>
-    </w:p>
-    <w:p>
-      <w:r>
-        <w:t>export PATH=/usr/local/pgsql/bin:$PATH</w:t>
+    </w:p>
+    <w:p>
+      <w:r>
+        <w:rPr>
+          <w:rFonts w:hint="eastAsia"/>
+        </w:rPr>
+        <w:t>解压</w:t>
+      </w:r>
+      <w:r>
+        <w:rPr>
+          <w:rFonts w:hint="eastAsia"/>
+        </w:rPr>
+        <w:t xml:space="preserve">tar -zxvf </w:t>
+      </w:r>
+      <w:r>
+        <w:t>zookeeper-3.4.12.tar.gz</w:t>
+      </w:r>
+    </w:p>
+    <w:p>
+      <w:r>
+        <w:rPr>
+          <w:rFonts w:hint="eastAsia"/>
+        </w:rPr>
+        <w:t>修改配置文件</w:t>
+      </w:r>
+      <w:r>
+        <w:t>deploy_zk.json</w:t>
+      </w:r>
+      <w:r>
+        <w:rPr>
+          <w:rFonts w:hint="eastAsia"/>
+        </w:rPr>
+        <w:t>中</w:t>
+      </w:r>
+      <w:r>
+        <w:t>server</w:t>
+      </w:r>
+      <w:r>
+        <w:rPr>
+          <w:rFonts w:hint="eastAsia"/>
+        </w:rPr>
+        <w:t>值</w:t>
+      </w:r>
+      <w:r>
+        <w:rPr>
+          <w:rFonts w:hint="eastAsia"/>
+        </w:rPr>
+        <w:t>为</w:t>
+      </w:r>
+      <w:r>
+        <w:rPr>
+          <w:rFonts w:hint="eastAsia"/>
+        </w:rPr>
+        <w:t>hostname</w:t>
+      </w:r>
+      <w:r>
+        <w:t>:2888:3888</w:t>
+      </w:r>
+    </w:p>
+    <w:p>
+      <w:r>
+        <w:rPr>
+          <w:rFonts w:hint="eastAsia"/>
+        </w:rPr>
+        <w:t>启动</w:t>
+      </w:r>
+      <w:r>
+        <w:rPr>
+          <w:rFonts w:hint="eastAsia"/>
+        </w:rPr>
+        <w:t xml:space="preserve">python </w:t>
+      </w:r>
+      <w:r>
+        <w:t>deploy_zk.py</w:t>
       </w:r>
     </w:p>
     <w:p/>
-    <w:p>
-      <w:pPr>
-        <w:pStyle w:val="Heading3"/>
-      </w:pPr>
-      <w:r>
-        <w:rPr>
-          <w:rFonts w:hint="eastAsia"/>
-        </w:rPr>
-        <w:t>安装</w:t>
-      </w:r>
-      <w:r>
-        <w:rPr>
-          <w:rFonts w:hint="eastAsia"/>
-        </w:rPr>
-        <w:t>Python</w:t>
-      </w:r>
-      <w:r>
-        <w:rPr>
-          <w:rFonts w:hint="eastAsia"/>
-        </w:rPr>
-        <w:t>、</w:t>
-      </w:r>
-      <w:r>
-        <w:rPr>
-          <w:rFonts w:hint="eastAsia"/>
-        </w:rPr>
-        <w:t xml:space="preserve">Python-devel </w:t>
-      </w:r>
-    </w:p>
-    <w:p/>
-    <w:p>
-      <w:r>
-        <w:rPr>
-          <w:rFonts w:hint="eastAsia"/>
-        </w:rPr>
-        <w:t>eg:</w:t>
-      </w:r>
-      <w:r>
-        <w:rPr>
-          <w:rFonts w:hint="eastAsia"/>
-        </w:rPr>
-        <w:t>源码安装</w:t>
-      </w:r>
-    </w:p>
-    <w:p>
-      <w:r>
-        <w:t>tar zxvf Python-2.7.7.tgz</w:t>
-      </w:r>
-    </w:p>
-    <w:p>
-      <w:r>
-        <w:t>cd Python-2.7.7</w:t>
-      </w:r>
-    </w:p>
-    <w:p>
-      <w:r>
-        <w:t>./configure --enable-shared --prefix=/usr/local/python2.7.7/</w:t>
-      </w:r>
-    </w:p>
-    <w:p>
-      <w:r>
-        <w:t>make</w:t>
-      </w:r>
-    </w:p>
-    <w:p>
-      <w:r>
-        <w:t>make install</w:t>
-      </w:r>
-    </w:p>
-    <w:p>
-      <w:r>
-        <w:t xml:space="preserve">echo /usr/local/python2.7.7/lib &gt; /etc/ld.so.conf.d/python2.7.conf </w:t>
-      </w:r>
-    </w:p>
-    <w:p>
-      <w:r>
-        <w:t>ldconfig</w:t>
-      </w:r>
-    </w:p>
-    <w:p/>
-    <w:p>
-      <w:pPr>
-        <w:pStyle w:val="Heading3"/>
-      </w:pPr>
-      <w:r>
-        <w:rPr>
-          <w:rFonts w:hint="eastAsia"/>
-        </w:rPr>
-        <w:t>准备</w:t>
-      </w:r>
-      <w:r>
-        <w:rPr>
-          <w:rFonts w:hint="eastAsia"/>
-        </w:rPr>
-        <w:t>spark</w:t>
-      </w:r>
-      <w:r>
-        <w:rPr>
-          <w:rFonts w:hint="eastAsia"/>
-        </w:rPr>
-        <w:t>编译环境</w:t>
-      </w:r>
-    </w:p>
-    <w:p>
-      <w:r>
-        <w:rPr>
-          <w:rFonts w:hint="eastAsia"/>
-        </w:rPr>
-        <w:t xml:space="preserve">   </w:t>
-      </w:r>
-      <w:r>
-        <w:rPr>
-          <w:rFonts w:hint="eastAsia"/>
-        </w:rPr>
-        <w:t>拷贝</w:t>
-      </w:r>
-      <w:r>
-        <w:rPr>
-          <w:rFonts w:hint="eastAsia"/>
-        </w:rPr>
-        <w:t>ivy2.tar.gz m2.tar.gz sbt.tar.gz sbt_build.tar.gz</w:t>
-      </w:r>
-      <w:r>
-        <w:rPr>
-          <w:rFonts w:hint="eastAsia"/>
-        </w:rPr>
-        <w:t>到</w:t>
-      </w:r>
-      <w:r>
-        <w:rPr>
-          <w:rFonts w:hint="eastAsia"/>
-        </w:rPr>
-        <w:t>jenkins</w:t>
-      </w:r>
-      <w:r>
-        <w:rPr>
-          <w:rFonts w:hint="eastAsia"/>
-        </w:rPr>
-        <w:t>家目录</w:t>
-      </w:r>
-    </w:p>
-    <w:p>
-      <w:r>
-        <w:rPr>
-          <w:rFonts w:hint="eastAsia"/>
-        </w:rPr>
-        <w:t xml:space="preserve">   </w:t>
-      </w:r>
-      <w:r>
-        <w:rPr>
-          <w:rFonts w:hint="eastAsia"/>
-        </w:rPr>
-        <w:t>解压</w:t>
-      </w:r>
-    </w:p>
-    <w:p>
-      <w:pPr>
-        <w:pStyle w:val="Heading3"/>
-      </w:pPr>
-      <w:r>
-        <w:rPr>
-          <w:rFonts w:hint="eastAsia"/>
-        </w:rPr>
-        <w:lastRenderedPageBreak/>
-        <w:t>文档编译</w:t>
-      </w:r>
-      <w:r>
-        <w:rPr>
-          <w:rFonts w:hint="eastAsia"/>
-        </w:rPr>
-        <w:t>windows slave</w:t>
-      </w:r>
-      <w:r>
-        <w:rPr>
-          <w:rFonts w:hint="eastAsia"/>
-        </w:rPr>
-        <w:t>机开机自动连接</w:t>
-      </w:r>
-      <w:r>
-        <w:rPr>
-          <w:rFonts w:hint="eastAsia"/>
-        </w:rPr>
-        <w:t>linux jenkins master</w:t>
-      </w:r>
-    </w:p>
-    <w:p>
-      <w:r>
-        <w:rPr>
-          <w:rFonts w:hint="eastAsia"/>
-        </w:rPr>
-        <w:t xml:space="preserve">   </w:t>
-      </w:r>
-      <w:r>
-        <w:rPr>
-          <w:rFonts w:hint="eastAsia"/>
-        </w:rPr>
-        <w:t>下载</w:t>
-      </w:r>
-      <w:r>
-        <w:rPr>
-          <w:rFonts w:hint="eastAsia"/>
-        </w:rPr>
-        <w:t>linux jenkins master</w:t>
-      </w:r>
-      <w:r>
-        <w:rPr>
-          <w:rFonts w:hint="eastAsia"/>
-        </w:rPr>
-        <w:t>的</w:t>
-      </w:r>
-      <w:r>
-        <w:rPr>
-          <w:rFonts w:hint="eastAsia"/>
-        </w:rPr>
-        <w:t>slave.jar</w:t>
-      </w:r>
-      <w:r>
-        <w:rPr>
-          <w:rFonts w:hint="eastAsia"/>
-        </w:rPr>
-        <w:t>包放入</w:t>
-      </w:r>
-      <w:r>
-        <w:rPr>
-          <w:rFonts w:hint="eastAsia"/>
-        </w:rPr>
-        <w:t>winows</w:t>
-      </w:r>
-      <w:r>
-        <w:rPr>
-          <w:rFonts w:hint="eastAsia"/>
-        </w:rPr>
-        <w:t>的</w:t>
-      </w:r>
-      <w:r>
-        <w:rPr>
-          <w:rFonts w:hint="eastAsia"/>
-        </w:rPr>
-        <w:t>C</w:t>
-      </w:r>
-      <w:r>
-        <w:rPr>
-          <w:rFonts w:hint="eastAsia"/>
-        </w:rPr>
-        <w:t>:\users\jenkins\slave.jar</w:t>
-      </w:r>
-      <w:r>
-        <w:rPr>
-          <w:rFonts w:hint="eastAsia"/>
-        </w:rPr>
-        <w:t>编写</w:t>
-      </w:r>
-      <w:r>
-        <w:rPr>
-          <w:rFonts w:hint="eastAsia"/>
-        </w:rPr>
-        <w:t>bat</w:t>
-      </w:r>
-      <w:r>
-        <w:rPr>
-          <w:rFonts w:hint="eastAsia"/>
-        </w:rPr>
-        <w:t>脚本</w:t>
-      </w:r>
-      <w:r>
-        <w:rPr>
-          <w:rFonts w:hint="eastAsia"/>
-        </w:rPr>
-        <w:t>:</w:t>
-      </w:r>
-    </w:p>
-    <w:p>
-      <w:r>
-        <w:rPr>
-          <w:rFonts w:hint="eastAsia"/>
-        </w:rPr>
-        <w:t>java -jar C:\users\jenkins\slave.jar</w:t>
-      </w:r>
-      <w:r>
-        <w:rPr>
-          <w:rFonts w:hint="eastAsia"/>
-        </w:rPr>
-        <w:t xml:space="preserve"> </w:t>
-      </w:r>
-      <w:r>
-        <w:t xml:space="preserve">-jnlpUrl </w:t>
-      </w:r>
-    </w:p>
-    <w:p>
-      <w:r>
-        <w:t xml:space="preserve">http://192.168.30.185:8080/computer/COMPILE_WINDOWS1/slave-agent.jnlp </w:t>
-      </w:r>
-    </w:p>
-    <w:p>
-      <w:r>
-        <w:t>-secret 24e9ac7caceb04ee3c48311dcbac673087da09f28baa47ce7eade0af4f757bc0</w:t>
-      </w:r>
-    </w:p>
-    <w:p>
-      <w:r>
-        <w:rPr>
-          <w:rFonts w:hint="eastAsia"/>
-        </w:rPr>
-        <w:t>slave.jar</w:t>
-      </w:r>
-      <w:r>
-        <w:rPr>
-          <w:rFonts w:hint="eastAsia"/>
-        </w:rPr>
-        <w:t>包的位置可更换</w:t>
-      </w:r>
-    </w:p>
     <w:p/>
     <w:sectPr>
       <w:pgSz w:w="11906" w:h="16838"/>
@@ -5085,6 +5663,15 @@
     <w:lvlOverride w:ilvl="0">
       <w:startOverride w:val="1"/>
     </w:lvlOverride>
+  </w:num>
+  <w:num w:numId="26">
+    <w:abstractNumId w:val="10"/>
+    <w:lvlOverride w:ilvl="0">
+      <w:startOverride w:val="1"/>
+    </w:lvlOverride>
+  </w:num>
+  <w:num w:numId="27">
+    <w:abstractNumId w:val="3"/>
   </w:num>
 </w:numbering>
 </file>
